--- a/docs/20260804_db-erd.docx
+++ b/docs/20260804_db-erd.docx
@@ -105,446 +105,184 @@
     </w:p>
     <w:p>
       <w:pPr>
-        <w:spacing w:before="80" w:after="160"/>
-        <w:ind w:left="280"/>
-        <w:shd w:val="clear" w:fill="F4F5F7"/>
+        <w:spacing w:after="140"/>
       </w:pPr>
       <w:r>
         <w:rPr>
-          <w:rFonts w:ascii="D2Coding" w:hAnsi="D2Coding" w:eastAsia="D2Coding" w:cs="D2Coding"/>
-          <w:sz w:val="18"/>
+          <w:rFonts w:ascii="맑은 고딕" w:hAnsi="맑은 고딕" w:eastAsia="맑은 고딕" w:cs="맑은 고딕"/>
+          <w:b w:val="0"/>
         </w:rPr>
-        <w:t xml:space="preserve">                          ┌──────────────┐</w:t>
-        <w:br/>
+        <w:t xml:space="preserve">굵은 줄기는 하나다 — </w:t>
+      </w:r>
+      <w:r>
+        <w:rPr>
+          <w:rFonts w:ascii="맑은 고딕" w:hAnsi="맑은 고딕" w:eastAsia="맑은 고딕" w:cs="맑은 고딕"/>
+          <w:b/>
+        </w:rPr>
+        <w:t>지역 → 코어 → 슬라이드 → 시야 → 사진.</w:t>
+      </w:r>
+      <w:r>
+        <w:rPr>
+          <w:rFonts w:ascii="맑은 고딕" w:hAnsi="맑은 고딕" w:eastAsia="맑은 고딕" w:cs="맑은 고딕"/>
+          <w:b w:val="0"/>
+        </w:rPr>
+        <w:t xml:space="preserve"> 폴더 이름 </w:t>
       </w:r>
       <w:r>
         <w:rPr>
           <w:rFonts w:ascii="D2Coding" w:hAnsi="D2Coding" w:eastAsia="D2Coding" w:cs="D2Coding"/>
-          <w:sz w:val="18"/>
+          <w:color w:val="C0362C"/>
+          <w:sz w:val="19"/>
         </w:rPr>
-        <w:t xml:space="preserve">                          │   RunBatch   │  한 번의 작업에 붙이는 이름표</w:t>
-        <w:br/>
+        <w:t>RS23-GC03 71cm</w:t>
+      </w:r>
+      <w:r>
+        <w:rPr>
+          <w:rFonts w:ascii="맑은 고딕" w:hAnsi="맑은 고딕" w:eastAsia="맑은 고딕" w:cs="맑은 고딕"/>
+          <w:b w:val="0"/>
+        </w:rPr>
+        <w:t xml:space="preserve"> 을 통짜 문자열로 두지 않고 갈라 담은 결과이고, 그래야 "같은 코어에서 깊이에 따른 군집 변화" 나 "지역별 차이" 를 질의할 수 있다.</w:t>
+      </w:r>
+    </w:p>
+    <w:p>
+      <w:pPr>
+        <w:jc w:val="center"/>
+      </w:pPr>
+      <w:r>
+        <w:drawing>
+          <wp:inline xmlns:a="http://schemas.openxmlformats.org/drawingml/2006/main" xmlns:pic="http://schemas.openxmlformats.org/drawingml/2006/picture">
+            <wp:extent cx="5580000" cy="2220612"/>
+            <wp:docPr id="1" name="Picture 1"/>
+            <wp:cNvGraphicFramePr>
+              <a:graphicFrameLocks noChangeAspect="1"/>
+            </wp:cNvGraphicFramePr>
+            <a:graphic>
+              <a:graphicData uri="http://schemas.openxmlformats.org/drawingml/2006/picture">
+                <pic:pic>
+                  <pic:nvPicPr>
+                    <pic:cNvPr id="0" name="mermaid-0d0a2772278e.png"/>
+                    <pic:cNvPicPr/>
+                  </pic:nvPicPr>
+                  <pic:blipFill>
+                    <a:blip r:embed="rId9"/>
+                    <a:stretch>
+                      <a:fillRect/>
+                    </a:stretch>
+                  </pic:blipFill>
+                  <pic:spPr>
+                    <a:xfrm>
+                      <a:off x="0" y="0"/>
+                      <a:ext cx="5580000" cy="2220612"/>
+                    </a:xfrm>
+                    <a:prstGeom prst="rect"/>
+                  </pic:spPr>
+                </pic:pic>
+              </a:graphicData>
+            </a:graphic>
+          </wp:inline>
+        </w:drawing>
+      </w:r>
+    </w:p>
+    <w:p>
+      <w:pPr>
+        <w:spacing w:after="140"/>
+      </w:pPr>
+      <w:r>
+        <w:rPr>
+          <w:rFonts w:ascii="맑은 고딕" w:hAnsi="맑은 고딕" w:eastAsia="맑은 고딕" w:cs="맑은 고딕"/>
+          <w:b w:val="0"/>
+        </w:rPr>
+        <w:t>&lt;!-- 색: 파랑 = 시료 계통(줄기) · 초록 = 검출 · 빨강 = 사람의 교정 · 회색 = 설정과 이력 --&gt;</w:t>
+      </w:r>
+    </w:p>
+    <w:p>
+      <w:pPr>
+        <w:spacing w:after="140"/>
+      </w:pPr>
+      <w:r>
+        <w:rPr>
+          <w:rFonts w:ascii="맑은 고딕" w:hAnsi="맑은 고딕" w:eastAsia="맑은 고딕" w:cs="맑은 고딕"/>
+          <w:b/>
+        </w:rPr>
+        <w:t>파랑</w:t>
+      </w:r>
+      <w:r>
+        <w:rPr>
+          <w:rFonts w:ascii="맑은 고딕" w:hAnsi="맑은 고딕" w:eastAsia="맑은 고딕" w:cs="맑은 고딕"/>
+          <w:b w:val="0"/>
+        </w:rPr>
+        <w:t xml:space="preserve">이 줄기(시료 계통), </w:t>
+      </w:r>
+      <w:r>
+        <w:rPr>
+          <w:rFonts w:ascii="맑은 고딕" w:hAnsi="맑은 고딕" w:eastAsia="맑은 고딕" w:cs="맑은 고딕"/>
+          <w:b/>
+        </w:rPr>
+        <w:t>초록</w:t>
+      </w:r>
+      <w:r>
+        <w:rPr>
+          <w:rFonts w:ascii="맑은 고딕" w:hAnsi="맑은 고딕" w:eastAsia="맑은 고딕" w:cs="맑은 고딕"/>
+          <w:b w:val="0"/>
+        </w:rPr>
+        <w:t xml:space="preserve">이 검출, </w:t>
+      </w:r>
+      <w:r>
+        <w:rPr>
+          <w:rFonts w:ascii="맑은 고딕" w:hAnsi="맑은 고딕" w:eastAsia="맑은 고딕" w:cs="맑은 고딕"/>
+          <w:b/>
+        </w:rPr>
+        <w:t>빨강</w:t>
+      </w:r>
+      <w:r>
+        <w:rPr>
+          <w:rFonts w:ascii="맑은 고딕" w:hAnsi="맑은 고딕" w:eastAsia="맑은 고딕" w:cs="맑은 고딕"/>
+          <w:b w:val="0"/>
+        </w:rPr>
+        <w:t xml:space="preserve">이 사람의 교정, </w:t>
+      </w:r>
+      <w:r>
+        <w:rPr>
+          <w:rFonts w:ascii="맑은 고딕" w:hAnsi="맑은 고딕" w:eastAsia="맑은 고딕" w:cs="맑은 고딕"/>
+          <w:b/>
+        </w:rPr>
+        <w:t>회색</w:t>
+      </w:r>
+      <w:r>
+        <w:rPr>
+          <w:rFonts w:ascii="맑은 고딕" w:hAnsi="맑은 고딕" w:eastAsia="맑은 고딕" w:cs="맑은 고딕"/>
+          <w:b w:val="0"/>
+        </w:rPr>
+        <w:t xml:space="preserve">이 설정과 이력이다. 실선은 소유(FK, 지우면 따라 지워진다), </w:t>
+      </w:r>
+      <w:r>
+        <w:rPr>
+          <w:rFonts w:ascii="맑은 고딕" w:hAnsi="맑은 고딕" w:eastAsia="맑은 고딕" w:cs="맑은 고딕"/>
+          <w:b/>
+        </w:rPr>
+        <w:t>점선은 참조이거나 FK 가 아예 아닌 것</w:t>
+      </w:r>
+      <w:r>
+        <w:rPr>
+          <w:rFonts w:ascii="맑은 고딕" w:hAnsi="맑은 고딕" w:eastAsia="맑은 고딕" w:cs="맑은 고딕"/>
+          <w:b w:val="0"/>
+        </w:rPr>
+        <w:t xml:space="preserve">이다. 특히 </w:t>
       </w:r>
       <w:r>
         <w:rPr>
           <w:rFonts w:ascii="D2Coding" w:hAnsi="D2Coding" w:eastAsia="D2Coding" w:cs="D2Coding"/>
-          <w:sz w:val="18"/>
+          <w:color w:val="C0362C"/>
+          <w:sz w:val="19"/>
         </w:rPr>
-        <w:t xml:space="preserve">                          │  kind·label  │  (sam2-전수 · yolo-1차 …)</w:t>
-        <w:br/>
+        <w:t>Candidate ⇢ ObjectReview</w:t>
       </w:r>
       <w:r>
         <w:rPr>
-          <w:rFonts w:ascii="D2Coding" w:hAnsi="D2Coding" w:eastAsia="D2Coding" w:cs="D2Coding"/>
-          <w:sz w:val="18"/>
+          <w:rFonts w:ascii="맑은 고딕" w:hAnsi="맑은 고딕" w:eastAsia="맑은 고딕" w:cs="맑은 고딕"/>
+          <w:b w:val="0"/>
         </w:rPr>
-        <w:t xml:space="preserve">                          └──────┬───────┘</w:t>
-        <w:br/>
-      </w:r>
-      <w:r>
-        <w:rPr>
-          <w:rFonts w:ascii="D2Coding" w:hAnsi="D2Coding" w:eastAsia="D2Coding" w:cs="D2Coding"/>
-          <w:sz w:val="18"/>
-        </w:rPr>
-        <w:t xml:space="preserve">                                 │ 1</w:t>
-        <w:br/>
-      </w:r>
-      <w:r>
-        <w:rPr>
-          <w:rFonts w:ascii="D2Coding" w:hAnsi="D2Coding" w:eastAsia="D2Coding" w:cs="D2Coding"/>
-          <w:sz w:val="18"/>
-        </w:rPr>
-        <w:t xml:space="preserve">                                 │</w:t>
-        <w:br/>
-      </w:r>
-      <w:r>
-        <w:rPr>
-          <w:rFonts w:ascii="D2Coding" w:hAnsi="D2Coding" w:eastAsia="D2Coding" w:cs="D2Coding"/>
-          <w:sz w:val="18"/>
-        </w:rPr>
-        <w:t xml:space="preserve">                                 ▽ N</w:t>
-        <w:br/>
-      </w:r>
-      <w:r>
-        <w:rPr>
-          <w:rFonts w:ascii="D2Coding" w:hAnsi="D2Coding" w:eastAsia="D2Coding" w:cs="D2Coding"/>
-          <w:sz w:val="18"/>
-        </w:rPr>
-        <w:t>┌────────┐  1    N ┌────────┐  1    N ┌──────────┐  N    1 ┌──────────┐</w:t>
-        <w:br/>
-      </w:r>
-      <w:r>
-        <w:rPr>
-          <w:rFonts w:ascii="D2Coding" w:hAnsi="D2Coding" w:eastAsia="D2Coding" w:cs="D2Coding"/>
-          <w:sz w:val="18"/>
-        </w:rPr>
-        <w:t>│  Site  ├─────────┤  Core  ├─────────┤  Slide   ├─────────┤   Run    │</w:t>
-        <w:br/>
-      </w:r>
-      <w:r>
-        <w:rPr>
-          <w:rFonts w:ascii="D2Coding" w:hAnsi="D2Coding" w:eastAsia="D2Coding" w:cs="D2Coding"/>
-          <w:sz w:val="18"/>
-        </w:rPr>
-        <w:t>│ 지역   │  cores  │ 코어   │ slides  │ 슬라이드 │  runs   │ 실행이력 │</w:t>
-        <w:br/>
-      </w:r>
-      <w:r>
-        <w:rPr>
-          <w:rFonts w:ascii="D2Coding" w:hAnsi="D2Coding" w:eastAsia="D2Coding" w:cs="D2Coding"/>
-          <w:sz w:val="18"/>
-        </w:rPr>
-        <w:t>└────────┘         └────────┘         └────┬─────┘         └──────────┘</w:t>
-        <w:br/>
-      </w:r>
-      <w:r>
-        <w:rPr>
-          <w:rFonts w:ascii="D2Coding" w:hAnsi="D2Coding" w:eastAsia="D2Coding" w:cs="D2Coding"/>
-          <w:sz w:val="18"/>
-        </w:rPr>
-        <w:t xml:space="preserve"> code·area          code·kind          slug·state              │ 이 실행이 만든 것을</w:t>
-        <w:br/>
-      </w:r>
-      <w:r>
-        <w:rPr>
-          <w:rFonts w:ascii="D2Coding" w:hAnsi="D2Coding" w:eastAsia="D2Coding" w:cs="D2Coding"/>
-          <w:sz w:val="18"/>
-        </w:rPr>
-        <w:t xml:space="preserve"> lat·lon            lat·lon            depth_cm                │ 아래 셋이 가리킨다</w:t>
-        <w:br/>
-      </w:r>
-      <w:r>
-        <w:rPr>
-          <w:rFonts w:ascii="D2Coding" w:hAnsi="D2Coding" w:eastAsia="D2Coding" w:cs="D2Coding"/>
-          <w:sz w:val="18"/>
-        </w:rPr>
-        <w:t xml:space="preserve">                                            │ 1                │  Viewpoint.grouping_run</w:t>
-        <w:br/>
-      </w:r>
-      <w:r>
-        <w:rPr>
-          <w:rFonts w:ascii="D2Coding" w:hAnsi="D2Coding" w:eastAsia="D2Coding" w:cs="D2Coding"/>
-          <w:sz w:val="18"/>
-        </w:rPr>
-        <w:t xml:space="preserve">                                            │                  │  Stack.run</w:t>
-        <w:br/>
-      </w:r>
-      <w:r>
-        <w:rPr>
-          <w:rFonts w:ascii="D2Coding" w:hAnsi="D2Coding" w:eastAsia="D2Coding" w:cs="D2Coding"/>
-          <w:sz w:val="18"/>
-        </w:rPr>
-        <w:t xml:space="preserve">                                            ▽ N                │  Detection.run</w:t>
-        <w:br/>
-      </w:r>
-      <w:r>
-        <w:rPr>
-          <w:rFonts w:ascii="D2Coding" w:hAnsi="D2Coding" w:eastAsia="D2Coding" w:cs="D2Coding"/>
-          <w:sz w:val="18"/>
-        </w:rPr>
-        <w:t xml:space="preserve">                                     ┌──────────────┐          │</w:t>
-        <w:br/>
-      </w:r>
-      <w:r>
-        <w:rPr>
-          <w:rFonts w:ascii="D2Coding" w:hAnsi="D2Coding" w:eastAsia="D2Coding" w:cs="D2Coding"/>
-          <w:sz w:val="18"/>
-        </w:rPr>
-        <w:t xml:space="preserve">                            ┌────────┤  Viewpoint   ├──────────┘</w:t>
-        <w:br/>
-      </w:r>
-      <w:r>
-        <w:rPr>
-          <w:rFonts w:ascii="D2Coding" w:hAnsi="D2Coding" w:eastAsia="D2Coding" w:cs="D2Coding"/>
-          <w:sz w:val="18"/>
-        </w:rPr>
-        <w:t xml:space="preserve">                            │        │    시야      │</w:t>
-        <w:br/>
-      </w:r>
-      <w:r>
-        <w:rPr>
-          <w:rFonts w:ascii="D2Coding" w:hAnsi="D2Coding" w:eastAsia="D2Coding" w:cs="D2Coding"/>
-          <w:sz w:val="18"/>
-        </w:rPr>
-        <w:t xml:space="preserve">                            │        └──┬───┬───┬───┘</w:t>
-        <w:br/>
-      </w:r>
-      <w:r>
-        <w:rPr>
-          <w:rFonts w:ascii="D2Coding" w:hAnsi="D2Coding" w:eastAsia="D2Coding" w:cs="D2Coding"/>
-          <w:sz w:val="18"/>
-        </w:rPr>
-        <w:t xml:space="preserve">                            │           │   │   │</w:t>
-        <w:br/>
-      </w:r>
-      <w:r>
-        <w:rPr>
-          <w:rFonts w:ascii="D2Coding" w:hAnsi="D2Coding" w:eastAsia="D2Coding" w:cs="D2Coding"/>
-          <w:sz w:val="18"/>
-        </w:rPr>
-        <w:t xml:space="preserve">              1 ┌───────────┘         1 │   │ 1 │ N</w:t>
-        <w:br/>
-      </w:r>
-      <w:r>
-        <w:rPr>
-          <w:rFonts w:ascii="D2Coding" w:hAnsi="D2Coding" w:eastAsia="D2Coding" w:cs="D2Coding"/>
-          <w:sz w:val="18"/>
-        </w:rPr>
-        <w:t xml:space="preserve">                ▽                       ▽   │   ▽</w:t>
-        <w:br/>
-      </w:r>
-      <w:r>
-        <w:rPr>
-          <w:rFonts w:ascii="D2Coding" w:hAnsi="D2Coding" w:eastAsia="D2Coding" w:cs="D2Coding"/>
-          <w:sz w:val="18"/>
-        </w:rPr>
-        <w:t xml:space="preserve">        ┌───────────────┐        ┌──────────┐ │ ┌──────────────┐</w:t>
-        <w:br/>
-      </w:r>
-      <w:r>
-        <w:rPr>
-          <w:rFonts w:ascii="D2Coding" w:hAnsi="D2Coding" w:eastAsia="D2Coding" w:cs="D2Coding"/>
-          <w:sz w:val="18"/>
-        </w:rPr>
-        <w:t xml:space="preserve">        │     Stack     │        │Viewpoint │ │ │  Detection   │</w:t>
-        <w:br/>
-      </w:r>
-      <w:r>
-        <w:rPr>
-          <w:rFonts w:ascii="D2Coding" w:hAnsi="D2Coding" w:eastAsia="D2Coding" w:cs="D2Coding"/>
-          <w:sz w:val="18"/>
-        </w:rPr>
-        <w:t xml:space="preserve">        │   합성본 1:1  │        │  Review  │ │ │  검출 실행   │</w:t>
-        <w:br/>
-      </w:r>
-      <w:r>
-        <w:rPr>
-          <w:rFonts w:ascii="D2Coding" w:hAnsi="D2Coding" w:eastAsia="D2Coding" w:cs="D2Coding"/>
-          <w:sz w:val="18"/>
-        </w:rPr>
-        <w:t xml:space="preserve">        └───────────────┘        │   1:1    │ │ └──────┬───────┘</w:t>
-        <w:br/>
-      </w:r>
-      <w:r>
-        <w:rPr>
-          <w:rFonts w:ascii="D2Coding" w:hAnsi="D2Coding" w:eastAsia="D2Coding" w:cs="D2Coding"/>
-          <w:sz w:val="18"/>
-        </w:rPr>
-        <w:t xml:space="preserve">        focused_path             └──────────┘ │        │ 1</w:t>
-        <w:br/>
-      </w:r>
-      <w:r>
-        <w:rPr>
-          <w:rFonts w:ascii="D2Coding" w:hAnsi="D2Coding" w:eastAsia="D2Coding" w:cs="D2Coding"/>
-          <w:sz w:val="18"/>
-        </w:rPr>
-        <w:t xml:space="preserve">        gain·align_failed         done·note   │        ▽ N</w:t>
-        <w:br/>
-      </w:r>
-      <w:r>
-        <w:rPr>
-          <w:rFonts w:ascii="D2Coding" w:hAnsi="D2Coding" w:eastAsia="D2Coding" w:cs="D2Coding"/>
-          <w:sz w:val="18"/>
-        </w:rPr>
-        <w:t xml:space="preserve">                                              │ ┌──────────────┐</w:t>
-        <w:br/>
-      </w:r>
-      <w:r>
-        <w:rPr>
-          <w:rFonts w:ascii="D2Coding" w:hAnsi="D2Coding" w:eastAsia="D2Coding" w:cs="D2Coding"/>
-          <w:sz w:val="18"/>
-        </w:rPr>
-        <w:t xml:space="preserve">                       N ┌────────────────────┘ │  Candidate   │</w:t>
-        <w:br/>
-      </w:r>
-      <w:r>
-        <w:rPr>
-          <w:rFonts w:ascii="D2Coding" w:hAnsi="D2Coding" w:eastAsia="D2Coding" w:cs="D2Coding"/>
-          <w:sz w:val="18"/>
-        </w:rPr>
-        <w:t xml:space="preserve">                         ▽                      │   개체       │</w:t>
-        <w:br/>
-      </w:r>
-      <w:r>
-        <w:rPr>
-          <w:rFonts w:ascii="D2Coding" w:hAnsi="D2Coding" w:eastAsia="D2Coding" w:cs="D2Coding"/>
-          <w:sz w:val="18"/>
-        </w:rPr>
-        <w:t xml:space="preserve">                  ┌─────────────┐               └──────┬───────┘</w:t>
-        <w:br/>
-      </w:r>
-      <w:r>
-        <w:rPr>
-          <w:rFonts w:ascii="D2Coding" w:hAnsi="D2Coding" w:eastAsia="D2Coding" w:cs="D2Coding"/>
-          <w:sz w:val="18"/>
-        </w:rPr>
-        <w:t xml:space="preserve">                  │    Frame    │               mask_key·bbox</w:t>
-        <w:br/>
-      </w:r>
-      <w:r>
-        <w:rPr>
-          <w:rFonts w:ascii="D2Coding" w:hAnsi="D2Coding" w:eastAsia="D2Coding" w:cs="D2Coding"/>
-          <w:sz w:val="18"/>
-        </w:rPr>
-        <w:t xml:space="preserve">                  │   사진      │               polygon·passed</w:t>
-        <w:br/>
-      </w:r>
-      <w:r>
-        <w:rPr>
-          <w:rFonts w:ascii="D2Coding" w:hAnsi="D2Coding" w:eastAsia="D2Coding" w:cs="D2Coding"/>
-          <w:sz w:val="18"/>
-        </w:rPr>
-        <w:t xml:space="preserve">                  └─────────────┘                      ▲</w:t>
-        <w:br/>
-      </w:r>
-      <w:r>
-        <w:rPr>
-          <w:rFonts w:ascii="D2Coding" w:hAnsi="D2Coding" w:eastAsia="D2Coding" w:cs="D2Coding"/>
-          <w:sz w:val="18"/>
-        </w:rPr>
-        <w:t xml:space="preserve">                  name·sharpness                       ╎</w:t>
-        <w:br/>
-      </w:r>
-      <w:r>
-        <w:rPr>
-          <w:rFonts w:ascii="D2Coding" w:hAnsi="D2Coding" w:eastAsia="D2Coding" w:cs="D2Coding"/>
-          <w:sz w:val="18"/>
-        </w:rPr>
-        <w:t xml:space="preserve">                  acquired_at                          ╎ SET_NULL FK</w:t>
-        <w:br/>
-      </w:r>
-      <w:r>
-        <w:rPr>
-          <w:rFonts w:ascii="D2Coding" w:hAnsi="D2Coding" w:eastAsia="D2Coding" w:cs="D2Coding"/>
-          <w:sz w:val="18"/>
-        </w:rPr>
-        <w:t xml:space="preserve">                                                       ╎ (진짜 키가 아니다)</w:t>
-        <w:br/>
-      </w:r>
-      <w:r>
-        <w:rPr>
-          <w:rFonts w:ascii="D2Coding" w:hAnsi="D2Coding" w:eastAsia="D2Coding" w:cs="D2Coding"/>
-          <w:sz w:val="18"/>
-        </w:rPr>
-        <w:t xml:space="preserve">                            ┌──────────────┐           ╎</w:t>
-        <w:br/>
-      </w:r>
-      <w:r>
-        <w:rPr>
-          <w:rFonts w:ascii="D2Coding" w:hAnsi="D2Coding" w:eastAsia="D2Coding" w:cs="D2Coding"/>
-          <w:sz w:val="18"/>
-        </w:rPr>
-        <w:t xml:space="preserve">                            │ ObjectReview │╌╌╌╌╌╌╌╌╌╌╌┘</w:t>
-        <w:br/>
-      </w:r>
-      <w:r>
-        <w:rPr>
-          <w:rFonts w:ascii="D2Coding" w:hAnsi="D2Coding" w:eastAsia="D2Coding" w:cs="D2Coding"/>
-          <w:sz w:val="18"/>
-        </w:rPr>
-        <w:t xml:space="preserve">                            │  개체 교정   │</w:t>
-        <w:br/>
-      </w:r>
-      <w:r>
-        <w:rPr>
-          <w:rFonts w:ascii="D2Coding" w:hAnsi="D2Coding" w:eastAsia="D2Coding" w:cs="D2Coding"/>
-          <w:sz w:val="18"/>
-        </w:rPr>
-        <w:t xml:space="preserve">                            └──────────────┘</w:t>
-        <w:br/>
-      </w:r>
-      <w:r>
-        <w:rPr>
-          <w:rFonts w:ascii="D2Coding" w:hAnsi="D2Coding" w:eastAsia="D2Coding" w:cs="D2Coding"/>
-          <w:sz w:val="18"/>
-        </w:rPr>
-        <w:t xml:space="preserve">                            (viewpoint, mask_key) ← **진짜 키**</w:t>
-        <w:br/>
-      </w:r>
-      <w:r>
-        <w:rPr>
-          <w:rFonts w:ascii="D2Coding" w:hAnsi="D2Coding" w:eastAsia="D2Coding" w:cs="D2Coding"/>
-          <w:sz w:val="18"/>
-        </w:rPr>
-        <w:t xml:space="preserve">                            geom·removed·accepted·label</w:t>
-        <w:br/>
-      </w:r>
-      <w:r>
-        <w:rPr>
-          <w:rFonts w:ascii="D2Coding" w:hAnsi="D2Coding" w:eastAsia="D2Coding" w:cs="D2Coding"/>
-          <w:sz w:val="18"/>
-        </w:rPr>
-        <w:br/>
-      </w:r>
-      <w:r>
-        <w:rPr>
-          <w:rFonts w:ascii="D2Coding" w:hAnsi="D2Coding" w:eastAsia="D2Coding" w:cs="D2Coding"/>
-          <w:sz w:val="18"/>
-        </w:rPr>
-        <w:t xml:space="preserve">            ┌──────────────┐   ┌──────────┐   ┌──────────┐</w:t>
-        <w:br/>
-      </w:r>
-      <w:r>
-        <w:rPr>
-          <w:rFonts w:ascii="D2Coding" w:hAnsi="D2Coding" w:eastAsia="D2Coding" w:cs="D2Coding"/>
-          <w:sz w:val="18"/>
-        </w:rPr>
-        <w:t xml:space="preserve">            │ ThresholdSet │   │ ClassDef │   │ Setting  │</w:t>
-        <w:br/>
-      </w:r>
-      <w:r>
-        <w:rPr>
-          <w:rFonts w:ascii="D2Coding" w:hAnsi="D2Coding" w:eastAsia="D2Coding" w:cs="D2Coding"/>
-          <w:sz w:val="18"/>
-        </w:rPr>
-        <w:t xml:space="preserve">            │  판정 문턱   │   │ 분류 정의│   │ key-value│</w:t>
-        <w:br/>
-      </w:r>
-      <w:r>
-        <w:rPr>
-          <w:rFonts w:ascii="D2Coding" w:hAnsi="D2Coding" w:eastAsia="D2Coding" w:cs="D2Coding"/>
-          <w:sz w:val="18"/>
-        </w:rPr>
-        <w:t xml:space="preserve">            └──────┬───────┘   └──────────┘   └──────────┘</w:t>
-        <w:br/>
-      </w:r>
-      <w:r>
-        <w:rPr>
-          <w:rFonts w:ascii="D2Coding" w:hAnsi="D2Coding" w:eastAsia="D2Coding" w:cs="D2Coding"/>
-          <w:sz w:val="18"/>
-        </w:rPr>
-        <w:t xml:space="preserve">                   │ N:1 로 Detection 이 가리킨다</w:t>
-        <w:br/>
-      </w:r>
-      <w:r>
-        <w:rPr>
-          <w:rFonts w:ascii="D2Coding" w:hAnsi="D2Coding" w:eastAsia="D2Coding" w:cs="D2Coding"/>
-          <w:sz w:val="18"/>
-        </w:rPr>
-        <w:t xml:space="preserve">                   └─▷ Detection.thresholds</w:t>
-        <w:br/>
-      </w:r>
-      <w:r>
-        <w:rPr>
-          <w:rFonts w:ascii="D2Coding" w:hAnsi="D2Coding" w:eastAsia="D2Coding" w:cs="D2Coding"/>
-          <w:sz w:val="18"/>
-        </w:rPr>
-        <w:br/>
-      </w:r>
-      <w:r>
-        <w:rPr>
-          <w:rFonts w:ascii="D2Coding" w:hAnsi="D2Coding" w:eastAsia="D2Coding" w:cs="D2Coding"/>
-          <w:sz w:val="18"/>
-        </w:rPr>
-        <w:t xml:space="preserve">            ClassDef 와 Setting 은 **아무와도 매이지 않는다** —</w:t>
-        <w:br/>
-      </w:r>
-      <w:r>
-        <w:rPr>
-          <w:rFonts w:ascii="D2Coding" w:hAnsi="D2Coding" w:eastAsia="D2Coding" w:cs="D2Coding"/>
-          <w:sz w:val="18"/>
-        </w:rPr>
-        <w:t xml:space="preserve">            `cls` 문자열과 `key` 문자열로 느슨히 이어질 뿐이다</w:t>
+        <w:t xml:space="preserve"> 는 사람의 교정이 후보에 매여 있지 않다는 뜻이다 (§1.3).</w:t>
       </w:r>
     </w:p>
     <w:p>
@@ -557,7 +295,7 @@
           <w:b w:val="0"/>
           <w:color w:val="1A1D23"/>
         </w:rPr>
-        <w:t>이 그림에서 읽어야 할 것 셋</w:t>
+        <w:t>1.1 시료 계통과 이력</w:t>
       </w:r>
     </w:p>
     <w:p>
@@ -567,9 +305,336 @@
       <w:r>
         <w:rPr>
           <w:rFonts w:ascii="맑은 고딕" w:hAnsi="맑은 고딕" w:eastAsia="맑은 고딕" w:cs="맑은 고딕"/>
+          <w:b w:val="0"/>
+        </w:rPr>
+        <w:t xml:space="preserve">무엇이 무엇에 매이는지만 본다. </w:t>
+      </w:r>
+      <w:r>
+        <w:rPr>
+          <w:rFonts w:ascii="맑은 고딕" w:hAnsi="맑은 고딕" w:eastAsia="맑은 고딕" w:cs="맑은 고딕"/>
           <w:b/>
         </w:rPr>
-        <w:t>1. 굵은 줄기는 하나다.</w:t>
+        <w:t>칸의 뜻은 [DB 명세](20260804_db-specification.md)</w:t>
+      </w:r>
+      <w:r>
+        <w:rPr>
+          <w:rFonts w:ascii="맑은 고딕" w:hAnsi="맑은 고딕" w:eastAsia="맑은 고딕" w:cs="맑은 고딕"/>
+          <w:b w:val="0"/>
+        </w:rPr>
+        <w:t xml:space="preserve"> 에 있고, 유일 제약과 인덱스는 아래 §3 이다.</w:t>
+      </w:r>
+    </w:p>
+    <w:p>
+      <w:pPr>
+        <w:jc w:val="center"/>
+      </w:pPr>
+      <w:r>
+        <w:drawing>
+          <wp:inline xmlns:a="http://schemas.openxmlformats.org/drawingml/2006/main" xmlns:pic="http://schemas.openxmlformats.org/drawingml/2006/picture">
+            <wp:extent cx="4999090" cy="8460000"/>
+            <wp:docPr id="2" name="Picture 2"/>
+            <wp:cNvGraphicFramePr>
+              <a:graphicFrameLocks noChangeAspect="1"/>
+            </wp:cNvGraphicFramePr>
+            <a:graphic>
+              <a:graphicData uri="http://schemas.openxmlformats.org/drawingml/2006/picture">
+                <pic:pic>
+                  <pic:nvPicPr>
+                    <pic:cNvPr id="0" name="mermaid-4fe952fe01ca.png"/>
+                    <pic:cNvPicPr/>
+                  </pic:nvPicPr>
+                  <pic:blipFill>
+                    <a:blip r:embed="rId10"/>
+                    <a:stretch>
+                      <a:fillRect/>
+                    </a:stretch>
+                  </pic:blipFill>
+                  <pic:spPr>
+                    <a:xfrm>
+                      <a:off x="0" y="0"/>
+                      <a:ext cx="4999090" cy="8460000"/>
+                    </a:xfrm>
+                    <a:prstGeom prst="rect"/>
+                  </pic:spPr>
+                </pic:pic>
+              </a:graphicData>
+            </a:graphic>
+          </wp:inline>
+        </w:drawing>
+      </w:r>
+    </w:p>
+    <w:p>
+      <w:pPr>
+        <w:spacing w:after="140"/>
+      </w:pPr>
+      <w:r>
+        <w:rPr>
+          <w:rFonts w:ascii="D2Coding" w:hAnsi="D2Coding" w:eastAsia="D2Coding" w:cs="D2Coding"/>
+          <w:color w:val="C0362C"/>
+          <w:sz w:val="19"/>
+        </w:rPr>
+        <w:t>Viewpoint ||--o{ Frame</w:t>
+      </w:r>
+      <w:r>
+        <w:rPr>
+          <w:rFonts w:ascii="맑은 고딕" w:hAnsi="맑은 고딕" w:eastAsia="맑은 고딕" w:cs="맑은 고딕"/>
+          <w:b w:val="0"/>
+        </w:rPr>
+        <w:t xml:space="preserve"> 과 </w:t>
+      </w:r>
+      <w:r>
+        <w:rPr>
+          <w:rFonts w:ascii="D2Coding" w:hAnsi="D2Coding" w:eastAsia="D2Coding" w:cs="D2Coding"/>
+          <w:color w:val="C0362C"/>
+          <w:sz w:val="19"/>
+        </w:rPr>
+        <w:t>Slide ||--o{ Frame</w:t>
+      </w:r>
+      <w:r>
+        <w:rPr>
+          <w:rFonts w:ascii="맑은 고딕" w:hAnsi="맑은 고딕" w:eastAsia="맑은 고딕" w:cs="맑은 고딕"/>
+          <w:b w:val="0"/>
+        </w:rPr>
+        <w:t xml:space="preserve"> 이 </w:t>
+      </w:r>
+      <w:r>
+        <w:rPr>
+          <w:rFonts w:ascii="맑은 고딕" w:hAnsi="맑은 고딕" w:eastAsia="맑은 고딕" w:cs="맑은 고딕"/>
+          <w:b/>
+        </w:rPr>
+        <w:t>둘 다 있는 것</w:t>
+      </w:r>
+      <w:r>
+        <w:rPr>
+          <w:rFonts w:ascii="맑은 고딕" w:hAnsi="맑은 고딕" w:eastAsia="맑은 고딕" w:cs="맑은 고딕"/>
+          <w:b w:val="0"/>
+        </w:rPr>
+        <w:t>이 눈에 걸릴 수 있다. 사진은 슬라이드에 속하고(필수), 시야에는 그룹핑이 끝난 뒤에 붙는다(null). 그래서 그룹핑 전의 사진도 어디에 있는지 알 수 있다.</w:t>
+      </w:r>
+    </w:p>
+    <w:p>
+      <w:pPr>
+        <w:pStyle w:val="Heading3"/>
+      </w:pPr>
+      <w:r>
+        <w:rPr>
+          <w:rFonts w:ascii="맑은 고딕" w:hAnsi="맑은 고딕" w:eastAsia="맑은 고딕" w:cs="맑은 고딕"/>
+          <w:b w:val="0"/>
+          <w:color w:val="1A1D23"/>
+        </w:rPr>
+        <w:t>1.2 검출과 교정</w:t>
+      </w:r>
+    </w:p>
+    <w:p>
+      <w:pPr>
+        <w:spacing w:after="140"/>
+      </w:pPr>
+      <w:r>
+        <w:rPr>
+          <w:rFonts w:ascii="맑은 고딕" w:hAnsi="맑은 고딕" w:eastAsia="맑은 고딕" w:cs="맑은 고딕"/>
+          <w:b w:val="0"/>
+        </w:rPr>
+        <w:t xml:space="preserve">여기서는 칸을 몇 개 적는다 — </w:t>
+      </w:r>
+      <w:r>
+        <w:rPr>
+          <w:rFonts w:ascii="맑은 고딕" w:hAnsi="맑은 고딕" w:eastAsia="맑은 고딕" w:cs="맑은 고딕"/>
+          <w:b/>
+        </w:rPr>
+        <w:t>이 표들의 성격이 칸 하나에 걸려 있기 때문이다</w:t>
+      </w:r>
+      <w:r>
+        <w:rPr>
+          <w:rFonts w:ascii="맑은 고딕" w:hAnsi="맑은 고딕" w:eastAsia="맑은 고딕" w:cs="맑은 고딕"/>
+          <w:b w:val="0"/>
+        </w:rPr>
+        <w:t xml:space="preserve"> (</w:t>
+      </w:r>
+      <w:r>
+        <w:rPr>
+          <w:rFonts w:ascii="D2Coding" w:hAnsi="D2Coding" w:eastAsia="D2Coding" w:cs="D2Coding"/>
+          <w:color w:val="C0362C"/>
+          <w:sz w:val="19"/>
+        </w:rPr>
+        <w:t>is_current</w:t>
+      </w:r>
+      <w:r>
+        <w:rPr>
+          <w:rFonts w:ascii="맑은 고딕" w:hAnsi="맑은 고딕" w:eastAsia="맑은 고딕" w:cs="맑은 고딕"/>
+          <w:b w:val="0"/>
+        </w:rPr>
+        <w:t xml:space="preserve"> · </w:t>
+      </w:r>
+      <w:r>
+        <w:rPr>
+          <w:rFonts w:ascii="D2Coding" w:hAnsi="D2Coding" w:eastAsia="D2Coding" w:cs="D2Coding"/>
+          <w:color w:val="C0362C"/>
+          <w:sz w:val="19"/>
+        </w:rPr>
+        <w:t>passed</w:t>
+      </w:r>
+      <w:r>
+        <w:rPr>
+          <w:rFonts w:ascii="맑은 고딕" w:hAnsi="맑은 고딕" w:eastAsia="맑은 고딕" w:cs="맑은 고딕"/>
+          <w:b w:val="0"/>
+        </w:rPr>
+        <w:t xml:space="preserve"> · </w:t>
+      </w:r>
+      <w:r>
+        <w:rPr>
+          <w:rFonts w:ascii="D2Coding" w:hAnsi="D2Coding" w:eastAsia="D2Coding" w:cs="D2Coding"/>
+          <w:color w:val="C0362C"/>
+          <w:sz w:val="19"/>
+        </w:rPr>
+        <w:t>mask_key</w:t>
+      </w:r>
+      <w:r>
+        <w:rPr>
+          <w:rFonts w:ascii="맑은 고딕" w:hAnsi="맑은 고딕" w:eastAsia="맑은 고딕" w:cs="맑은 고딕"/>
+          <w:b w:val="0"/>
+        </w:rPr>
+        <w:t>).</w:t>
+      </w:r>
+    </w:p>
+    <w:p>
+      <w:pPr>
+        <w:jc w:val="center"/>
+      </w:pPr>
+      <w:r>
+        <w:drawing>
+          <wp:inline xmlns:a="http://schemas.openxmlformats.org/drawingml/2006/main" xmlns:pic="http://schemas.openxmlformats.org/drawingml/2006/picture">
+            <wp:extent cx="5580000" cy="4078239"/>
+            <wp:docPr id="3" name="Picture 3"/>
+            <wp:cNvGraphicFramePr>
+              <a:graphicFrameLocks noChangeAspect="1"/>
+            </wp:cNvGraphicFramePr>
+            <a:graphic>
+              <a:graphicData uri="http://schemas.openxmlformats.org/drawingml/2006/picture">
+                <pic:pic>
+                  <pic:nvPicPr>
+                    <pic:cNvPr id="0" name="mermaid-6aa374d2a001.png"/>
+                    <pic:cNvPicPr/>
+                  </pic:nvPicPr>
+                  <pic:blipFill>
+                    <a:blip r:embed="rId11"/>
+                    <a:stretch>
+                      <a:fillRect/>
+                    </a:stretch>
+                  </pic:blipFill>
+                  <pic:spPr>
+                    <a:xfrm>
+                      <a:off x="0" y="0"/>
+                      <a:ext cx="5580000" cy="4078239"/>
+                    </a:xfrm>
+                    <a:prstGeom prst="rect"/>
+                  </pic:spPr>
+                </pic:pic>
+              </a:graphicData>
+            </a:graphic>
+          </wp:inline>
+        </w:drawing>
+      </w:r>
+    </w:p>
+    <w:p>
+      <w:pPr>
+        <w:spacing w:after="140"/>
+      </w:pPr>
+      <w:r>
+        <w:rPr>
+          <w:rFonts w:ascii="D2Coding" w:hAnsi="D2Coding" w:eastAsia="D2Coding" w:cs="D2Coding"/>
+          <w:color w:val="C0362C"/>
+          <w:sz w:val="19"/>
+        </w:rPr>
+        <w:t>ClassDef</w:t>
+      </w:r>
+      <w:r>
+        <w:rPr>
+          <w:rFonts w:ascii="맑은 고딕" w:hAnsi="맑은 고딕" w:eastAsia="맑은 고딕" w:cs="맑은 고딕"/>
+          <w:b w:val="0"/>
+        </w:rPr>
+        <w:t xml:space="preserve">(그림에서는 </w:t>
+      </w:r>
+      <w:r>
+        <w:rPr>
+          <w:rFonts w:ascii="D2Coding" w:hAnsi="D2Coding" w:eastAsia="D2Coding" w:cs="D2Coding"/>
+          <w:color w:val="C0362C"/>
+          <w:sz w:val="19"/>
+        </w:rPr>
+        <w:t>CD</w:t>
+      </w:r>
+      <w:r>
+        <w:rPr>
+          <w:rFonts w:ascii="맑은 고딕" w:hAnsi="맑은 고딕" w:eastAsia="맑은 고딕" w:cs="맑은 고딕"/>
+          <w:b w:val="0"/>
+        </w:rPr>
+        <w:t xml:space="preserve"> — mermaid 가 </w:t>
+      </w:r>
+      <w:r>
+        <w:rPr>
+          <w:rFonts w:ascii="D2Coding" w:hAnsi="D2Coding" w:eastAsia="D2Coding" w:cs="D2Coding"/>
+          <w:color w:val="C0362C"/>
+          <w:sz w:val="19"/>
+        </w:rPr>
+        <w:t>classDef</w:t>
+      </w:r>
+      <w:r>
+        <w:rPr>
+          <w:rFonts w:ascii="맑은 고딕" w:hAnsi="맑은 고딕" w:eastAsia="맑은 고딕" w:cs="맑은 고딕"/>
+          <w:b w:val="0"/>
+        </w:rPr>
+        <w:t xml:space="preserve"> 를 스타일 예약어로 쓴다) 와 </w:t>
+      </w:r>
+      <w:r>
+        <w:rPr>
+          <w:rFonts w:ascii="D2Coding" w:hAnsi="D2Coding" w:eastAsia="D2Coding" w:cs="D2Coding"/>
+          <w:color w:val="C0362C"/>
+          <w:sz w:val="19"/>
+        </w:rPr>
+        <w:t>Setting</w:t>
+      </w:r>
+      <w:r>
+        <w:rPr>
+          <w:rFonts w:ascii="맑은 고딕" w:hAnsi="맑은 고딕" w:eastAsia="맑은 고딕" w:cs="맑은 고딕"/>
+          <w:b w:val="0"/>
+        </w:rPr>
+        <w:t xml:space="preserve"> 은 어느 표와도 FK 로 매이지 않아 관계선이 없다 — </w:t>
+      </w:r>
+      <w:r>
+        <w:rPr>
+          <w:rFonts w:ascii="D2Coding" w:hAnsi="D2Coding" w:eastAsia="D2Coding" w:cs="D2Coding"/>
+          <w:color w:val="C0362C"/>
+          <w:sz w:val="19"/>
+        </w:rPr>
+        <w:t>Candidate.cls</w:t>
+      </w:r>
+      <w:r>
+        <w:rPr>
+          <w:rFonts w:ascii="맑은 고딕" w:hAnsi="맑은 고딕" w:eastAsia="맑은 고딕" w:cs="맑은 고딕"/>
+          <w:b w:val="0"/>
+        </w:rPr>
+        <w:t xml:space="preserve"> 와 </w:t>
+      </w:r>
+      <w:r>
+        <w:rPr>
+          <w:rFonts w:ascii="D2Coding" w:hAnsi="D2Coding" w:eastAsia="D2Coding" w:cs="D2Coding"/>
+          <w:color w:val="C0362C"/>
+          <w:sz w:val="19"/>
+        </w:rPr>
+        <w:t>ObjectReview.label</w:t>
+      </w:r>
+      <w:r>
+        <w:rPr>
+          <w:rFonts w:ascii="맑은 고딕" w:hAnsi="맑은 고딕" w:eastAsia="맑은 고딕" w:cs="맑은 고딕"/>
+          <w:b w:val="0"/>
+        </w:rPr>
+        <w:t xml:space="preserve"> 이 </w:t>
+      </w:r>
+      <w:r>
+        <w:rPr>
+          <w:rFonts w:ascii="맑은 고딕" w:hAnsi="맑은 고딕" w:eastAsia="맑은 고딕" w:cs="맑은 고딕"/>
+          <w:b/>
+        </w:rPr>
+        <w:t>문자열로</w:t>
       </w:r>
       <w:r>
         <w:rPr>
@@ -584,14 +649,14 @@
           <w:color w:val="C0362C"/>
           <w:sz w:val="19"/>
         </w:rPr>
-        <w:t>Site → Core → Slide → Viewpoint → Frame</w:t>
+        <w:t>ClassDef.key</w:t>
       </w:r>
       <w:r>
         <w:rPr>
           <w:rFonts w:ascii="맑은 고딕" w:hAnsi="맑은 고딕" w:eastAsia="맑은 고딕" w:cs="맑은 고딕"/>
           <w:b w:val="0"/>
         </w:rPr>
-        <w:t xml:space="preserve">. 폴더 이름 </w:t>
+        <w:t xml:space="preserve"> 를 가리킬 뿐이다. </w:t>
       </w:r>
       <w:r>
         <w:rPr>
@@ -599,14 +664,66 @@
           <w:color w:val="C0362C"/>
           <w:sz w:val="19"/>
         </w:rPr>
-        <w:t>RS23-GC03 71cm</w:t>
+        <w:t>check_db.py</w:t>
       </w:r>
       <w:r>
         <w:rPr>
           <w:rFonts w:ascii="맑은 고딕" w:hAnsi="맑은 고딕" w:eastAsia="맑은 고딕" w:cs="맑은 고딕"/>
           <w:b w:val="0"/>
         </w:rPr>
-        <w:t xml:space="preserve"> 를 통짜로 두지 않고 갈라 담은 결과다.</w:t>
+        <w:t xml:space="preserve"> 의 4번 검사가 그 느슨한 연결이 끊기지 않았는지 본다.</w:t>
+      </w:r>
+    </w:p>
+    <w:p>
+      <w:pPr>
+        <w:pStyle w:val="Heading3"/>
+      </w:pPr>
+      <w:r>
+        <w:rPr>
+          <w:rFonts w:ascii="맑은 고딕" w:hAnsi="맑은 고딕" w:eastAsia="맑은 고딕" w:cs="맑은 고딕"/>
+          <w:b w:val="0"/>
+          <w:color w:val="1A1D23"/>
+        </w:rPr>
+        <w:t>1.3 사람의 교정은 왜 점선인가</w:t>
+      </w:r>
+    </w:p>
+    <w:p>
+      <w:pPr>
+        <w:jc w:val="center"/>
+      </w:pPr>
+      <w:r>
+        <w:drawing>
+          <wp:inline xmlns:a="http://schemas.openxmlformats.org/drawingml/2006/main" xmlns:pic="http://schemas.openxmlformats.org/drawingml/2006/picture">
+            <wp:extent cx="5580000" cy="2711508"/>
+            <wp:docPr id="4" name="Picture 4"/>
+            <wp:cNvGraphicFramePr>
+              <a:graphicFrameLocks noChangeAspect="1"/>
+            </wp:cNvGraphicFramePr>
+            <a:graphic>
+              <a:graphicData uri="http://schemas.openxmlformats.org/drawingml/2006/picture">
+                <pic:pic>
+                  <pic:nvPicPr>
+                    <pic:cNvPr id="0" name="mermaid-51331cf2e69e.png"/>
+                    <pic:cNvPicPr/>
+                  </pic:nvPicPr>
+                  <pic:blipFill>
+                    <a:blip r:embed="rId12"/>
+                    <a:stretch>
+                      <a:fillRect/>
+                    </a:stretch>
+                  </pic:blipFill>
+                  <pic:spPr>
+                    <a:xfrm>
+                      <a:off x="0" y="0"/>
+                      <a:ext cx="5580000" cy="2711508"/>
+                    </a:xfrm>
+                    <a:prstGeom prst="rect"/>
+                  </pic:spPr>
+                </pic:pic>
+              </a:graphicData>
+            </a:graphic>
+          </wp:inline>
+        </w:drawing>
       </w:r>
     </w:p>
     <w:p>
@@ -616,16 +733,9 @@
       <w:r>
         <w:rPr>
           <w:rFonts w:ascii="맑은 고딕" w:hAnsi="맑은 고딕" w:eastAsia="맑은 고딕" w:cs="맑은 고딕"/>
-          <w:b/>
-        </w:rPr>
-        <w:t>2. `ObjectReview` 만 점선이다.</w:t>
-      </w:r>
-      <w:r>
-        <w:rPr>
-          <w:rFonts w:ascii="맑은 고딕" w:hAnsi="맑은 고딕" w:eastAsia="맑은 고딕" w:cs="맑은 고딕"/>
           <w:b w:val="0"/>
         </w:rPr>
-        <w:t xml:space="preserve"> 사람의 교정은 </w:t>
+        <w:t xml:space="preserve">검출을 다시 돌리면 </w:t>
       </w:r>
       <w:r>
         <w:rPr>
@@ -640,7 +750,21 @@
           <w:rFonts w:ascii="맑은 고딕" w:hAnsi="맑은 고딕" w:eastAsia="맑은 고딕" w:cs="맑은 고딕"/>
           <w:b w:val="0"/>
         </w:rPr>
-        <w:t xml:space="preserve"> 에 FK 로 매이지 않는다. 진짜 키는 </w:t>
+        <w:t xml:space="preserve"> 행이 </w:t>
+      </w:r>
+      <w:r>
+        <w:rPr>
+          <w:rFonts w:ascii="맑은 고딕" w:hAnsi="맑은 고딕" w:eastAsia="맑은 고딕" w:cs="맑은 고딕"/>
+          <w:b/>
+        </w:rPr>
+        <w:t>전부 새로 생긴다.</w:t>
+      </w:r>
+      <w:r>
+        <w:rPr>
+          <w:rFonts w:ascii="맑은 고딕" w:hAnsi="맑은 고딕" w:eastAsia="맑은 고딕" w:cs="맑은 고딕"/>
+          <w:b w:val="0"/>
+        </w:rPr>
+        <w:t xml:space="preserve"> FK 로 매었다면 그때마다 사람의 판단이 조인 실패로 사라진다. 그래서 진짜 키는 </w:t>
       </w:r>
       <w:r>
         <w:rPr>
@@ -655,7 +779,7 @@
           <w:rFonts w:ascii="맑은 고딕" w:hAnsi="맑은 고딕" w:eastAsia="맑은 고딕" w:cs="맑은 고딕"/>
           <w:b w:val="0"/>
         </w:rPr>
-        <w:t xml:space="preserve"> 이고 </w:t>
+        <w:t xml:space="preserve"> 이고, </w:t>
       </w:r>
       <w:r>
         <w:rPr>
@@ -663,14 +787,14 @@
           <w:color w:val="C0362C"/>
           <w:sz w:val="19"/>
         </w:rPr>
-        <w:t>candidate</w:t>
+        <w:t>ObjectReview.candidate</w:t>
       </w:r>
       <w:r>
         <w:rPr>
           <w:rFonts w:ascii="맑은 고딕" w:hAnsi="맑은 고딕" w:eastAsia="맑은 고딕" w:cs="맑은 고딕"/>
           <w:b w:val="0"/>
         </w:rPr>
-        <w:t xml:space="preserve"> FK 는 </w:t>
+        <w:t xml:space="preserve"> 는 </w:t>
       </w:r>
       <w:r>
         <w:rPr>
@@ -684,7 +808,22 @@
           <w:rFonts w:ascii="맑은 고딕" w:hAnsi="맑은 고딕" w:eastAsia="맑은 고딕" w:cs="맑은 고딕"/>
           <w:b w:val="0"/>
         </w:rPr>
-        <w:t>일 뿐이다. 검출을 다시 돌리면 후보 행이 전부 새로 생기므로, FK 로 매었다면 그때마다 사람의 판단이 조인 실패로 사라진다.</w:t>
+        <w:t>일 뿐이다(</w:t>
+      </w:r>
+      <w:r>
+        <w:rPr>
+          <w:rFonts w:ascii="D2Coding" w:hAnsi="D2Coding" w:eastAsia="D2Coding" w:cs="D2Coding"/>
+          <w:color w:val="C0362C"/>
+          <w:sz w:val="19"/>
+        </w:rPr>
+        <w:t>SET_NULL</w:t>
+      </w:r>
+      <w:r>
+        <w:rPr>
+          <w:rFonts w:ascii="맑은 고딕" w:hAnsi="맑은 고딕" w:eastAsia="맑은 고딕" w:cs="맑은 고딕"/>
+          <w:b w:val="0"/>
+        </w:rPr>
+        <w:t>).</w:t>
       </w:r>
     </w:p>
     <w:p>
@@ -694,16 +833,79 @@
       <w:r>
         <w:rPr>
           <w:rFonts w:ascii="맑은 고딕" w:hAnsi="맑은 고딕" w:eastAsia="맑은 고딕" w:cs="맑은 고딕"/>
-          <w:b/>
+          <w:b w:val="0"/>
         </w:rPr>
-        <w:t>3. `Run` 은 아래로 가지를 뻗지 않는다.</w:t>
+        <w:t xml:space="preserve">교정 행은 </w:t>
+      </w:r>
+      <w:r>
+        <w:rPr>
+          <w:rFonts w:ascii="D2Coding" w:hAnsi="D2Coding" w:eastAsia="D2Coding" w:cs="D2Coding"/>
+          <w:color w:val="C0362C"/>
+          <w:sz w:val="19"/>
+        </w:rPr>
+        <w:t>geom</w:t>
       </w:r>
       <w:r>
         <w:rPr>
           <w:rFonts w:ascii="맑은 고딕" w:hAnsi="맑은 고딕" w:eastAsia="맑은 고딕" w:cs="맑은 고딕"/>
           <w:b w:val="0"/>
         </w:rPr>
-        <w:t xml:space="preserve"> 실행이 만든 것들(</w:t>
+        <w:t xml:space="preserve"> 에 기하를 스스로 들고 있어 </w:t>
+      </w:r>
+      <w:r>
+        <w:rPr>
+          <w:rFonts w:ascii="맑은 고딕" w:hAnsi="맑은 고딕" w:eastAsia="맑은 고딕" w:cs="맑은 고딕"/>
+          <w:b/>
+        </w:rPr>
+        <w:t>검출기가 바뀌어도 읽힌다.</w:t>
+      </w:r>
+      <w:r>
+        <w:rPr>
+          <w:rFonts w:ascii="맑은 고딕" w:hAnsi="맑은 고딕" w:eastAsia="맑은 고딕" w:cs="맑은 고딕"/>
+          <w:b w:val="0"/>
+        </w:rPr>
+        <w:t xml:space="preserve"> 실측으로 같은 설정이면 100 % 붙지만 엔진을 갈면 거의 0 이 된다 — 그때를 위한 설계다.</w:t>
+      </w:r>
+    </w:p>
+    <w:p>
+      <w:pPr>
+        <w:pStyle w:val="Heading3"/>
+      </w:pPr>
+      <w:r>
+        <w:rPr>
+          <w:rFonts w:ascii="맑은 고딕" w:hAnsi="맑은 고딕" w:eastAsia="맑은 고딕" w:cs="맑은 고딕"/>
+          <w:b w:val="0"/>
+          <w:color w:val="1A1D23"/>
+        </w:rPr>
+        <w:t xml:space="preserve">1.4 </w:t>
+      </w:r>
+      <w:r>
+        <w:rPr>
+          <w:rFonts w:ascii="D2Coding" w:hAnsi="D2Coding" w:eastAsia="D2Coding" w:cs="D2Coding"/>
+          <w:color w:val="1A1D23"/>
+          <w:sz w:val="19"/>
+        </w:rPr>
+        <w:t>Run</w:t>
+      </w:r>
+      <w:r>
+        <w:rPr>
+          <w:rFonts w:ascii="맑은 고딕" w:hAnsi="맑은 고딕" w:eastAsia="맑은 고딕" w:cs="맑은 고딕"/>
+          <w:b w:val="0"/>
+          <w:color w:val="1A1D23"/>
+        </w:rPr>
+        <w:t xml:space="preserve"> 은 아래로 가지를 뻗지 않는다</w:t>
+      </w:r>
+    </w:p>
+    <w:p>
+      <w:pPr>
+        <w:spacing w:after="140"/>
+      </w:pPr>
+      <w:r>
+        <w:rPr>
+          <w:rFonts w:ascii="맑은 고딕" w:hAnsi="맑은 고딕" w:eastAsia="맑은 고딕" w:cs="맑은 고딕"/>
+          <w:b w:val="0"/>
+        </w:rPr>
+        <w:t>실행이 만든 것들(</w:t>
       </w:r>
       <w:r>
         <w:rPr>
@@ -718,7 +920,7 @@
           <w:rFonts w:ascii="맑은 고딕" w:hAnsi="맑은 고딕" w:eastAsia="맑은 고딕" w:cs="맑은 고딕"/>
           <w:b w:val="0"/>
         </w:rPr>
-        <w:t>·</w:t>
+        <w:t xml:space="preserve"> · </w:t>
       </w:r>
       <w:r>
         <w:rPr>
@@ -733,7 +935,7 @@
           <w:rFonts w:ascii="맑은 고딕" w:hAnsi="맑은 고딕" w:eastAsia="맑은 고딕" w:cs="맑은 고딕"/>
           <w:b w:val="0"/>
         </w:rPr>
-        <w:t xml:space="preserve">· </w:t>
+        <w:t xml:space="preserve"> · </w:t>
       </w:r>
       <w:r>
         <w:rPr>
@@ -748,7 +950,21 @@
           <w:rFonts w:ascii="맑은 고딕" w:hAnsi="맑은 고딕" w:eastAsia="맑은 고딕" w:cs="맑은 고딕"/>
           <w:b w:val="0"/>
         </w:rPr>
-        <w:t xml:space="preserve">)이 각자 </w:t>
+        <w:t xml:space="preserve">)이 </w:t>
+      </w:r>
+      <w:r>
+        <w:rPr>
+          <w:rFonts w:ascii="맑은 고딕" w:hAnsi="맑은 고딕" w:eastAsia="맑은 고딕" w:cs="맑은 고딕"/>
+          <w:b/>
+        </w:rPr>
+        <w:t>각자</w:t>
+      </w:r>
+      <w:r>
+        <w:rPr>
+          <w:rFonts w:ascii="맑은 고딕" w:hAnsi="맑은 고딕" w:eastAsia="맑은 고딕" w:cs="맑은 고딕"/>
+          <w:b w:val="0"/>
+        </w:rPr>
+        <w:t xml:space="preserve"> </w:t>
       </w:r>
       <w:r>
         <w:rPr>
@@ -4636,72 +4852,41 @@
     </w:p>
     <w:p>
       <w:pPr>
-        <w:spacing w:before="80" w:after="160"/>
-        <w:ind w:left="280"/>
-        <w:shd w:val="clear" w:fill="F4F5F7"/>
+        <w:jc w:val="center"/>
       </w:pPr>
       <w:r>
-        <w:rPr>
-          <w:rFonts w:ascii="D2Coding" w:hAnsi="D2Coding" w:eastAsia="D2Coding" w:cs="D2Coding"/>
-          <w:sz w:val="18"/>
-        </w:rPr>
-        <w:t>Site 5 ──&lt; Core 5 ──&lt; Slide 10 ──&lt; Viewpoint 448 ──&lt; Frame 1,318</w:t>
-        <w:br/>
-      </w:r>
-      <w:r>
-        <w:rPr>
-          <w:rFonts w:ascii="D2Coding" w:hAnsi="D2Coding" w:eastAsia="D2Coding" w:cs="D2Coding"/>
-          <w:sz w:val="18"/>
-        </w:rPr>
-        <w:t xml:space="preserve">                                        │                평균 2.9장/시야</w:t>
-        <w:br/>
-      </w:r>
-      <w:r>
-        <w:rPr>
-          <w:rFonts w:ascii="D2Coding" w:hAnsi="D2Coding" w:eastAsia="D2Coding" w:cs="D2Coding"/>
-          <w:sz w:val="18"/>
-        </w:rPr>
-        <w:t xml:space="preserve">                                        ├── Stack 317    (싱글턴 시야는 합성본이 없다)</w:t>
-        <w:br/>
-      </w:r>
-      <w:r>
-        <w:rPr>
-          <w:rFonts w:ascii="D2Coding" w:hAnsi="D2Coding" w:eastAsia="D2Coding" w:cs="D2Coding"/>
-          <w:sz w:val="18"/>
-        </w:rPr>
-        <w:t xml:space="preserve">                                        ├── ViewpointReview 436</w:t>
-        <w:br/>
-      </w:r>
-      <w:r>
-        <w:rPr>
-          <w:rFonts w:ascii="D2Coding" w:hAnsi="D2Coding" w:eastAsia="D2Coding" w:cs="D2Coding"/>
-          <w:sz w:val="18"/>
-        </w:rPr>
-        <w:t xml:space="preserve">                                        ├── ObjectReview 6,752</w:t>
-        <w:br/>
-      </w:r>
-      <w:r>
-        <w:rPr>
-          <w:rFonts w:ascii="D2Coding" w:hAnsi="D2Coding" w:eastAsia="D2Coding" w:cs="D2Coding"/>
-          <w:sz w:val="18"/>
-        </w:rPr>
-        <w:t xml:space="preserve">                                        └── Detection 3,705 ──&lt; Candidate 128,583</w:t>
-        <w:br/>
-      </w:r>
-      <w:r>
-        <w:rPr>
-          <w:rFonts w:ascii="D2Coding" w:hAnsi="D2Coding" w:eastAsia="D2Coding" w:cs="D2Coding"/>
-          <w:sz w:val="18"/>
-        </w:rPr>
-        <w:t xml:space="preserve">                                                                 평균 35개/검출</w:t>
-        <w:br/>
-      </w:r>
-      <w:r>
-        <w:rPr>
-          <w:rFonts w:ascii="D2Coding" w:hAnsi="D2Coding" w:eastAsia="D2Coding" w:cs="D2Coding"/>
-          <w:sz w:val="18"/>
-        </w:rPr>
-        <w:t>RunBatch 3 ──&lt; Run 188</w:t>
+        <w:drawing>
+          <wp:inline xmlns:a="http://schemas.openxmlformats.org/drawingml/2006/main" xmlns:pic="http://schemas.openxmlformats.org/drawingml/2006/picture">
+            <wp:extent cx="5580000" cy="3580025"/>
+            <wp:docPr id="5" name="Picture 5"/>
+            <wp:cNvGraphicFramePr>
+              <a:graphicFrameLocks noChangeAspect="1"/>
+            </wp:cNvGraphicFramePr>
+            <a:graphic>
+              <a:graphicData uri="http://schemas.openxmlformats.org/drawingml/2006/picture">
+                <pic:pic>
+                  <pic:nvPicPr>
+                    <pic:cNvPr id="0" name="mermaid-5118d4a2cc5a.png"/>
+                    <pic:cNvPicPr/>
+                  </pic:nvPicPr>
+                  <pic:blipFill>
+                    <a:blip r:embed="rId13"/>
+                    <a:stretch>
+                      <a:fillRect/>
+                    </a:stretch>
+                  </pic:blipFill>
+                  <pic:spPr>
+                    <a:xfrm>
+                      <a:off x="0" y="0"/>
+                      <a:ext cx="5580000" cy="3580025"/>
+                    </a:xfrm>
+                    <a:prstGeom prst="rect"/>
+                  </pic:spPr>
+                </pic:pic>
+              </a:graphicData>
+            </a:graphic>
+          </wp:inline>
+        </w:drawing>
       </w:r>
     </w:p>
     <w:p>
@@ -4814,6 +4999,13 @@
     </w:p>
     <w:p>
       <w:pPr>
+        <w:pBdr>
+          <w:bottom w:val="single" w:sz="6" w:color="C8CDD5"/>
+        </w:pBdr>
+      </w:pPr>
+    </w:p>
+    <w:p>
+      <w:pPr>
         <w:pStyle w:val="Heading2"/>
       </w:pPr>
       <w:r>
@@ -4822,7 +5014,7 @@
           <w:b w:val="0"/>
           <w:color w:val="1A1D23"/>
         </w:rPr>
-        <w:t>부록 — 도구용 ERD (Mermaid)</w:t>
+        <w:t>5. 이 문서의 그림에 대하여</w:t>
       </w:r>
     </w:p>
     <w:p>
@@ -4834,7 +5026,116 @@
           <w:rFonts w:ascii="맑은 고딕" w:hAnsi="맑은 고딕" w:eastAsia="맑은 고딕" w:cs="맑은 고딕"/>
           <w:b w:val="0"/>
         </w:rPr>
-        <w:t>아래를 mermaid 렌더러에 붙이면 그림이 나온다. 칸은 관계에 쓰이는 것만 적었다.</w:t>
+        <w:t xml:space="preserve">도표는 </w:t>
+      </w:r>
+      <w:r>
+        <w:rPr>
+          <w:rFonts w:ascii="맑은 고딕" w:hAnsi="맑은 고딕" w:eastAsia="맑은 고딕" w:cs="맑은 고딕"/>
+          <w:b/>
+        </w:rPr>
+        <w:t>mermaid 로 쓴다.</w:t>
+      </w:r>
+      <w:r>
+        <w:rPr>
+          <w:rFonts w:ascii="맑은 고딕" w:hAnsi="맑은 고딕" w:eastAsia="맑은 고딕" w:cs="맑은 고딕"/>
+          <w:b w:val="0"/>
+        </w:rPr>
+        <w:t xml:space="preserve"> 예전에는 ASCII 로 그렸는데 docx 로 옮기면 깨졌다 — 고정폭 글꼴을 줘도 한글과 罫線 문자의 폭이 맞지 않는다.</w:t>
+      </w:r>
+    </w:p>
+    <w:p>
+      <w:pPr>
+        <w:spacing w:after="140"/>
+      </w:pPr>
+      <w:r>
+        <w:rPr>
+          <w:rFonts w:ascii="D2Coding" w:hAnsi="D2Coding" w:eastAsia="D2Coding" w:cs="D2Coding"/>
+          <w:color w:val="C0362C"/>
+          <w:sz w:val="19"/>
+        </w:rPr>
+        <w:t>md2docx.py</w:t>
+      </w:r>
+      <w:r>
+        <w:rPr>
+          <w:rFonts w:ascii="맑은 고딕" w:hAnsi="맑은 고딕" w:eastAsia="맑은 고딕" w:cs="맑은 고딕"/>
+          <w:b w:val="0"/>
+        </w:rPr>
+        <w:t xml:space="preserve"> 가 </w:t>
+      </w:r>
+      <w:r>
+        <w:rPr>
+          <w:rFonts w:ascii="D2Coding" w:hAnsi="D2Coding" w:eastAsia="D2Coding" w:cs="D2Coding"/>
+          <w:color w:val="C0362C"/>
+          <w:sz w:val="19"/>
+        </w:rPr>
+        <w:t xml:space="preserve"> </w:t>
+      </w:r>
+      <w:r>
+        <w:rPr>
+          <w:rFonts w:ascii="맑은 고딕" w:hAnsi="맑은 고딕" w:eastAsia="맑은 고딕" w:cs="맑은 고딕"/>
+          <w:b w:val="0"/>
+        </w:rPr>
+        <w:t xml:space="preserve">mermaid </w:t>
+      </w:r>
+      <w:r>
+        <w:rPr>
+          <w:rFonts w:ascii="D2Coding" w:hAnsi="D2Coding" w:eastAsia="D2Coding" w:cs="D2Coding"/>
+          <w:color w:val="C0362C"/>
+          <w:sz w:val="19"/>
+        </w:rPr>
+        <w:t xml:space="preserve"> 블록을 만나면 </w:t>
+      </w:r>
+      <w:r>
+        <w:rPr>
+          <w:rFonts w:ascii="맑은 고딕" w:hAnsi="맑은 고딕" w:eastAsia="맑은 고딕" w:cs="맑은 고딕"/>
+          <w:b w:val="0"/>
+        </w:rPr>
+        <w:t>mmdc</w:t>
+      </w:r>
+      <w:r>
+        <w:rPr>
+          <w:rFonts w:ascii="D2Coding" w:hAnsi="D2Coding" w:eastAsia="D2Coding" w:cs="D2Coding"/>
+          <w:color w:val="C0362C"/>
+          <w:sz w:val="19"/>
+        </w:rPr>
+        <w:t xml:space="preserve"> 로 PNG 를 구워 그 자리에 넣는다(</w:t>
+      </w:r>
+      <w:r>
+        <w:rPr>
+          <w:rFonts w:ascii="맑은 고딕" w:hAnsi="맑은 고딕" w:eastAsia="맑은 고딕" w:cs="맑은 고딕"/>
+          <w:b w:val="0"/>
+        </w:rPr>
+        <w:t>docs/assets/mermaid-&lt;해시&gt;.png</w:t>
+      </w:r>
+      <w:r>
+        <w:rPr>
+          <w:rFonts w:ascii="D2Coding" w:hAnsi="D2Coding" w:eastAsia="D2Coding" w:cs="D2Coding"/>
+          <w:color w:val="C0362C"/>
+          <w:sz w:val="19"/>
+        </w:rPr>
+        <w:t xml:space="preserve">). 원본이 같으면 다시 굽지 않는다. **구운 그림은 저장소에 함께 넣는다.** 해시가 같으면 다시 굽지 않으므로, </w:t>
+      </w:r>
+      <w:r>
+        <w:rPr>
+          <w:rFonts w:ascii="맑은 고딕" w:hAnsi="맑은 고딕" w:eastAsia="맑은 고딕" w:cs="맑은 고딕"/>
+          <w:b w:val="0"/>
+        </w:rPr>
+        <w:t>mmdc</w:t>
+      </w:r>
+      <w:r>
+        <w:rPr>
+          <w:rFonts w:ascii="D2Coding" w:hAnsi="D2Coding" w:eastAsia="D2Coding" w:cs="D2Coding"/>
+          <w:color w:val="C0362C"/>
+          <w:sz w:val="19"/>
+        </w:rPr>
+        <w:t xml:space="preserve"> 가 없는 장비에서도 같은 docx 가 나온다. 그림이 없고 </w:t>
+      </w:r>
+      <w:r>
+        <w:rPr>
+          <w:rFonts w:ascii="맑은 고딕" w:hAnsi="맑은 고딕" w:eastAsia="맑은 고딕" w:cs="맑은 고딕"/>
+          <w:b w:val="0"/>
+        </w:rPr>
+        <w:t>mmdc` 도 없으면 코드 블록으로 떨어진다 — 변환이 실패하는 것보다 낫다.</w:t>
       </w:r>
     </w:p>
     <w:p>
@@ -4848,7 +5149,7 @@
           <w:rFonts w:ascii="D2Coding" w:hAnsi="D2Coding" w:eastAsia="D2Coding" w:cs="D2Coding"/>
           <w:sz w:val="18"/>
         </w:rPr>
-        <w:t>erDiagram</w:t>
+        <w:t>npm i @mermaid-js/mermaid-cli</w:t>
         <w:br/>
       </w:r>
       <w:r>
@@ -4856,502 +5157,7 @@
           <w:rFonts w:ascii="D2Coding" w:hAnsi="D2Coding" w:eastAsia="D2Coding" w:cs="D2Coding"/>
           <w:sz w:val="18"/>
         </w:rPr>
-        <w:t xml:space="preserve">    Site ||--o{ Core : cores</w:t>
-        <w:br/>
-      </w:r>
-      <w:r>
-        <w:rPr>
-          <w:rFonts w:ascii="D2Coding" w:hAnsi="D2Coding" w:eastAsia="D2Coding" w:cs="D2Coding"/>
-          <w:sz w:val="18"/>
-        </w:rPr>
-        <w:t xml:space="preserve">    Core ||--o{ Slide : slides</w:t>
-        <w:br/>
-      </w:r>
-      <w:r>
-        <w:rPr>
-          <w:rFonts w:ascii="D2Coding" w:hAnsi="D2Coding" w:eastAsia="D2Coding" w:cs="D2Coding"/>
-          <w:sz w:val="18"/>
-        </w:rPr>
-        <w:t xml:space="preserve">    Slide ||--o{ Viewpoint : viewpoints</w:t>
-        <w:br/>
-      </w:r>
-      <w:r>
-        <w:rPr>
-          <w:rFonts w:ascii="D2Coding" w:hAnsi="D2Coding" w:eastAsia="D2Coding" w:cs="D2Coding"/>
-          <w:sz w:val="18"/>
-        </w:rPr>
-        <w:t xml:space="preserve">    Slide ||--o{ Frame : frames</w:t>
-        <w:br/>
-      </w:r>
-      <w:r>
-        <w:rPr>
-          <w:rFonts w:ascii="D2Coding" w:hAnsi="D2Coding" w:eastAsia="D2Coding" w:cs="D2Coding"/>
-          <w:sz w:val="18"/>
-        </w:rPr>
-        <w:t xml:space="preserve">    Slide ||--o{ Run : runs</w:t>
-        <w:br/>
-      </w:r>
-      <w:r>
-        <w:rPr>
-          <w:rFonts w:ascii="D2Coding" w:hAnsi="D2Coding" w:eastAsia="D2Coding" w:cs="D2Coding"/>
-          <w:sz w:val="18"/>
-        </w:rPr>
-        <w:t xml:space="preserve">    RunBatch ||--o{ Run : runs</w:t>
-        <w:br/>
-      </w:r>
-      <w:r>
-        <w:rPr>
-          <w:rFonts w:ascii="D2Coding" w:hAnsi="D2Coding" w:eastAsia="D2Coding" w:cs="D2Coding"/>
-          <w:sz w:val="18"/>
-        </w:rPr>
-        <w:t xml:space="preserve">    Viewpoint ||--o{ Frame : frames</w:t>
-        <w:br/>
-      </w:r>
-      <w:r>
-        <w:rPr>
-          <w:rFonts w:ascii="D2Coding" w:hAnsi="D2Coding" w:eastAsia="D2Coding" w:cs="D2Coding"/>
-          <w:sz w:val="18"/>
-        </w:rPr>
-        <w:t xml:space="preserve">    Viewpoint ||--|| Stack : stack</w:t>
-        <w:br/>
-      </w:r>
-      <w:r>
-        <w:rPr>
-          <w:rFonts w:ascii="D2Coding" w:hAnsi="D2Coding" w:eastAsia="D2Coding" w:cs="D2Coding"/>
-          <w:sz w:val="18"/>
-        </w:rPr>
-        <w:t xml:space="preserve">    Viewpoint ||--|| ViewpointReview : review</w:t>
-        <w:br/>
-      </w:r>
-      <w:r>
-        <w:rPr>
-          <w:rFonts w:ascii="D2Coding" w:hAnsi="D2Coding" w:eastAsia="D2Coding" w:cs="D2Coding"/>
-          <w:sz w:val="18"/>
-        </w:rPr>
-        <w:t xml:space="preserve">    Viewpoint ||--o{ Detection : detections</w:t>
-        <w:br/>
-      </w:r>
-      <w:r>
-        <w:rPr>
-          <w:rFonts w:ascii="D2Coding" w:hAnsi="D2Coding" w:eastAsia="D2Coding" w:cs="D2Coding"/>
-          <w:sz w:val="18"/>
-        </w:rPr>
-        <w:t xml:space="preserve">    Viewpoint ||--o{ ObjectReview : object_reviews</w:t>
-        <w:br/>
-      </w:r>
-      <w:r>
-        <w:rPr>
-          <w:rFonts w:ascii="D2Coding" w:hAnsi="D2Coding" w:eastAsia="D2Coding" w:cs="D2Coding"/>
-          <w:sz w:val="18"/>
-        </w:rPr>
-        <w:t xml:space="preserve">    Frame ||--o{ Detection : detections</w:t>
-        <w:br/>
-      </w:r>
-      <w:r>
-        <w:rPr>
-          <w:rFonts w:ascii="D2Coding" w:hAnsi="D2Coding" w:eastAsia="D2Coding" w:cs="D2Coding"/>
-          <w:sz w:val="18"/>
-        </w:rPr>
-        <w:t xml:space="preserve">    Frame ||--o{ Stack : ref_of</w:t>
-        <w:br/>
-      </w:r>
-      <w:r>
-        <w:rPr>
-          <w:rFonts w:ascii="D2Coding" w:hAnsi="D2Coding" w:eastAsia="D2Coding" w:cs="D2Coding"/>
-          <w:sz w:val="18"/>
-        </w:rPr>
-        <w:t xml:space="preserve">    Run ||--o{ Detection : detections</w:t>
-        <w:br/>
-      </w:r>
-      <w:r>
-        <w:rPr>
-          <w:rFonts w:ascii="D2Coding" w:hAnsi="D2Coding" w:eastAsia="D2Coding" w:cs="D2Coding"/>
-          <w:sz w:val="18"/>
-        </w:rPr>
-        <w:t xml:space="preserve">    Run ||--o{ Stack : stacks</w:t>
-        <w:br/>
-      </w:r>
-      <w:r>
-        <w:rPr>
-          <w:rFonts w:ascii="D2Coding" w:hAnsi="D2Coding" w:eastAsia="D2Coding" w:cs="D2Coding"/>
-          <w:sz w:val="18"/>
-        </w:rPr>
-        <w:t xml:space="preserve">    Run ||--o{ Viewpoint : viewpoints</w:t>
-        <w:br/>
-      </w:r>
-      <w:r>
-        <w:rPr>
-          <w:rFonts w:ascii="D2Coding" w:hAnsi="D2Coding" w:eastAsia="D2Coding" w:cs="D2Coding"/>
-          <w:sz w:val="18"/>
-        </w:rPr>
-        <w:t xml:space="preserve">    ThresholdSet ||--o{ Detection : detections</w:t>
-        <w:br/>
-      </w:r>
-      <w:r>
-        <w:rPr>
-          <w:rFonts w:ascii="D2Coding" w:hAnsi="D2Coding" w:eastAsia="D2Coding" w:cs="D2Coding"/>
-          <w:sz w:val="18"/>
-        </w:rPr>
-        <w:t xml:space="preserve">    Detection ||--o{ Candidate : candidates</w:t>
-        <w:br/>
-      </w:r>
-      <w:r>
-        <w:rPr>
-          <w:rFonts w:ascii="D2Coding" w:hAnsi="D2Coding" w:eastAsia="D2Coding" w:cs="D2Coding"/>
-          <w:sz w:val="18"/>
-        </w:rPr>
-        <w:t xml:space="preserve">    Detection ||--o{ Detection : supersedes</w:t>
-        <w:br/>
-      </w:r>
-      <w:r>
-        <w:rPr>
-          <w:rFonts w:ascii="D2Coding" w:hAnsi="D2Coding" w:eastAsia="D2Coding" w:cs="D2Coding"/>
-          <w:sz w:val="18"/>
-        </w:rPr>
-        <w:t xml:space="preserve">    Candidate ||--o{ ObjectReview : reviews</w:t>
-        <w:br/>
-      </w:r>
-      <w:r>
-        <w:rPr>
-          <w:rFonts w:ascii="D2Coding" w:hAnsi="D2Coding" w:eastAsia="D2Coding" w:cs="D2Coding"/>
-          <w:sz w:val="18"/>
-        </w:rPr>
-        <w:br/>
-      </w:r>
-      <w:r>
-        <w:rPr>
-          <w:rFonts w:ascii="D2Coding" w:hAnsi="D2Coding" w:eastAsia="D2Coding" w:cs="D2Coding"/>
-          <w:sz w:val="18"/>
-        </w:rPr>
-        <w:t xml:space="preserve">    Site {</w:t>
-        <w:br/>
-      </w:r>
-      <w:r>
-        <w:rPr>
-          <w:rFonts w:ascii="D2Coding" w:hAnsi="D2Coding" w:eastAsia="D2Coding" w:cs="D2Coding"/>
-          <w:sz w:val="18"/>
-        </w:rPr>
-        <w:t xml:space="preserve">        string code UK</w:t>
-        <w:br/>
-      </w:r>
-      <w:r>
-        <w:rPr>
-          <w:rFonts w:ascii="D2Coding" w:hAnsi="D2Coding" w:eastAsia="D2Coding" w:cs="D2Coding"/>
-          <w:sz w:val="18"/>
-        </w:rPr>
-        <w:t xml:space="preserve">        string area "kr|ant"</w:t>
-        <w:br/>
-      </w:r>
-      <w:r>
-        <w:rPr>
-          <w:rFonts w:ascii="D2Coding" w:hAnsi="D2Coding" w:eastAsia="D2Coding" w:cs="D2Coding"/>
-          <w:sz w:val="18"/>
-        </w:rPr>
-        <w:t xml:space="preserve">    }</w:t>
-        <w:br/>
-      </w:r>
-      <w:r>
-        <w:rPr>
-          <w:rFonts w:ascii="D2Coding" w:hAnsi="D2Coding" w:eastAsia="D2Coding" w:cs="D2Coding"/>
-          <w:sz w:val="18"/>
-        </w:rPr>
-        <w:t xml:space="preserve">    Slide {</w:t>
-        <w:br/>
-      </w:r>
-      <w:r>
-        <w:rPr>
-          <w:rFonts w:ascii="D2Coding" w:hAnsi="D2Coding" w:eastAsia="D2Coding" w:cs="D2Coding"/>
-          <w:sz w:val="18"/>
-        </w:rPr>
-        <w:t xml:space="preserve">        string slug UK</w:t>
-        <w:br/>
-      </w:r>
-      <w:r>
-        <w:rPr>
-          <w:rFonts w:ascii="D2Coding" w:hAnsi="D2Coding" w:eastAsia="D2Coding" w:cs="D2Coding"/>
-          <w:sz w:val="18"/>
-        </w:rPr>
-        <w:t xml:space="preserve">        float depth_cm</w:t>
-        <w:br/>
-      </w:r>
-      <w:r>
-        <w:rPr>
-          <w:rFonts w:ascii="D2Coding" w:hAnsi="D2Coding" w:eastAsia="D2Coding" w:cs="D2Coding"/>
-          <w:sz w:val="18"/>
-        </w:rPr>
-        <w:t xml:space="preserve">        string state</w:t>
-        <w:br/>
-      </w:r>
-      <w:r>
-        <w:rPr>
-          <w:rFonts w:ascii="D2Coding" w:hAnsi="D2Coding" w:eastAsia="D2Coding" w:cs="D2Coding"/>
-          <w:sz w:val="18"/>
-        </w:rPr>
-        <w:t xml:space="preserve">    }</w:t>
-        <w:br/>
-      </w:r>
-      <w:r>
-        <w:rPr>
-          <w:rFonts w:ascii="D2Coding" w:hAnsi="D2Coding" w:eastAsia="D2Coding" w:cs="D2Coding"/>
-          <w:sz w:val="18"/>
-        </w:rPr>
-        <w:t xml:space="preserve">    Viewpoint {</w:t>
-        <w:br/>
-      </w:r>
-      <w:r>
-        <w:rPr>
-          <w:rFonts w:ascii="D2Coding" w:hAnsi="D2Coding" w:eastAsia="D2Coding" w:cs="D2Coding"/>
-          <w:sz w:val="18"/>
-        </w:rPr>
-        <w:t xml:space="preserve">        int idx UK "slide 안에서"</w:t>
-        <w:br/>
-      </w:r>
-      <w:r>
-        <w:rPr>
-          <w:rFonts w:ascii="D2Coding" w:hAnsi="D2Coding" w:eastAsia="D2Coding" w:cs="D2Coding"/>
-          <w:sz w:val="18"/>
-        </w:rPr>
-        <w:t xml:space="preserve">        string tag</w:t>
-        <w:br/>
-      </w:r>
-      <w:r>
-        <w:rPr>
-          <w:rFonts w:ascii="D2Coding" w:hAnsi="D2Coding" w:eastAsia="D2Coding" w:cs="D2Coding"/>
-          <w:sz w:val="18"/>
-        </w:rPr>
-        <w:t xml:space="preserve">    }</w:t>
-        <w:br/>
-      </w:r>
-      <w:r>
-        <w:rPr>
-          <w:rFonts w:ascii="D2Coding" w:hAnsi="D2Coding" w:eastAsia="D2Coding" w:cs="D2Coding"/>
-          <w:sz w:val="18"/>
-        </w:rPr>
-        <w:t xml:space="preserve">    Frame {</w:t>
-        <w:br/>
-      </w:r>
-      <w:r>
-        <w:rPr>
-          <w:rFonts w:ascii="D2Coding" w:hAnsi="D2Coding" w:eastAsia="D2Coding" w:cs="D2Coding"/>
-          <w:sz w:val="18"/>
-        </w:rPr>
-        <w:t xml:space="preserve">        string name UK "slide 안에서"</w:t>
-        <w:br/>
-      </w:r>
-      <w:r>
-        <w:rPr>
-          <w:rFonts w:ascii="D2Coding" w:hAnsi="D2Coding" w:eastAsia="D2Coding" w:cs="D2Coding"/>
-          <w:sz w:val="18"/>
-        </w:rPr>
-        <w:t xml:space="preserve">        float sharpness</w:t>
-        <w:br/>
-      </w:r>
-      <w:r>
-        <w:rPr>
-          <w:rFonts w:ascii="D2Coding" w:hAnsi="D2Coding" w:eastAsia="D2Coding" w:cs="D2Coding"/>
-          <w:sz w:val="18"/>
-        </w:rPr>
-        <w:t xml:space="preserve">    }</w:t>
-        <w:br/>
-      </w:r>
-      <w:r>
-        <w:rPr>
-          <w:rFonts w:ascii="D2Coding" w:hAnsi="D2Coding" w:eastAsia="D2Coding" w:cs="D2Coding"/>
-          <w:sz w:val="18"/>
-        </w:rPr>
-        <w:t xml:space="preserve">    Detection {</w:t>
-        <w:br/>
-      </w:r>
-      <w:r>
-        <w:rPr>
-          <w:rFonts w:ascii="D2Coding" w:hAnsi="D2Coding" w:eastAsia="D2Coding" w:cs="D2Coding"/>
-          <w:sz w:val="18"/>
-        </w:rPr>
-        <w:t xml:space="preserve">        string target "stack|frame"</w:t>
-        <w:br/>
-      </w:r>
-      <w:r>
-        <w:rPr>
-          <w:rFonts w:ascii="D2Coding" w:hAnsi="D2Coding" w:eastAsia="D2Coding" w:cs="D2Coding"/>
-          <w:sz w:val="18"/>
-        </w:rPr>
-        <w:t xml:space="preserve">        bool is_current</w:t>
-        <w:br/>
-      </w:r>
-      <w:r>
-        <w:rPr>
-          <w:rFonts w:ascii="D2Coding" w:hAnsi="D2Coding" w:eastAsia="D2Coding" w:cs="D2Coding"/>
-          <w:sz w:val="18"/>
-        </w:rPr>
-        <w:t xml:space="preserve">    }</w:t>
-        <w:br/>
-      </w:r>
-      <w:r>
-        <w:rPr>
-          <w:rFonts w:ascii="D2Coding" w:hAnsi="D2Coding" w:eastAsia="D2Coding" w:cs="D2Coding"/>
-          <w:sz w:val="18"/>
-        </w:rPr>
-        <w:t xml:space="preserve">    Candidate {</w:t>
-        <w:br/>
-      </w:r>
-      <w:r>
-        <w:rPr>
-          <w:rFonts w:ascii="D2Coding" w:hAnsi="D2Coding" w:eastAsia="D2Coding" w:cs="D2Coding"/>
-          <w:sz w:val="18"/>
-        </w:rPr>
-        <w:t xml:space="preserve">        string mask_key UK "detection 안에서"</w:t>
-        <w:br/>
-      </w:r>
-      <w:r>
-        <w:rPr>
-          <w:rFonts w:ascii="D2Coding" w:hAnsi="D2Coding" w:eastAsia="D2Coding" w:cs="D2Coding"/>
-          <w:sz w:val="18"/>
-        </w:rPr>
-        <w:t xml:space="preserve">        bool passed</w:t>
-        <w:br/>
-      </w:r>
-      <w:r>
-        <w:rPr>
-          <w:rFonts w:ascii="D2Coding" w:hAnsi="D2Coding" w:eastAsia="D2Coding" w:cs="D2Coding"/>
-          <w:sz w:val="18"/>
-        </w:rPr>
-        <w:t xml:space="preserve">        string cls</w:t>
-        <w:br/>
-      </w:r>
-      <w:r>
-        <w:rPr>
-          <w:rFonts w:ascii="D2Coding" w:hAnsi="D2Coding" w:eastAsia="D2Coding" w:cs="D2Coding"/>
-          <w:sz w:val="18"/>
-        </w:rPr>
-        <w:t xml:space="preserve">    }</w:t>
-        <w:br/>
-      </w:r>
-      <w:r>
-        <w:rPr>
-          <w:rFonts w:ascii="D2Coding" w:hAnsi="D2Coding" w:eastAsia="D2Coding" w:cs="D2Coding"/>
-          <w:sz w:val="18"/>
-        </w:rPr>
-        <w:t xml:space="preserve">    ObjectReview {</w:t>
-        <w:br/>
-      </w:r>
-      <w:r>
-        <w:rPr>
-          <w:rFonts w:ascii="D2Coding" w:hAnsi="D2Coding" w:eastAsia="D2Coding" w:cs="D2Coding"/>
-          <w:sz w:val="18"/>
-        </w:rPr>
-        <w:t xml:space="preserve">        string mask_key UK "viewpoint 안에서"</w:t>
-        <w:br/>
-      </w:r>
-      <w:r>
-        <w:rPr>
-          <w:rFonts w:ascii="D2Coding" w:hAnsi="D2Coding" w:eastAsia="D2Coding" w:cs="D2Coding"/>
-          <w:sz w:val="18"/>
-        </w:rPr>
-        <w:t xml:space="preserve">        json geom</w:t>
-        <w:br/>
-      </w:r>
-      <w:r>
-        <w:rPr>
-          <w:rFonts w:ascii="D2Coding" w:hAnsi="D2Coding" w:eastAsia="D2Coding" w:cs="D2Coding"/>
-          <w:sz w:val="18"/>
-        </w:rPr>
-        <w:t xml:space="preserve">        bool removed</w:t>
-        <w:br/>
-      </w:r>
-      <w:r>
-        <w:rPr>
-          <w:rFonts w:ascii="D2Coding" w:hAnsi="D2Coding" w:eastAsia="D2Coding" w:cs="D2Coding"/>
-          <w:sz w:val="18"/>
-        </w:rPr>
-        <w:t xml:space="preserve">        bool accepted</w:t>
-        <w:br/>
-      </w:r>
-      <w:r>
-        <w:rPr>
-          <w:rFonts w:ascii="D2Coding" w:hAnsi="D2Coding" w:eastAsia="D2Coding" w:cs="D2Coding"/>
-          <w:sz w:val="18"/>
-        </w:rPr>
-        <w:t xml:space="preserve">    }</w:t>
-        <w:br/>
-      </w:r>
-      <w:r>
-        <w:rPr>
-          <w:rFonts w:ascii="D2Coding" w:hAnsi="D2Coding" w:eastAsia="D2Coding" w:cs="D2Coding"/>
-          <w:sz w:val="18"/>
-        </w:rPr>
-        <w:t xml:space="preserve">    Run {</w:t>
-        <w:br/>
-      </w:r>
-      <w:r>
-        <w:rPr>
-          <w:rFonts w:ascii="D2Coding" w:hAnsi="D2Coding" w:eastAsia="D2Coding" w:cs="D2Coding"/>
-          <w:sz w:val="18"/>
-        </w:rPr>
-        <w:t xml:space="preserve">        string kind</w:t>
-        <w:br/>
-      </w:r>
-      <w:r>
-        <w:rPr>
-          <w:rFonts w:ascii="D2Coding" w:hAnsi="D2Coding" w:eastAsia="D2Coding" w:cs="D2Coding"/>
-          <w:sz w:val="18"/>
-        </w:rPr>
-        <w:t xml:space="preserve">        string status</w:t>
-        <w:br/>
-      </w:r>
-      <w:r>
-        <w:rPr>
-          <w:rFonts w:ascii="D2Coding" w:hAnsi="D2Coding" w:eastAsia="D2Coding" w:cs="D2Coding"/>
-          <w:sz w:val="18"/>
-        </w:rPr>
-        <w:t xml:space="preserve">        json params</w:t>
-        <w:br/>
-      </w:r>
-      <w:r>
-        <w:rPr>
-          <w:rFonts w:ascii="D2Coding" w:hAnsi="D2Coding" w:eastAsia="D2Coding" w:cs="D2Coding"/>
-          <w:sz w:val="18"/>
-        </w:rPr>
-        <w:t xml:space="preserve">    }</w:t>
-        <w:br/>
-      </w:r>
-      <w:r>
-        <w:rPr>
-          <w:rFonts w:ascii="D2Coding" w:hAnsi="D2Coding" w:eastAsia="D2Coding" w:cs="D2Coding"/>
-          <w:sz w:val="18"/>
-        </w:rPr>
-        <w:t xml:space="preserve">    ClassDef {</w:t>
-        <w:br/>
-      </w:r>
-      <w:r>
-        <w:rPr>
-          <w:rFonts w:ascii="D2Coding" w:hAnsi="D2Coding" w:eastAsia="D2Coding" w:cs="D2Coding"/>
-          <w:sz w:val="18"/>
-        </w:rPr>
-        <w:t xml:space="preserve">        string key UK</w:t>
-        <w:br/>
-      </w:r>
-      <w:r>
-        <w:rPr>
-          <w:rFonts w:ascii="D2Coding" w:hAnsi="D2Coding" w:eastAsia="D2Coding" w:cs="D2Coding"/>
-          <w:sz w:val="18"/>
-        </w:rPr>
-        <w:t xml:space="preserve">        bool is_taxon</w:t>
-        <w:br/>
-      </w:r>
-      <w:r>
-        <w:rPr>
-          <w:rFonts w:ascii="D2Coding" w:hAnsi="D2Coding" w:eastAsia="D2Coding" w:cs="D2Coding"/>
-          <w:sz w:val="18"/>
-        </w:rPr>
-        <w:t xml:space="preserve">        bool counted</w:t>
-        <w:br/>
-      </w:r>
-      <w:r>
-        <w:rPr>
-          <w:rFonts w:ascii="D2Coding" w:hAnsi="D2Coding" w:eastAsia="D2Coding" w:cs="D2Coding"/>
-          <w:sz w:val="18"/>
-        </w:rPr>
-        <w:t xml:space="preserve">    }</w:t>
+        <w:t>MMDC=$(pwd)/node_modules/.bin/mmdc python md2docx.py docs/20260804_db-erd.md</w:t>
       </w:r>
     </w:p>
     <w:p>
@@ -5360,107 +5166,17 @@
       </w:pPr>
       <w:r>
         <w:rPr>
-          <w:rFonts w:ascii="D2Coding" w:hAnsi="D2Coding" w:eastAsia="D2Coding" w:cs="D2Coding"/>
-          <w:color w:val="C0362C"/>
-          <w:sz w:val="19"/>
+          <w:rFonts w:ascii="맑은 고딕" w:hAnsi="맑은 고딕" w:eastAsia="맑은 고딕" w:cs="맑은 고딕"/>
+          <w:b/>
         </w:rPr>
-        <w:t>ClassDef</w:t>
+        <w:t>원본은 이 문서 안의 mermaid 한 벌뿐이다.</w:t>
       </w:r>
       <w:r>
         <w:rPr>
           <w:rFonts w:ascii="맑은 고딕" w:hAnsi="맑은 고딕" w:eastAsia="맑은 고딕" w:cs="맑은 고딕"/>
           <w:b w:val="0"/>
         </w:rPr>
-        <w:t xml:space="preserve"> · </w:t>
-      </w:r>
-      <w:r>
-        <w:rPr>
-          <w:rFonts w:ascii="D2Coding" w:hAnsi="D2Coding" w:eastAsia="D2Coding" w:cs="D2Coding"/>
-          <w:color w:val="C0362C"/>
-          <w:sz w:val="19"/>
-        </w:rPr>
-        <w:t>Setting</w:t>
-      </w:r>
-      <w:r>
-        <w:rPr>
-          <w:rFonts w:ascii="맑은 고딕" w:hAnsi="맑은 고딕" w:eastAsia="맑은 고딕" w:cs="맑은 고딕"/>
-          <w:b w:val="0"/>
-        </w:rPr>
-        <w:t xml:space="preserve"> 은 어느 표와도 FK 로 매이지 않아 관계선이 없다 — </w:t>
-      </w:r>
-      <w:r>
-        <w:rPr>
-          <w:rFonts w:ascii="D2Coding" w:hAnsi="D2Coding" w:eastAsia="D2Coding" w:cs="D2Coding"/>
-          <w:color w:val="C0362C"/>
-          <w:sz w:val="19"/>
-        </w:rPr>
-        <w:t>Candidate.cls</w:t>
-      </w:r>
-      <w:r>
-        <w:rPr>
-          <w:rFonts w:ascii="맑은 고딕" w:hAnsi="맑은 고딕" w:eastAsia="맑은 고딕" w:cs="맑은 고딕"/>
-          <w:b w:val="0"/>
-        </w:rPr>
-        <w:t xml:space="preserve"> 와 </w:t>
-      </w:r>
-      <w:r>
-        <w:rPr>
-          <w:rFonts w:ascii="D2Coding" w:hAnsi="D2Coding" w:eastAsia="D2Coding" w:cs="D2Coding"/>
-          <w:color w:val="C0362C"/>
-          <w:sz w:val="19"/>
-        </w:rPr>
-        <w:t>ObjectReview.label</w:t>
-      </w:r>
-      <w:r>
-        <w:rPr>
-          <w:rFonts w:ascii="맑은 고딕" w:hAnsi="맑은 고딕" w:eastAsia="맑은 고딕" w:cs="맑은 고딕"/>
-          <w:b w:val="0"/>
-        </w:rPr>
-        <w:t xml:space="preserve"> 이 </w:t>
-      </w:r>
-      <w:r>
-        <w:rPr>
-          <w:rFonts w:ascii="맑은 고딕" w:hAnsi="맑은 고딕" w:eastAsia="맑은 고딕" w:cs="맑은 고딕"/>
-          <w:b/>
-        </w:rPr>
-        <w:t>문자열로</w:t>
-      </w:r>
-      <w:r>
-        <w:rPr>
-          <w:rFonts w:ascii="맑은 고딕" w:hAnsi="맑은 고딕" w:eastAsia="맑은 고딕" w:cs="맑은 고딕"/>
-          <w:b w:val="0"/>
-        </w:rPr>
-        <w:t xml:space="preserve"> 그 </w:t>
-      </w:r>
-      <w:r>
-        <w:rPr>
-          <w:rFonts w:ascii="D2Coding" w:hAnsi="D2Coding" w:eastAsia="D2Coding" w:cs="D2Coding"/>
-          <w:color w:val="C0362C"/>
-          <w:sz w:val="19"/>
-        </w:rPr>
-        <w:t>key</w:t>
-      </w:r>
-      <w:r>
-        <w:rPr>
-          <w:rFonts w:ascii="맑은 고딕" w:hAnsi="맑은 고딕" w:eastAsia="맑은 고딕" w:cs="맑은 고딕"/>
-          <w:b w:val="0"/>
-        </w:rPr>
-        <w:t xml:space="preserve"> 를 가리킨다. </w:t>
-      </w:r>
-      <w:r>
-        <w:rPr>
-          <w:rFonts w:ascii="D2Coding" w:hAnsi="D2Coding" w:eastAsia="D2Coding" w:cs="D2Coding"/>
-          <w:color w:val="C0362C"/>
-          <w:sz w:val="19"/>
-        </w:rPr>
-        <w:t>check_db.py</w:t>
-      </w:r>
-      <w:r>
-        <w:rPr>
-          <w:rFonts w:ascii="맑은 고딕" w:hAnsi="맑은 고딕" w:eastAsia="맑은 고딕" w:cs="맑은 고딕"/>
-          <w:b w:val="0"/>
-        </w:rPr>
-        <w:t xml:space="preserve"> 의 4번 검사가 그 느슨한 연결이 끊기지 않았는지 본다.</w:t>
+        <w:t xml:space="preserve"> 그림 파일은 그것에서 나온 산출물이라 따로 손대지 않는다.</w:t>
       </w:r>
     </w:p>
     <w:sectPr>

--- a/docs/20260804_db-erd.docx
+++ b/docs/20260804_db-erd.docx
@@ -85,6 +85,33 @@
     </w:p>
     <w:p>
       <w:pPr>
+        <w:spacing w:after="140"/>
+      </w:pPr>
+      <w:r>
+        <w:rPr>
+          <w:rFonts w:ascii="맑은 고딕" w:hAnsi="맑은 고딕" w:eastAsia="맑은 고딕" w:cs="맑은 고딕"/>
+          <w:b w:val="0"/>
+        </w:rPr>
+        <w:t xml:space="preserve">도표만 크게 볼 것은 </w:t>
+      </w:r>
+      <w:r>
+        <w:rPr>
+          <w:rFonts w:ascii="맑은 고딕" w:hAnsi="맑은 고딕" w:eastAsia="맑은 고딕" w:cs="맑은 고딕"/>
+          <w:b w:val="0"/>
+          <w:u w:val="single"/>
+        </w:rPr>
+        <w:t>ERD 한눈에</w:t>
+      </w:r>
+      <w:r>
+        <w:rPr>
+          <w:rFonts w:ascii="맑은 고딕" w:hAnsi="맑은 고딕" w:eastAsia="맑은 고딕" w:cs="맑은 고딕"/>
+          <w:b w:val="0"/>
+        </w:rPr>
+        <w:t xml:space="preserve"> — 같은 원본에서 나오고 A3 가로로 뽑는다.</w:t>
+      </w:r>
+    </w:p>
+    <w:p>
+      <w:pPr>
         <w:pBdr>
           <w:bottom w:val="single" w:sz="6" w:color="C8CDD5"/>
         </w:pBdr>
@@ -151,7 +178,7 @@
       <w:r>
         <w:drawing>
           <wp:inline xmlns:a="http://schemas.openxmlformats.org/drawingml/2006/main" xmlns:pic="http://schemas.openxmlformats.org/drawingml/2006/picture">
-            <wp:extent cx="5580000" cy="2220612"/>
+            <wp:extent cx="5940000" cy="2363877"/>
             <wp:docPr id="1" name="Picture 1"/>
             <wp:cNvGraphicFramePr>
               <a:graphicFrameLocks noChangeAspect="1"/>
@@ -172,7 +199,7 @@
                   <pic:spPr>
                     <a:xfrm>
                       <a:off x="0" y="0"/>
-                      <a:ext cx="5580000" cy="2220612"/>
+                      <a:ext cx="5940000" cy="2363877"/>
                     </a:xfrm>
                     <a:prstGeom prst="rect"/>
                   </pic:spPr>
@@ -331,7 +358,7 @@
       <w:r>
         <w:drawing>
           <wp:inline xmlns:a="http://schemas.openxmlformats.org/drawingml/2006/main" xmlns:pic="http://schemas.openxmlformats.org/drawingml/2006/picture">
-            <wp:extent cx="4999090" cy="8460000"/>
+            <wp:extent cx="5360727" cy="9072000"/>
             <wp:docPr id="2" name="Picture 2"/>
             <wp:cNvGraphicFramePr>
               <a:graphicFrameLocks noChangeAspect="1"/>
@@ -352,7 +379,7 @@
                   <pic:spPr>
                     <a:xfrm>
                       <a:off x="0" y="0"/>
-                      <a:ext cx="4999090" cy="8460000"/>
+                      <a:ext cx="5360727" cy="9072000"/>
                     </a:xfrm>
                     <a:prstGeom prst="rect"/>
                   </pic:spPr>
@@ -503,7 +530,7 @@
       <w:r>
         <w:drawing>
           <wp:inline xmlns:a="http://schemas.openxmlformats.org/drawingml/2006/main" xmlns:pic="http://schemas.openxmlformats.org/drawingml/2006/picture">
-            <wp:extent cx="5580000" cy="4078239"/>
+            <wp:extent cx="5940000" cy="4341352"/>
             <wp:docPr id="3" name="Picture 3"/>
             <wp:cNvGraphicFramePr>
               <a:graphicFrameLocks noChangeAspect="1"/>
@@ -524,7 +551,7 @@
                   <pic:spPr>
                     <a:xfrm>
                       <a:off x="0" y="0"/>
-                      <a:ext cx="5580000" cy="4078239"/>
+                      <a:ext cx="5940000" cy="4341352"/>
                     </a:xfrm>
                     <a:prstGeom prst="rect"/>
                   </pic:spPr>
@@ -694,7 +721,7 @@
       <w:r>
         <w:drawing>
           <wp:inline xmlns:a="http://schemas.openxmlformats.org/drawingml/2006/main" xmlns:pic="http://schemas.openxmlformats.org/drawingml/2006/picture">
-            <wp:extent cx="5580000" cy="2711508"/>
+            <wp:extent cx="5940000" cy="2886445"/>
             <wp:docPr id="4" name="Picture 4"/>
             <wp:cNvGraphicFramePr>
               <a:graphicFrameLocks noChangeAspect="1"/>
@@ -715,7 +742,7 @@
                   <pic:spPr>
                     <a:xfrm>
                       <a:off x="0" y="0"/>
-                      <a:ext cx="5580000" cy="2711508"/>
+                      <a:ext cx="5940000" cy="2886445"/>
                     </a:xfrm>
                     <a:prstGeom prst="rect"/>
                   </pic:spPr>
@@ -1060,18 +1087,18 @@
         <w:tblLook w:firstColumn="1" w:firstRow="1" w:lastColumn="0" w:lastRow="0" w:noHBand="0" w:noVBand="1" w:val="04A0"/>
       </w:tblPr>
       <w:tblGrid>
-        <w:gridCol w:w="1234"/>
-        <w:gridCol w:w="1234"/>
-        <w:gridCol w:w="1234"/>
-        <w:gridCol w:w="1234"/>
-        <w:gridCol w:w="1234"/>
-        <w:gridCol w:w="1234"/>
-        <w:gridCol w:w="1234"/>
+        <w:gridCol w:w="1377"/>
+        <w:gridCol w:w="1377"/>
+        <w:gridCol w:w="1377"/>
+        <w:gridCol w:w="1377"/>
+        <w:gridCol w:w="1377"/>
+        <w:gridCol w:w="1377"/>
+        <w:gridCol w:w="1377"/>
       </w:tblGrid>
       <w:tr>
         <w:tc>
           <w:tcPr>
-            <w:tcW w:type="dxa" w:w="1234"/>
+            <w:tcW w:type="dxa" w:w="1377"/>
             <w:shd w:val="clear" w:fill="EDF0F4"/>
           </w:tcPr>
           <w:p>
@@ -1090,7 +1117,7 @@
         </w:tc>
         <w:tc>
           <w:tcPr>
-            <w:tcW w:type="dxa" w:w="1234"/>
+            <w:tcW w:type="dxa" w:w="1377"/>
             <w:shd w:val="clear" w:fill="EDF0F4"/>
           </w:tcPr>
           <w:p>
@@ -1109,7 +1136,7 @@
         </w:tc>
         <w:tc>
           <w:tcPr>
-            <w:tcW w:type="dxa" w:w="1234"/>
+            <w:tcW w:type="dxa" w:w="1377"/>
             <w:shd w:val="clear" w:fill="EDF0F4"/>
           </w:tcPr>
           <w:p>
@@ -1128,7 +1155,7 @@
         </w:tc>
         <w:tc>
           <w:tcPr>
-            <w:tcW w:type="dxa" w:w="1234"/>
+            <w:tcW w:type="dxa" w:w="1377"/>
             <w:shd w:val="clear" w:fill="EDF0F4"/>
           </w:tcPr>
           <w:p>
@@ -1140,7 +1167,7 @@
         </w:tc>
         <w:tc>
           <w:tcPr>
-            <w:tcW w:type="dxa" w:w="1234"/>
+            <w:tcW w:type="dxa" w:w="1377"/>
             <w:shd w:val="clear" w:fill="EDF0F4"/>
           </w:tcPr>
           <w:p>
@@ -1159,7 +1186,7 @@
         </w:tc>
         <w:tc>
           <w:tcPr>
-            <w:tcW w:type="dxa" w:w="1234"/>
+            <w:tcW w:type="dxa" w:w="1377"/>
             <w:shd w:val="clear" w:fill="EDF0F4"/>
           </w:tcPr>
           <w:p>
@@ -1178,7 +1205,7 @@
         </w:tc>
         <w:tc>
           <w:tcPr>
-            <w:tcW w:type="dxa" w:w="1234"/>
+            <w:tcW w:type="dxa" w:w="1377"/>
             <w:shd w:val="clear" w:fill="EDF0F4"/>
           </w:tcPr>
           <w:p>
@@ -1199,7 +1226,7 @@
       <w:tr>
         <w:tc>
           <w:tcPr>
-            <w:tcW w:type="dxa" w:w="1234"/>
+            <w:tcW w:type="dxa" w:w="1377"/>
           </w:tcPr>
           <w:p>
             <w:r/>
@@ -1215,7 +1242,7 @@
         </w:tc>
         <w:tc>
           <w:tcPr>
-            <w:tcW w:type="dxa" w:w="1234"/>
+            <w:tcW w:type="dxa" w:w="1377"/>
           </w:tcPr>
           <w:p>
             <w:r/>
@@ -1231,7 +1258,7 @@
         </w:tc>
         <w:tc>
           <w:tcPr>
-            <w:tcW w:type="dxa" w:w="1234"/>
+            <w:tcW w:type="dxa" w:w="1377"/>
           </w:tcPr>
           <w:p>
             <w:r/>
@@ -1247,7 +1274,7 @@
         </w:tc>
         <w:tc>
           <w:tcPr>
-            <w:tcW w:type="dxa" w:w="1234"/>
+            <w:tcW w:type="dxa" w:w="1377"/>
           </w:tcPr>
           <w:p>
             <w:r/>
@@ -1262,7 +1289,7 @@
         </w:tc>
         <w:tc>
           <w:tcPr>
-            <w:tcW w:type="dxa" w:w="1234"/>
+            <w:tcW w:type="dxa" w:w="1377"/>
           </w:tcPr>
           <w:p>
             <w:r/>
@@ -1277,7 +1304,7 @@
         </w:tc>
         <w:tc>
           <w:tcPr>
-            <w:tcW w:type="dxa" w:w="1234"/>
+            <w:tcW w:type="dxa" w:w="1377"/>
           </w:tcPr>
           <w:p>
             <w:r/>
@@ -1292,7 +1319,7 @@
         </w:tc>
         <w:tc>
           <w:tcPr>
-            <w:tcW w:type="dxa" w:w="1234"/>
+            <w:tcW w:type="dxa" w:w="1377"/>
           </w:tcPr>
           <w:p>
             <w:r/>
@@ -1310,7 +1337,7 @@
       <w:tr>
         <w:tc>
           <w:tcPr>
-            <w:tcW w:type="dxa" w:w="1234"/>
+            <w:tcW w:type="dxa" w:w="1377"/>
           </w:tcPr>
           <w:p>
             <w:r/>
@@ -1326,7 +1353,7 @@
         </w:tc>
         <w:tc>
           <w:tcPr>
-            <w:tcW w:type="dxa" w:w="1234"/>
+            <w:tcW w:type="dxa" w:w="1377"/>
           </w:tcPr>
           <w:p>
             <w:r/>
@@ -1342,7 +1369,7 @@
         </w:tc>
         <w:tc>
           <w:tcPr>
-            <w:tcW w:type="dxa" w:w="1234"/>
+            <w:tcW w:type="dxa" w:w="1377"/>
           </w:tcPr>
           <w:p>
             <w:r/>
@@ -1358,7 +1385,7 @@
         </w:tc>
         <w:tc>
           <w:tcPr>
-            <w:tcW w:type="dxa" w:w="1234"/>
+            <w:tcW w:type="dxa" w:w="1377"/>
           </w:tcPr>
           <w:p>
             <w:r/>
@@ -1373,7 +1400,7 @@
         </w:tc>
         <w:tc>
           <w:tcPr>
-            <w:tcW w:type="dxa" w:w="1234"/>
+            <w:tcW w:type="dxa" w:w="1377"/>
           </w:tcPr>
           <w:p>
             <w:r/>
@@ -1388,7 +1415,7 @@
         </w:tc>
         <w:tc>
           <w:tcPr>
-            <w:tcW w:type="dxa" w:w="1234"/>
+            <w:tcW w:type="dxa" w:w="1377"/>
           </w:tcPr>
           <w:p>
             <w:r/>
@@ -1403,7 +1430,7 @@
         </w:tc>
         <w:tc>
           <w:tcPr>
-            <w:tcW w:type="dxa" w:w="1234"/>
+            <w:tcW w:type="dxa" w:w="1377"/>
           </w:tcPr>
           <w:p>
             <w:r/>
@@ -1421,7 +1448,7 @@
       <w:tr>
         <w:tc>
           <w:tcPr>
-            <w:tcW w:type="dxa" w:w="1234"/>
+            <w:tcW w:type="dxa" w:w="1377"/>
           </w:tcPr>
           <w:p>
             <w:r/>
@@ -1437,7 +1464,7 @@
         </w:tc>
         <w:tc>
           <w:tcPr>
-            <w:tcW w:type="dxa" w:w="1234"/>
+            <w:tcW w:type="dxa" w:w="1377"/>
           </w:tcPr>
           <w:p>
             <w:r/>
@@ -1453,7 +1480,7 @@
         </w:tc>
         <w:tc>
           <w:tcPr>
-            <w:tcW w:type="dxa" w:w="1234"/>
+            <w:tcW w:type="dxa" w:w="1377"/>
           </w:tcPr>
           <w:p>
             <w:r/>
@@ -1469,7 +1496,7 @@
         </w:tc>
         <w:tc>
           <w:tcPr>
-            <w:tcW w:type="dxa" w:w="1234"/>
+            <w:tcW w:type="dxa" w:w="1377"/>
           </w:tcPr>
           <w:p>
             <w:r/>
@@ -1484,7 +1511,7 @@
         </w:tc>
         <w:tc>
           <w:tcPr>
-            <w:tcW w:type="dxa" w:w="1234"/>
+            <w:tcW w:type="dxa" w:w="1377"/>
           </w:tcPr>
           <w:p>
             <w:r/>
@@ -1499,7 +1526,7 @@
         </w:tc>
         <w:tc>
           <w:tcPr>
-            <w:tcW w:type="dxa" w:w="1234"/>
+            <w:tcW w:type="dxa" w:w="1377"/>
           </w:tcPr>
           <w:p>
             <w:r/>
@@ -1514,7 +1541,7 @@
         </w:tc>
         <w:tc>
           <w:tcPr>
-            <w:tcW w:type="dxa" w:w="1234"/>
+            <w:tcW w:type="dxa" w:w="1377"/>
           </w:tcPr>
           <w:p>
             <w:r/>
@@ -1532,7 +1559,7 @@
       <w:tr>
         <w:tc>
           <w:tcPr>
-            <w:tcW w:type="dxa" w:w="1234"/>
+            <w:tcW w:type="dxa" w:w="1377"/>
           </w:tcPr>
           <w:p>
             <w:r/>
@@ -1548,7 +1575,7 @@
         </w:tc>
         <w:tc>
           <w:tcPr>
-            <w:tcW w:type="dxa" w:w="1234"/>
+            <w:tcW w:type="dxa" w:w="1377"/>
           </w:tcPr>
           <w:p>
             <w:r/>
@@ -1564,7 +1591,7 @@
         </w:tc>
         <w:tc>
           <w:tcPr>
-            <w:tcW w:type="dxa" w:w="1234"/>
+            <w:tcW w:type="dxa" w:w="1377"/>
           </w:tcPr>
           <w:p>
             <w:r/>
@@ -1580,7 +1607,7 @@
         </w:tc>
         <w:tc>
           <w:tcPr>
-            <w:tcW w:type="dxa" w:w="1234"/>
+            <w:tcW w:type="dxa" w:w="1377"/>
           </w:tcPr>
           <w:p>
             <w:r/>
@@ -1595,7 +1622,7 @@
         </w:tc>
         <w:tc>
           <w:tcPr>
-            <w:tcW w:type="dxa" w:w="1234"/>
+            <w:tcW w:type="dxa" w:w="1377"/>
           </w:tcPr>
           <w:p>
             <w:r/>
@@ -1610,7 +1637,7 @@
         </w:tc>
         <w:tc>
           <w:tcPr>
-            <w:tcW w:type="dxa" w:w="1234"/>
+            <w:tcW w:type="dxa" w:w="1377"/>
           </w:tcPr>
           <w:p>
             <w:r/>
@@ -1625,7 +1652,7 @@
         </w:tc>
         <w:tc>
           <w:tcPr>
-            <w:tcW w:type="dxa" w:w="1234"/>
+            <w:tcW w:type="dxa" w:w="1377"/>
           </w:tcPr>
           <w:p>
             <w:r/>
@@ -1643,7 +1670,7 @@
       <w:tr>
         <w:tc>
           <w:tcPr>
-            <w:tcW w:type="dxa" w:w="1234"/>
+            <w:tcW w:type="dxa" w:w="1377"/>
           </w:tcPr>
           <w:p>
             <w:r/>
@@ -1659,7 +1686,7 @@
         </w:tc>
         <w:tc>
           <w:tcPr>
-            <w:tcW w:type="dxa" w:w="1234"/>
+            <w:tcW w:type="dxa" w:w="1377"/>
           </w:tcPr>
           <w:p>
             <w:r/>
@@ -1675,7 +1702,7 @@
         </w:tc>
         <w:tc>
           <w:tcPr>
-            <w:tcW w:type="dxa" w:w="1234"/>
+            <w:tcW w:type="dxa" w:w="1377"/>
           </w:tcPr>
           <w:p>
             <w:r/>
@@ -1691,7 +1718,7 @@
         </w:tc>
         <w:tc>
           <w:tcPr>
-            <w:tcW w:type="dxa" w:w="1234"/>
+            <w:tcW w:type="dxa" w:w="1377"/>
           </w:tcPr>
           <w:p>
             <w:r/>
@@ -1706,7 +1733,7 @@
         </w:tc>
         <w:tc>
           <w:tcPr>
-            <w:tcW w:type="dxa" w:w="1234"/>
+            <w:tcW w:type="dxa" w:w="1377"/>
           </w:tcPr>
           <w:p>
             <w:r/>
@@ -1721,7 +1748,7 @@
         </w:tc>
         <w:tc>
           <w:tcPr>
-            <w:tcW w:type="dxa" w:w="1234"/>
+            <w:tcW w:type="dxa" w:w="1377"/>
           </w:tcPr>
           <w:p>
             <w:r/>
@@ -1736,7 +1763,7 @@
         </w:tc>
         <w:tc>
           <w:tcPr>
-            <w:tcW w:type="dxa" w:w="1234"/>
+            <w:tcW w:type="dxa" w:w="1377"/>
           </w:tcPr>
           <w:p>
             <w:r/>
@@ -1754,7 +1781,7 @@
       <w:tr>
         <w:tc>
           <w:tcPr>
-            <w:tcW w:type="dxa" w:w="1234"/>
+            <w:tcW w:type="dxa" w:w="1377"/>
           </w:tcPr>
           <w:p>
             <w:r/>
@@ -1770,7 +1797,7 @@
         </w:tc>
         <w:tc>
           <w:tcPr>
-            <w:tcW w:type="dxa" w:w="1234"/>
+            <w:tcW w:type="dxa" w:w="1377"/>
           </w:tcPr>
           <w:p>
             <w:r/>
@@ -1786,7 +1813,7 @@
         </w:tc>
         <w:tc>
           <w:tcPr>
-            <w:tcW w:type="dxa" w:w="1234"/>
+            <w:tcW w:type="dxa" w:w="1377"/>
           </w:tcPr>
           <w:p>
             <w:r/>
@@ -1802,7 +1829,7 @@
         </w:tc>
         <w:tc>
           <w:tcPr>
-            <w:tcW w:type="dxa" w:w="1234"/>
+            <w:tcW w:type="dxa" w:w="1377"/>
           </w:tcPr>
           <w:p>
             <w:r/>
@@ -1817,7 +1844,7 @@
         </w:tc>
         <w:tc>
           <w:tcPr>
-            <w:tcW w:type="dxa" w:w="1234"/>
+            <w:tcW w:type="dxa" w:w="1377"/>
           </w:tcPr>
           <w:p>
             <w:r/>
@@ -1832,7 +1859,7 @@
         </w:tc>
         <w:tc>
           <w:tcPr>
-            <w:tcW w:type="dxa" w:w="1234"/>
+            <w:tcW w:type="dxa" w:w="1377"/>
           </w:tcPr>
           <w:p>
             <w:r/>
@@ -1847,7 +1874,7 @@
         </w:tc>
         <w:tc>
           <w:tcPr>
-            <w:tcW w:type="dxa" w:w="1234"/>
+            <w:tcW w:type="dxa" w:w="1377"/>
           </w:tcPr>
           <w:p>
             <w:r/>
@@ -1865,7 +1892,7 @@
       <w:tr>
         <w:tc>
           <w:tcPr>
-            <w:tcW w:type="dxa" w:w="1234"/>
+            <w:tcW w:type="dxa" w:w="1377"/>
           </w:tcPr>
           <w:p>
             <w:r/>
@@ -1881,7 +1908,7 @@
         </w:tc>
         <w:tc>
           <w:tcPr>
-            <w:tcW w:type="dxa" w:w="1234"/>
+            <w:tcW w:type="dxa" w:w="1377"/>
           </w:tcPr>
           <w:p>
             <w:r/>
@@ -1897,7 +1924,7 @@
         </w:tc>
         <w:tc>
           <w:tcPr>
-            <w:tcW w:type="dxa" w:w="1234"/>
+            <w:tcW w:type="dxa" w:w="1377"/>
           </w:tcPr>
           <w:p>
             <w:r/>
@@ -1913,7 +1940,7 @@
         </w:tc>
         <w:tc>
           <w:tcPr>
-            <w:tcW w:type="dxa" w:w="1234"/>
+            <w:tcW w:type="dxa" w:w="1377"/>
           </w:tcPr>
           <w:p>
             <w:r/>
@@ -1928,7 +1955,7 @@
         </w:tc>
         <w:tc>
           <w:tcPr>
-            <w:tcW w:type="dxa" w:w="1234"/>
+            <w:tcW w:type="dxa" w:w="1377"/>
           </w:tcPr>
           <w:p>
             <w:r/>
@@ -1943,7 +1970,7 @@
         </w:tc>
         <w:tc>
           <w:tcPr>
-            <w:tcW w:type="dxa" w:w="1234"/>
+            <w:tcW w:type="dxa" w:w="1377"/>
           </w:tcPr>
           <w:p>
             <w:r/>
@@ -1958,7 +1985,7 @@
         </w:tc>
         <w:tc>
           <w:tcPr>
-            <w:tcW w:type="dxa" w:w="1234"/>
+            <w:tcW w:type="dxa" w:w="1377"/>
           </w:tcPr>
           <w:p>
             <w:r/>
@@ -1976,7 +2003,7 @@
       <w:tr>
         <w:tc>
           <w:tcPr>
-            <w:tcW w:type="dxa" w:w="1234"/>
+            <w:tcW w:type="dxa" w:w="1377"/>
           </w:tcPr>
           <w:p>
             <w:r/>
@@ -1992,7 +2019,7 @@
         </w:tc>
         <w:tc>
           <w:tcPr>
-            <w:tcW w:type="dxa" w:w="1234"/>
+            <w:tcW w:type="dxa" w:w="1377"/>
           </w:tcPr>
           <w:p>
             <w:r/>
@@ -2008,7 +2035,7 @@
         </w:tc>
         <w:tc>
           <w:tcPr>
-            <w:tcW w:type="dxa" w:w="1234"/>
+            <w:tcW w:type="dxa" w:w="1377"/>
           </w:tcPr>
           <w:p>
             <w:r/>
@@ -2024,7 +2051,7 @@
         </w:tc>
         <w:tc>
           <w:tcPr>
-            <w:tcW w:type="dxa" w:w="1234"/>
+            <w:tcW w:type="dxa" w:w="1377"/>
           </w:tcPr>
           <w:p>
             <w:r/>
@@ -2039,7 +2066,7 @@
         </w:tc>
         <w:tc>
           <w:tcPr>
-            <w:tcW w:type="dxa" w:w="1234"/>
+            <w:tcW w:type="dxa" w:w="1377"/>
           </w:tcPr>
           <w:p>
             <w:r/>
@@ -2054,7 +2081,7 @@
         </w:tc>
         <w:tc>
           <w:tcPr>
-            <w:tcW w:type="dxa" w:w="1234"/>
+            <w:tcW w:type="dxa" w:w="1377"/>
           </w:tcPr>
           <w:p>
             <w:r/>
@@ -2069,7 +2096,7 @@
         </w:tc>
         <w:tc>
           <w:tcPr>
-            <w:tcW w:type="dxa" w:w="1234"/>
+            <w:tcW w:type="dxa" w:w="1377"/>
           </w:tcPr>
           <w:p>
             <w:r/>
@@ -2087,7 +2114,7 @@
       <w:tr>
         <w:tc>
           <w:tcPr>
-            <w:tcW w:type="dxa" w:w="1234"/>
+            <w:tcW w:type="dxa" w:w="1377"/>
           </w:tcPr>
           <w:p>
             <w:r/>
@@ -2103,7 +2130,7 @@
         </w:tc>
         <w:tc>
           <w:tcPr>
-            <w:tcW w:type="dxa" w:w="1234"/>
+            <w:tcW w:type="dxa" w:w="1377"/>
           </w:tcPr>
           <w:p>
             <w:r/>
@@ -2119,7 +2146,7 @@
         </w:tc>
         <w:tc>
           <w:tcPr>
-            <w:tcW w:type="dxa" w:w="1234"/>
+            <w:tcW w:type="dxa" w:w="1377"/>
           </w:tcPr>
           <w:p>
             <w:r/>
@@ -2135,7 +2162,7 @@
         </w:tc>
         <w:tc>
           <w:tcPr>
-            <w:tcW w:type="dxa" w:w="1234"/>
+            <w:tcW w:type="dxa" w:w="1377"/>
           </w:tcPr>
           <w:p>
             <w:r/>
@@ -2150,7 +2177,7 @@
         </w:tc>
         <w:tc>
           <w:tcPr>
-            <w:tcW w:type="dxa" w:w="1234"/>
+            <w:tcW w:type="dxa" w:w="1377"/>
           </w:tcPr>
           <w:p>
             <w:r/>
@@ -2165,7 +2192,7 @@
         </w:tc>
         <w:tc>
           <w:tcPr>
-            <w:tcW w:type="dxa" w:w="1234"/>
+            <w:tcW w:type="dxa" w:w="1377"/>
           </w:tcPr>
           <w:p>
             <w:r/>
@@ -2180,7 +2207,7 @@
         </w:tc>
         <w:tc>
           <w:tcPr>
-            <w:tcW w:type="dxa" w:w="1234"/>
+            <w:tcW w:type="dxa" w:w="1377"/>
           </w:tcPr>
           <w:p>
             <w:r/>
@@ -2198,7 +2225,7 @@
       <w:tr>
         <w:tc>
           <w:tcPr>
-            <w:tcW w:type="dxa" w:w="1234"/>
+            <w:tcW w:type="dxa" w:w="1377"/>
           </w:tcPr>
           <w:p>
             <w:r/>
@@ -2214,7 +2241,7 @@
         </w:tc>
         <w:tc>
           <w:tcPr>
-            <w:tcW w:type="dxa" w:w="1234"/>
+            <w:tcW w:type="dxa" w:w="1377"/>
           </w:tcPr>
           <w:p>
             <w:r/>
@@ -2230,7 +2257,7 @@
         </w:tc>
         <w:tc>
           <w:tcPr>
-            <w:tcW w:type="dxa" w:w="1234"/>
+            <w:tcW w:type="dxa" w:w="1377"/>
           </w:tcPr>
           <w:p>
             <w:r/>
@@ -2246,7 +2273,7 @@
         </w:tc>
         <w:tc>
           <w:tcPr>
-            <w:tcW w:type="dxa" w:w="1234"/>
+            <w:tcW w:type="dxa" w:w="1377"/>
           </w:tcPr>
           <w:p>
             <w:r/>
@@ -2261,7 +2288,7 @@
         </w:tc>
         <w:tc>
           <w:tcPr>
-            <w:tcW w:type="dxa" w:w="1234"/>
+            <w:tcW w:type="dxa" w:w="1377"/>
           </w:tcPr>
           <w:p>
             <w:r/>
@@ -2276,7 +2303,7 @@
         </w:tc>
         <w:tc>
           <w:tcPr>
-            <w:tcW w:type="dxa" w:w="1234"/>
+            <w:tcW w:type="dxa" w:w="1377"/>
           </w:tcPr>
           <w:p>
             <w:r/>
@@ -2291,7 +2318,7 @@
         </w:tc>
         <w:tc>
           <w:tcPr>
-            <w:tcW w:type="dxa" w:w="1234"/>
+            <w:tcW w:type="dxa" w:w="1377"/>
           </w:tcPr>
           <w:p>
             <w:r/>
@@ -2309,7 +2336,7 @@
       <w:tr>
         <w:tc>
           <w:tcPr>
-            <w:tcW w:type="dxa" w:w="1234"/>
+            <w:tcW w:type="dxa" w:w="1377"/>
           </w:tcPr>
           <w:p>
             <w:r/>
@@ -2325,7 +2352,7 @@
         </w:tc>
         <w:tc>
           <w:tcPr>
-            <w:tcW w:type="dxa" w:w="1234"/>
+            <w:tcW w:type="dxa" w:w="1377"/>
           </w:tcPr>
           <w:p>
             <w:r/>
@@ -2341,7 +2368,7 @@
         </w:tc>
         <w:tc>
           <w:tcPr>
-            <w:tcW w:type="dxa" w:w="1234"/>
+            <w:tcW w:type="dxa" w:w="1377"/>
           </w:tcPr>
           <w:p>
             <w:r/>
@@ -2357,7 +2384,7 @@
         </w:tc>
         <w:tc>
           <w:tcPr>
-            <w:tcW w:type="dxa" w:w="1234"/>
+            <w:tcW w:type="dxa" w:w="1377"/>
           </w:tcPr>
           <w:p>
             <w:r/>
@@ -2372,7 +2399,7 @@
         </w:tc>
         <w:tc>
           <w:tcPr>
-            <w:tcW w:type="dxa" w:w="1234"/>
+            <w:tcW w:type="dxa" w:w="1377"/>
           </w:tcPr>
           <w:p>
             <w:r/>
@@ -2387,7 +2414,7 @@
         </w:tc>
         <w:tc>
           <w:tcPr>
-            <w:tcW w:type="dxa" w:w="1234"/>
+            <w:tcW w:type="dxa" w:w="1377"/>
           </w:tcPr>
           <w:p>
             <w:r/>
@@ -2402,7 +2429,7 @@
         </w:tc>
         <w:tc>
           <w:tcPr>
-            <w:tcW w:type="dxa" w:w="1234"/>
+            <w:tcW w:type="dxa" w:w="1377"/>
           </w:tcPr>
           <w:p>
             <w:r/>
@@ -2420,7 +2447,7 @@
       <w:tr>
         <w:tc>
           <w:tcPr>
-            <w:tcW w:type="dxa" w:w="1234"/>
+            <w:tcW w:type="dxa" w:w="1377"/>
           </w:tcPr>
           <w:p>
             <w:r/>
@@ -2436,7 +2463,7 @@
         </w:tc>
         <w:tc>
           <w:tcPr>
-            <w:tcW w:type="dxa" w:w="1234"/>
+            <w:tcW w:type="dxa" w:w="1377"/>
           </w:tcPr>
           <w:p>
             <w:r/>
@@ -2452,7 +2479,7 @@
         </w:tc>
         <w:tc>
           <w:tcPr>
-            <w:tcW w:type="dxa" w:w="1234"/>
+            <w:tcW w:type="dxa" w:w="1377"/>
           </w:tcPr>
           <w:p>
             <w:r/>
@@ -2468,7 +2495,7 @@
         </w:tc>
         <w:tc>
           <w:tcPr>
-            <w:tcW w:type="dxa" w:w="1234"/>
+            <w:tcW w:type="dxa" w:w="1377"/>
           </w:tcPr>
           <w:p>
             <w:r/>
@@ -2483,7 +2510,7 @@
         </w:tc>
         <w:tc>
           <w:tcPr>
-            <w:tcW w:type="dxa" w:w="1234"/>
+            <w:tcW w:type="dxa" w:w="1377"/>
           </w:tcPr>
           <w:p>
             <w:r/>
@@ -2498,7 +2525,7 @@
         </w:tc>
         <w:tc>
           <w:tcPr>
-            <w:tcW w:type="dxa" w:w="1234"/>
+            <w:tcW w:type="dxa" w:w="1377"/>
           </w:tcPr>
           <w:p>
             <w:r/>
@@ -2513,7 +2540,7 @@
         </w:tc>
         <w:tc>
           <w:tcPr>
-            <w:tcW w:type="dxa" w:w="1234"/>
+            <w:tcW w:type="dxa" w:w="1377"/>
           </w:tcPr>
           <w:p>
             <w:r/>
@@ -2531,7 +2558,7 @@
       <w:tr>
         <w:tc>
           <w:tcPr>
-            <w:tcW w:type="dxa" w:w="1234"/>
+            <w:tcW w:type="dxa" w:w="1377"/>
           </w:tcPr>
           <w:p>
             <w:r/>
@@ -2547,7 +2574,7 @@
         </w:tc>
         <w:tc>
           <w:tcPr>
-            <w:tcW w:type="dxa" w:w="1234"/>
+            <w:tcW w:type="dxa" w:w="1377"/>
           </w:tcPr>
           <w:p>
             <w:r/>
@@ -2563,7 +2590,7 @@
         </w:tc>
         <w:tc>
           <w:tcPr>
-            <w:tcW w:type="dxa" w:w="1234"/>
+            <w:tcW w:type="dxa" w:w="1377"/>
           </w:tcPr>
           <w:p>
             <w:r/>
@@ -2579,7 +2606,7 @@
         </w:tc>
         <w:tc>
           <w:tcPr>
-            <w:tcW w:type="dxa" w:w="1234"/>
+            <w:tcW w:type="dxa" w:w="1377"/>
           </w:tcPr>
           <w:p>
             <w:r/>
@@ -2594,7 +2621,7 @@
         </w:tc>
         <w:tc>
           <w:tcPr>
-            <w:tcW w:type="dxa" w:w="1234"/>
+            <w:tcW w:type="dxa" w:w="1377"/>
           </w:tcPr>
           <w:p>
             <w:r/>
@@ -2609,7 +2636,7 @@
         </w:tc>
         <w:tc>
           <w:tcPr>
-            <w:tcW w:type="dxa" w:w="1234"/>
+            <w:tcW w:type="dxa" w:w="1377"/>
           </w:tcPr>
           <w:p>
             <w:r/>
@@ -2624,7 +2651,7 @@
         </w:tc>
         <w:tc>
           <w:tcPr>
-            <w:tcW w:type="dxa" w:w="1234"/>
+            <w:tcW w:type="dxa" w:w="1377"/>
           </w:tcPr>
           <w:p>
             <w:r/>
@@ -2642,7 +2669,7 @@
       <w:tr>
         <w:tc>
           <w:tcPr>
-            <w:tcW w:type="dxa" w:w="1234"/>
+            <w:tcW w:type="dxa" w:w="1377"/>
           </w:tcPr>
           <w:p>
             <w:r/>
@@ -2658,7 +2685,7 @@
         </w:tc>
         <w:tc>
           <w:tcPr>
-            <w:tcW w:type="dxa" w:w="1234"/>
+            <w:tcW w:type="dxa" w:w="1377"/>
           </w:tcPr>
           <w:p>
             <w:r/>
@@ -2674,7 +2701,7 @@
         </w:tc>
         <w:tc>
           <w:tcPr>
-            <w:tcW w:type="dxa" w:w="1234"/>
+            <w:tcW w:type="dxa" w:w="1377"/>
           </w:tcPr>
           <w:p>
             <w:r/>
@@ -2690,7 +2717,7 @@
         </w:tc>
         <w:tc>
           <w:tcPr>
-            <w:tcW w:type="dxa" w:w="1234"/>
+            <w:tcW w:type="dxa" w:w="1377"/>
           </w:tcPr>
           <w:p>
             <w:r/>
@@ -2705,7 +2732,7 @@
         </w:tc>
         <w:tc>
           <w:tcPr>
-            <w:tcW w:type="dxa" w:w="1234"/>
+            <w:tcW w:type="dxa" w:w="1377"/>
           </w:tcPr>
           <w:p>
             <w:r/>
@@ -2720,7 +2747,7 @@
         </w:tc>
         <w:tc>
           <w:tcPr>
-            <w:tcW w:type="dxa" w:w="1234"/>
+            <w:tcW w:type="dxa" w:w="1377"/>
           </w:tcPr>
           <w:p>
             <w:r/>
@@ -2735,7 +2762,7 @@
         </w:tc>
         <w:tc>
           <w:tcPr>
-            <w:tcW w:type="dxa" w:w="1234"/>
+            <w:tcW w:type="dxa" w:w="1377"/>
           </w:tcPr>
           <w:p>
             <w:r/>
@@ -2753,7 +2780,7 @@
       <w:tr>
         <w:tc>
           <w:tcPr>
-            <w:tcW w:type="dxa" w:w="1234"/>
+            <w:tcW w:type="dxa" w:w="1377"/>
           </w:tcPr>
           <w:p>
             <w:r/>
@@ -2769,7 +2796,7 @@
         </w:tc>
         <w:tc>
           <w:tcPr>
-            <w:tcW w:type="dxa" w:w="1234"/>
+            <w:tcW w:type="dxa" w:w="1377"/>
           </w:tcPr>
           <w:p>
             <w:r/>
@@ -2785,7 +2812,7 @@
         </w:tc>
         <w:tc>
           <w:tcPr>
-            <w:tcW w:type="dxa" w:w="1234"/>
+            <w:tcW w:type="dxa" w:w="1377"/>
           </w:tcPr>
           <w:p>
             <w:r/>
@@ -2801,7 +2828,7 @@
         </w:tc>
         <w:tc>
           <w:tcPr>
-            <w:tcW w:type="dxa" w:w="1234"/>
+            <w:tcW w:type="dxa" w:w="1377"/>
           </w:tcPr>
           <w:p>
             <w:r/>
@@ -2816,7 +2843,7 @@
         </w:tc>
         <w:tc>
           <w:tcPr>
-            <w:tcW w:type="dxa" w:w="1234"/>
+            <w:tcW w:type="dxa" w:w="1377"/>
           </w:tcPr>
           <w:p>
             <w:r/>
@@ -2831,7 +2858,7 @@
         </w:tc>
         <w:tc>
           <w:tcPr>
-            <w:tcW w:type="dxa" w:w="1234"/>
+            <w:tcW w:type="dxa" w:w="1377"/>
           </w:tcPr>
           <w:p>
             <w:r/>
@@ -2846,7 +2873,7 @@
         </w:tc>
         <w:tc>
           <w:tcPr>
-            <w:tcW w:type="dxa" w:w="1234"/>
+            <w:tcW w:type="dxa" w:w="1377"/>
           </w:tcPr>
           <w:p>
             <w:r/>
@@ -2864,7 +2891,7 @@
       <w:tr>
         <w:tc>
           <w:tcPr>
-            <w:tcW w:type="dxa" w:w="1234"/>
+            <w:tcW w:type="dxa" w:w="1377"/>
           </w:tcPr>
           <w:p>
             <w:r/>
@@ -2880,7 +2907,7 @@
         </w:tc>
         <w:tc>
           <w:tcPr>
-            <w:tcW w:type="dxa" w:w="1234"/>
+            <w:tcW w:type="dxa" w:w="1377"/>
           </w:tcPr>
           <w:p>
             <w:r/>
@@ -2896,7 +2923,7 @@
         </w:tc>
         <w:tc>
           <w:tcPr>
-            <w:tcW w:type="dxa" w:w="1234"/>
+            <w:tcW w:type="dxa" w:w="1377"/>
           </w:tcPr>
           <w:p>
             <w:r/>
@@ -2912,7 +2939,7 @@
         </w:tc>
         <w:tc>
           <w:tcPr>
-            <w:tcW w:type="dxa" w:w="1234"/>
+            <w:tcW w:type="dxa" w:w="1377"/>
           </w:tcPr>
           <w:p>
             <w:r/>
@@ -2927,7 +2954,7 @@
         </w:tc>
         <w:tc>
           <w:tcPr>
-            <w:tcW w:type="dxa" w:w="1234"/>
+            <w:tcW w:type="dxa" w:w="1377"/>
           </w:tcPr>
           <w:p>
             <w:r/>
@@ -2942,7 +2969,7 @@
         </w:tc>
         <w:tc>
           <w:tcPr>
-            <w:tcW w:type="dxa" w:w="1234"/>
+            <w:tcW w:type="dxa" w:w="1377"/>
           </w:tcPr>
           <w:p>
             <w:r/>
@@ -2957,7 +2984,7 @@
         </w:tc>
         <w:tc>
           <w:tcPr>
-            <w:tcW w:type="dxa" w:w="1234"/>
+            <w:tcW w:type="dxa" w:w="1377"/>
           </w:tcPr>
           <w:p>
             <w:r/>
@@ -2975,7 +3002,7 @@
       <w:tr>
         <w:tc>
           <w:tcPr>
-            <w:tcW w:type="dxa" w:w="1234"/>
+            <w:tcW w:type="dxa" w:w="1377"/>
           </w:tcPr>
           <w:p>
             <w:r/>
@@ -2991,7 +3018,7 @@
         </w:tc>
         <w:tc>
           <w:tcPr>
-            <w:tcW w:type="dxa" w:w="1234"/>
+            <w:tcW w:type="dxa" w:w="1377"/>
           </w:tcPr>
           <w:p>
             <w:r/>
@@ -3007,7 +3034,7 @@
         </w:tc>
         <w:tc>
           <w:tcPr>
-            <w:tcW w:type="dxa" w:w="1234"/>
+            <w:tcW w:type="dxa" w:w="1377"/>
           </w:tcPr>
           <w:p>
             <w:r/>
@@ -3023,7 +3050,7 @@
         </w:tc>
         <w:tc>
           <w:tcPr>
-            <w:tcW w:type="dxa" w:w="1234"/>
+            <w:tcW w:type="dxa" w:w="1377"/>
           </w:tcPr>
           <w:p>
             <w:r/>
@@ -3038,7 +3065,7 @@
         </w:tc>
         <w:tc>
           <w:tcPr>
-            <w:tcW w:type="dxa" w:w="1234"/>
+            <w:tcW w:type="dxa" w:w="1377"/>
           </w:tcPr>
           <w:p>
             <w:r/>
@@ -3053,7 +3080,7 @@
         </w:tc>
         <w:tc>
           <w:tcPr>
-            <w:tcW w:type="dxa" w:w="1234"/>
+            <w:tcW w:type="dxa" w:w="1377"/>
           </w:tcPr>
           <w:p>
             <w:r/>
@@ -3068,7 +3095,7 @@
         </w:tc>
         <w:tc>
           <w:tcPr>
-            <w:tcW w:type="dxa" w:w="1234"/>
+            <w:tcW w:type="dxa" w:w="1377"/>
           </w:tcPr>
           <w:p>
             <w:r/>
@@ -3086,7 +3113,7 @@
       <w:tr>
         <w:tc>
           <w:tcPr>
-            <w:tcW w:type="dxa" w:w="1234"/>
+            <w:tcW w:type="dxa" w:w="1377"/>
           </w:tcPr>
           <w:p>
             <w:r/>
@@ -3102,7 +3129,7 @@
         </w:tc>
         <w:tc>
           <w:tcPr>
-            <w:tcW w:type="dxa" w:w="1234"/>
+            <w:tcW w:type="dxa" w:w="1377"/>
           </w:tcPr>
           <w:p>
             <w:r/>
@@ -3118,7 +3145,7 @@
         </w:tc>
         <w:tc>
           <w:tcPr>
-            <w:tcW w:type="dxa" w:w="1234"/>
+            <w:tcW w:type="dxa" w:w="1377"/>
           </w:tcPr>
           <w:p>
             <w:r/>
@@ -3134,7 +3161,7 @@
         </w:tc>
         <w:tc>
           <w:tcPr>
-            <w:tcW w:type="dxa" w:w="1234"/>
+            <w:tcW w:type="dxa" w:w="1377"/>
           </w:tcPr>
           <w:p>
             <w:r/>
@@ -3149,7 +3176,7 @@
         </w:tc>
         <w:tc>
           <w:tcPr>
-            <w:tcW w:type="dxa" w:w="1234"/>
+            <w:tcW w:type="dxa" w:w="1377"/>
           </w:tcPr>
           <w:p>
             <w:r/>
@@ -3164,7 +3191,7 @@
         </w:tc>
         <w:tc>
           <w:tcPr>
-            <w:tcW w:type="dxa" w:w="1234"/>
+            <w:tcW w:type="dxa" w:w="1377"/>
           </w:tcPr>
           <w:p>
             <w:r/>
@@ -3179,7 +3206,7 @@
         </w:tc>
         <w:tc>
           <w:tcPr>
-            <w:tcW w:type="dxa" w:w="1234"/>
+            <w:tcW w:type="dxa" w:w="1377"/>
           </w:tcPr>
           <w:p>
             <w:r/>
@@ -3197,7 +3224,7 @@
       <w:tr>
         <w:tc>
           <w:tcPr>
-            <w:tcW w:type="dxa" w:w="1234"/>
+            <w:tcW w:type="dxa" w:w="1377"/>
           </w:tcPr>
           <w:p>
             <w:r/>
@@ -3213,7 +3240,7 @@
         </w:tc>
         <w:tc>
           <w:tcPr>
-            <w:tcW w:type="dxa" w:w="1234"/>
+            <w:tcW w:type="dxa" w:w="1377"/>
           </w:tcPr>
           <w:p>
             <w:r/>
@@ -3229,7 +3256,7 @@
         </w:tc>
         <w:tc>
           <w:tcPr>
-            <w:tcW w:type="dxa" w:w="1234"/>
+            <w:tcW w:type="dxa" w:w="1377"/>
           </w:tcPr>
           <w:p>
             <w:r/>
@@ -3245,7 +3272,7 @@
         </w:tc>
         <w:tc>
           <w:tcPr>
-            <w:tcW w:type="dxa" w:w="1234"/>
+            <w:tcW w:type="dxa" w:w="1377"/>
           </w:tcPr>
           <w:p>
             <w:r/>
@@ -3260,7 +3287,7 @@
         </w:tc>
         <w:tc>
           <w:tcPr>
-            <w:tcW w:type="dxa" w:w="1234"/>
+            <w:tcW w:type="dxa" w:w="1377"/>
           </w:tcPr>
           <w:p>
             <w:r/>
@@ -3275,7 +3302,7 @@
         </w:tc>
         <w:tc>
           <w:tcPr>
-            <w:tcW w:type="dxa" w:w="1234"/>
+            <w:tcW w:type="dxa" w:w="1377"/>
           </w:tcPr>
           <w:p>
             <w:r/>
@@ -3290,7 +3317,7 @@
         </w:tc>
         <w:tc>
           <w:tcPr>
-            <w:tcW w:type="dxa" w:w="1234"/>
+            <w:tcW w:type="dxa" w:w="1377"/>
           </w:tcPr>
           <w:p>
             <w:r/>
@@ -3308,7 +3335,7 @@
       <w:tr>
         <w:tc>
           <w:tcPr>
-            <w:tcW w:type="dxa" w:w="1234"/>
+            <w:tcW w:type="dxa" w:w="1377"/>
           </w:tcPr>
           <w:p>
             <w:r/>
@@ -3324,7 +3351,7 @@
         </w:tc>
         <w:tc>
           <w:tcPr>
-            <w:tcW w:type="dxa" w:w="1234"/>
+            <w:tcW w:type="dxa" w:w="1377"/>
           </w:tcPr>
           <w:p>
             <w:r/>
@@ -3340,7 +3367,7 @@
         </w:tc>
         <w:tc>
           <w:tcPr>
-            <w:tcW w:type="dxa" w:w="1234"/>
+            <w:tcW w:type="dxa" w:w="1377"/>
           </w:tcPr>
           <w:p>
             <w:r/>
@@ -3356,7 +3383,7 @@
         </w:tc>
         <w:tc>
           <w:tcPr>
-            <w:tcW w:type="dxa" w:w="1234"/>
+            <w:tcW w:type="dxa" w:w="1377"/>
           </w:tcPr>
           <w:p>
             <w:r/>
@@ -3371,7 +3398,7 @@
         </w:tc>
         <w:tc>
           <w:tcPr>
-            <w:tcW w:type="dxa" w:w="1234"/>
+            <w:tcW w:type="dxa" w:w="1377"/>
           </w:tcPr>
           <w:p>
             <w:r/>
@@ -3386,7 +3413,7 @@
         </w:tc>
         <w:tc>
           <w:tcPr>
-            <w:tcW w:type="dxa" w:w="1234"/>
+            <w:tcW w:type="dxa" w:w="1377"/>
           </w:tcPr>
           <w:p>
             <w:r/>
@@ -3401,7 +3428,7 @@
         </w:tc>
         <w:tc>
           <w:tcPr>
-            <w:tcW w:type="dxa" w:w="1234"/>
+            <w:tcW w:type="dxa" w:w="1377"/>
           </w:tcPr>
           <w:p>
             <w:r/>
@@ -3419,7 +3446,7 @@
       <w:tr>
         <w:tc>
           <w:tcPr>
-            <w:tcW w:type="dxa" w:w="1234"/>
+            <w:tcW w:type="dxa" w:w="1377"/>
           </w:tcPr>
           <w:p>
             <w:r/>
@@ -3435,7 +3462,7 @@
         </w:tc>
         <w:tc>
           <w:tcPr>
-            <w:tcW w:type="dxa" w:w="1234"/>
+            <w:tcW w:type="dxa" w:w="1377"/>
           </w:tcPr>
           <w:p>
             <w:r/>
@@ -3451,7 +3478,7 @@
         </w:tc>
         <w:tc>
           <w:tcPr>
-            <w:tcW w:type="dxa" w:w="1234"/>
+            <w:tcW w:type="dxa" w:w="1377"/>
           </w:tcPr>
           <w:p>
             <w:r/>
@@ -3467,7 +3494,7 @@
         </w:tc>
         <w:tc>
           <w:tcPr>
-            <w:tcW w:type="dxa" w:w="1234"/>
+            <w:tcW w:type="dxa" w:w="1377"/>
           </w:tcPr>
           <w:p>
             <w:r/>
@@ -3482,7 +3509,7 @@
         </w:tc>
         <w:tc>
           <w:tcPr>
-            <w:tcW w:type="dxa" w:w="1234"/>
+            <w:tcW w:type="dxa" w:w="1377"/>
           </w:tcPr>
           <w:p>
             <w:r/>
@@ -3497,7 +3524,7 @@
         </w:tc>
         <w:tc>
           <w:tcPr>
-            <w:tcW w:type="dxa" w:w="1234"/>
+            <w:tcW w:type="dxa" w:w="1377"/>
           </w:tcPr>
           <w:p>
             <w:r/>
@@ -3512,7 +3539,7 @@
         </w:tc>
         <w:tc>
           <w:tcPr>
-            <w:tcW w:type="dxa" w:w="1234"/>
+            <w:tcW w:type="dxa" w:w="1377"/>
           </w:tcPr>
           <w:p>
             <w:r/>
@@ -3815,14 +3842,14 @@
         <w:tblLook w:firstColumn="1" w:firstRow="1" w:lastColumn="0" w:lastRow="0" w:noHBand="0" w:noVBand="1" w:val="04A0"/>
       </w:tblPr>
       <w:tblGrid>
-        <w:gridCol w:w="2880"/>
-        <w:gridCol w:w="2880"/>
-        <w:gridCol w:w="2880"/>
+        <w:gridCol w:w="3213"/>
+        <w:gridCol w:w="3213"/>
+        <w:gridCol w:w="3213"/>
       </w:tblGrid>
       <w:tr>
         <w:tc>
           <w:tcPr>
-            <w:tcW w:type="dxa" w:w="2880"/>
+            <w:tcW w:type="dxa" w:w="3213"/>
             <w:shd w:val="clear" w:fill="EDF0F4"/>
           </w:tcPr>
           <w:p>
@@ -3841,7 +3868,7 @@
         </w:tc>
         <w:tc>
           <w:tcPr>
-            <w:tcW w:type="dxa" w:w="2880"/>
+            <w:tcW w:type="dxa" w:w="3213"/>
             <w:shd w:val="clear" w:fill="EDF0F4"/>
           </w:tcPr>
           <w:p>
@@ -3860,7 +3887,7 @@
         </w:tc>
         <w:tc>
           <w:tcPr>
-            <w:tcW w:type="dxa" w:w="2880"/>
+            <w:tcW w:type="dxa" w:w="3213"/>
             <w:shd w:val="clear" w:fill="EDF0F4"/>
           </w:tcPr>
           <w:p>
@@ -3881,7 +3908,7 @@
       <w:tr>
         <w:tc>
           <w:tcPr>
-            <w:tcW w:type="dxa" w:w="2880"/>
+            <w:tcW w:type="dxa" w:w="3213"/>
           </w:tcPr>
           <w:p>
             <w:r/>
@@ -3897,7 +3924,7 @@
         </w:tc>
         <w:tc>
           <w:tcPr>
-            <w:tcW w:type="dxa" w:w="2880"/>
+            <w:tcW w:type="dxa" w:w="3213"/>
           </w:tcPr>
           <w:p>
             <w:r/>
@@ -3913,7 +3940,7 @@
         </w:tc>
         <w:tc>
           <w:tcPr>
-            <w:tcW w:type="dxa" w:w="2880"/>
+            <w:tcW w:type="dxa" w:w="3213"/>
           </w:tcPr>
           <w:p>
             <w:r/>
@@ -3930,7 +3957,7 @@
       <w:tr>
         <w:tc>
           <w:tcPr>
-            <w:tcW w:type="dxa" w:w="2880"/>
+            <w:tcW w:type="dxa" w:w="3213"/>
           </w:tcPr>
           <w:p>
             <w:r/>
@@ -3946,7 +3973,7 @@
         </w:tc>
         <w:tc>
           <w:tcPr>
-            <w:tcW w:type="dxa" w:w="2880"/>
+            <w:tcW w:type="dxa" w:w="3213"/>
           </w:tcPr>
           <w:p>
             <w:r/>
@@ -3962,7 +3989,7 @@
         </w:tc>
         <w:tc>
           <w:tcPr>
-            <w:tcW w:type="dxa" w:w="2880"/>
+            <w:tcW w:type="dxa" w:w="3213"/>
           </w:tcPr>
           <w:p>
             <w:r/>
@@ -3979,7 +4006,7 @@
       <w:tr>
         <w:tc>
           <w:tcPr>
-            <w:tcW w:type="dxa" w:w="2880"/>
+            <w:tcW w:type="dxa" w:w="3213"/>
           </w:tcPr>
           <w:p>
             <w:r/>
@@ -3995,7 +4022,7 @@
         </w:tc>
         <w:tc>
           <w:tcPr>
-            <w:tcW w:type="dxa" w:w="2880"/>
+            <w:tcW w:type="dxa" w:w="3213"/>
           </w:tcPr>
           <w:p>
             <w:r/>
@@ -4011,7 +4038,7 @@
         </w:tc>
         <w:tc>
           <w:tcPr>
-            <w:tcW w:type="dxa" w:w="2880"/>
+            <w:tcW w:type="dxa" w:w="3213"/>
           </w:tcPr>
           <w:p>
             <w:r/>
@@ -4028,7 +4055,7 @@
       <w:tr>
         <w:tc>
           <w:tcPr>
-            <w:tcW w:type="dxa" w:w="2880"/>
+            <w:tcW w:type="dxa" w:w="3213"/>
           </w:tcPr>
           <w:p>
             <w:r/>
@@ -4044,7 +4071,7 @@
         </w:tc>
         <w:tc>
           <w:tcPr>
-            <w:tcW w:type="dxa" w:w="2880"/>
+            <w:tcW w:type="dxa" w:w="3213"/>
           </w:tcPr>
           <w:p>
             <w:r/>
@@ -4060,7 +4087,7 @@
         </w:tc>
         <w:tc>
           <w:tcPr>
-            <w:tcW w:type="dxa" w:w="2880"/>
+            <w:tcW w:type="dxa" w:w="3213"/>
           </w:tcPr>
           <w:p>
             <w:r/>
@@ -4070,7 +4097,7 @@
       <w:tr>
         <w:tc>
           <w:tcPr>
-            <w:tcW w:type="dxa" w:w="2880"/>
+            <w:tcW w:type="dxa" w:w="3213"/>
           </w:tcPr>
           <w:p>
             <w:r/>
@@ -4086,7 +4113,7 @@
         </w:tc>
         <w:tc>
           <w:tcPr>
-            <w:tcW w:type="dxa" w:w="2880"/>
+            <w:tcW w:type="dxa" w:w="3213"/>
           </w:tcPr>
           <w:p>
             <w:r/>
@@ -4102,7 +4129,7 @@
         </w:tc>
         <w:tc>
           <w:tcPr>
-            <w:tcW w:type="dxa" w:w="2880"/>
+            <w:tcW w:type="dxa" w:w="3213"/>
           </w:tcPr>
           <w:p>
             <w:r/>
@@ -4119,7 +4146,7 @@
       <w:tr>
         <w:tc>
           <w:tcPr>
-            <w:tcW w:type="dxa" w:w="2880"/>
+            <w:tcW w:type="dxa" w:w="3213"/>
           </w:tcPr>
           <w:p>
             <w:r/>
@@ -4135,7 +4162,7 @@
         </w:tc>
         <w:tc>
           <w:tcPr>
-            <w:tcW w:type="dxa" w:w="2880"/>
+            <w:tcW w:type="dxa" w:w="3213"/>
           </w:tcPr>
           <w:p>
             <w:r/>
@@ -4151,7 +4178,7 @@
         </w:tc>
         <w:tc>
           <w:tcPr>
-            <w:tcW w:type="dxa" w:w="2880"/>
+            <w:tcW w:type="dxa" w:w="3213"/>
           </w:tcPr>
           <w:p>
             <w:r/>
@@ -4183,7 +4210,7 @@
       <w:tr>
         <w:tc>
           <w:tcPr>
-            <w:tcW w:type="dxa" w:w="2880"/>
+            <w:tcW w:type="dxa" w:w="3213"/>
           </w:tcPr>
           <w:p>
             <w:r/>
@@ -4199,7 +4226,7 @@
         </w:tc>
         <w:tc>
           <w:tcPr>
-            <w:tcW w:type="dxa" w:w="2880"/>
+            <w:tcW w:type="dxa" w:w="3213"/>
           </w:tcPr>
           <w:p>
             <w:r/>
@@ -4215,7 +4242,7 @@
         </w:tc>
         <w:tc>
           <w:tcPr>
-            <w:tcW w:type="dxa" w:w="2880"/>
+            <w:tcW w:type="dxa" w:w="3213"/>
           </w:tcPr>
           <w:p>
             <w:r/>
@@ -4240,7 +4267,7 @@
       <w:tr>
         <w:tc>
           <w:tcPr>
-            <w:tcW w:type="dxa" w:w="2880"/>
+            <w:tcW w:type="dxa" w:w="3213"/>
           </w:tcPr>
           <w:p>
             <w:r/>
@@ -4256,7 +4283,7 @@
         </w:tc>
         <w:tc>
           <w:tcPr>
-            <w:tcW w:type="dxa" w:w="2880"/>
+            <w:tcW w:type="dxa" w:w="3213"/>
           </w:tcPr>
           <w:p>
             <w:r/>
@@ -4272,7 +4299,7 @@
         </w:tc>
         <w:tc>
           <w:tcPr>
-            <w:tcW w:type="dxa" w:w="2880"/>
+            <w:tcW w:type="dxa" w:w="3213"/>
           </w:tcPr>
           <w:p>
             <w:r/>
@@ -4296,7 +4323,7 @@
       <w:tr>
         <w:tc>
           <w:tcPr>
-            <w:tcW w:type="dxa" w:w="2880"/>
+            <w:tcW w:type="dxa" w:w="3213"/>
           </w:tcPr>
           <w:p>
             <w:r/>
@@ -4312,7 +4339,7 @@
         </w:tc>
         <w:tc>
           <w:tcPr>
-            <w:tcW w:type="dxa" w:w="2880"/>
+            <w:tcW w:type="dxa" w:w="3213"/>
           </w:tcPr>
           <w:p>
             <w:r/>
@@ -4328,7 +4355,7 @@
         </w:tc>
         <w:tc>
           <w:tcPr>
-            <w:tcW w:type="dxa" w:w="2880"/>
+            <w:tcW w:type="dxa" w:w="3213"/>
           </w:tcPr>
           <w:p>
             <w:r/>
@@ -4345,7 +4372,7 @@
       <w:tr>
         <w:tc>
           <w:tcPr>
-            <w:tcW w:type="dxa" w:w="2880"/>
+            <w:tcW w:type="dxa" w:w="3213"/>
           </w:tcPr>
           <w:p>
             <w:r/>
@@ -4361,7 +4388,7 @@
         </w:tc>
         <w:tc>
           <w:tcPr>
-            <w:tcW w:type="dxa" w:w="2880"/>
+            <w:tcW w:type="dxa" w:w="3213"/>
           </w:tcPr>
           <w:p>
             <w:r/>
@@ -4377,7 +4404,7 @@
         </w:tc>
         <w:tc>
           <w:tcPr>
-            <w:tcW w:type="dxa" w:w="2880"/>
+            <w:tcW w:type="dxa" w:w="3213"/>
           </w:tcPr>
           <w:p>
             <w:r/>
@@ -4414,14 +4441,14 @@
         <w:tblLook w:firstColumn="1" w:firstRow="1" w:lastColumn="0" w:lastRow="0" w:noHBand="0" w:noVBand="1" w:val="04A0"/>
       </w:tblPr>
       <w:tblGrid>
-        <w:gridCol w:w="2880"/>
-        <w:gridCol w:w="2880"/>
-        <w:gridCol w:w="2880"/>
+        <w:gridCol w:w="3213"/>
+        <w:gridCol w:w="3213"/>
+        <w:gridCol w:w="3213"/>
       </w:tblGrid>
       <w:tr>
         <w:tc>
           <w:tcPr>
-            <w:tcW w:type="dxa" w:w="2880"/>
+            <w:tcW w:type="dxa" w:w="3213"/>
             <w:shd w:val="clear" w:fill="EDF0F4"/>
           </w:tcPr>
           <w:p>
@@ -4440,7 +4467,7 @@
         </w:tc>
         <w:tc>
           <w:tcPr>
-            <w:tcW w:type="dxa" w:w="2880"/>
+            <w:tcW w:type="dxa" w:w="3213"/>
             <w:shd w:val="clear" w:fill="EDF0F4"/>
           </w:tcPr>
           <w:p>
@@ -4459,7 +4486,7 @@
         </w:tc>
         <w:tc>
           <w:tcPr>
-            <w:tcW w:type="dxa" w:w="2880"/>
+            <w:tcW w:type="dxa" w:w="3213"/>
             <w:shd w:val="clear" w:fill="EDF0F4"/>
           </w:tcPr>
           <w:p>
@@ -4480,7 +4507,7 @@
       <w:tr>
         <w:tc>
           <w:tcPr>
-            <w:tcW w:type="dxa" w:w="2880"/>
+            <w:tcW w:type="dxa" w:w="3213"/>
           </w:tcPr>
           <w:p>
             <w:r/>
@@ -4496,7 +4523,7 @@
         </w:tc>
         <w:tc>
           <w:tcPr>
-            <w:tcW w:type="dxa" w:w="2880"/>
+            <w:tcW w:type="dxa" w:w="3213"/>
           </w:tcPr>
           <w:p>
             <w:r/>
@@ -4512,7 +4539,7 @@
         </w:tc>
         <w:tc>
           <w:tcPr>
-            <w:tcW w:type="dxa" w:w="2880"/>
+            <w:tcW w:type="dxa" w:w="3213"/>
           </w:tcPr>
           <w:p>
             <w:r/>
@@ -4529,7 +4556,7 @@
       <w:tr>
         <w:tc>
           <w:tcPr>
-            <w:tcW w:type="dxa" w:w="2880"/>
+            <w:tcW w:type="dxa" w:w="3213"/>
           </w:tcPr>
           <w:p>
             <w:r/>
@@ -4545,7 +4572,7 @@
         </w:tc>
         <w:tc>
           <w:tcPr>
-            <w:tcW w:type="dxa" w:w="2880"/>
+            <w:tcW w:type="dxa" w:w="3213"/>
           </w:tcPr>
           <w:p>
             <w:r/>
@@ -4561,7 +4588,7 @@
         </w:tc>
         <w:tc>
           <w:tcPr>
-            <w:tcW w:type="dxa" w:w="2880"/>
+            <w:tcW w:type="dxa" w:w="3213"/>
           </w:tcPr>
           <w:p>
             <w:r/>
@@ -4578,7 +4605,7 @@
       <w:tr>
         <w:tc>
           <w:tcPr>
-            <w:tcW w:type="dxa" w:w="2880"/>
+            <w:tcW w:type="dxa" w:w="3213"/>
           </w:tcPr>
           <w:p>
             <w:r/>
@@ -4594,7 +4621,7 @@
         </w:tc>
         <w:tc>
           <w:tcPr>
-            <w:tcW w:type="dxa" w:w="2880"/>
+            <w:tcW w:type="dxa" w:w="3213"/>
           </w:tcPr>
           <w:p>
             <w:r/>
@@ -4610,7 +4637,7 @@
         </w:tc>
         <w:tc>
           <w:tcPr>
-            <w:tcW w:type="dxa" w:w="2880"/>
+            <w:tcW w:type="dxa" w:w="3213"/>
           </w:tcPr>
           <w:p>
             <w:r/>
@@ -4627,7 +4654,7 @@
       <w:tr>
         <w:tc>
           <w:tcPr>
-            <w:tcW w:type="dxa" w:w="2880"/>
+            <w:tcW w:type="dxa" w:w="3213"/>
           </w:tcPr>
           <w:p>
             <w:r/>
@@ -4643,7 +4670,7 @@
         </w:tc>
         <w:tc>
           <w:tcPr>
-            <w:tcW w:type="dxa" w:w="2880"/>
+            <w:tcW w:type="dxa" w:w="3213"/>
           </w:tcPr>
           <w:p>
             <w:r/>
@@ -4659,7 +4686,7 @@
         </w:tc>
         <w:tc>
           <w:tcPr>
-            <w:tcW w:type="dxa" w:w="2880"/>
+            <w:tcW w:type="dxa" w:w="3213"/>
           </w:tcPr>
           <w:p>
             <w:r/>
@@ -4676,7 +4703,7 @@
       <w:tr>
         <w:tc>
           <w:tcPr>
-            <w:tcW w:type="dxa" w:w="2880"/>
+            <w:tcW w:type="dxa" w:w="3213"/>
           </w:tcPr>
           <w:p>
             <w:r/>
@@ -4692,7 +4719,7 @@
         </w:tc>
         <w:tc>
           <w:tcPr>
-            <w:tcW w:type="dxa" w:w="2880"/>
+            <w:tcW w:type="dxa" w:w="3213"/>
           </w:tcPr>
           <w:p>
             <w:r/>
@@ -4738,7 +4765,7 @@
         </w:tc>
         <w:tc>
           <w:tcPr>
-            <w:tcW w:type="dxa" w:w="2880"/>
+            <w:tcW w:type="dxa" w:w="3213"/>
           </w:tcPr>
           <w:p>
             <w:r/>
@@ -4755,7 +4782,7 @@
       <w:tr>
         <w:tc>
           <w:tcPr>
-            <w:tcW w:type="dxa" w:w="2880"/>
+            <w:tcW w:type="dxa" w:w="3213"/>
           </w:tcPr>
           <w:p>
             <w:r/>
@@ -4771,7 +4798,7 @@
         </w:tc>
         <w:tc>
           <w:tcPr>
-            <w:tcW w:type="dxa" w:w="2880"/>
+            <w:tcW w:type="dxa" w:w="3213"/>
           </w:tcPr>
           <w:p>
             <w:r/>
@@ -4802,7 +4829,7 @@
         </w:tc>
         <w:tc>
           <w:tcPr>
-            <w:tcW w:type="dxa" w:w="2880"/>
+            <w:tcW w:type="dxa" w:w="3213"/>
           </w:tcPr>
           <w:p>
             <w:r/>
@@ -4857,7 +4884,7 @@
       <w:r>
         <w:drawing>
           <wp:inline xmlns:a="http://schemas.openxmlformats.org/drawingml/2006/main" xmlns:pic="http://schemas.openxmlformats.org/drawingml/2006/picture">
-            <wp:extent cx="5580000" cy="3580025"/>
+            <wp:extent cx="5940000" cy="3810994"/>
             <wp:docPr id="5" name="Picture 5"/>
             <wp:cNvGraphicFramePr>
               <a:graphicFrameLocks noChangeAspect="1"/>
@@ -4866,7 +4893,7 @@
               <a:graphicData uri="http://schemas.openxmlformats.org/drawingml/2006/picture">
                 <pic:pic>
                   <pic:nvPicPr>
-                    <pic:cNvPr id="0" name="mermaid-5118d4a2cc5a.png"/>
+                    <pic:cNvPr id="0" name="mermaid-8d66a4341fc6.png"/>
                     <pic:cNvPicPr/>
                   </pic:nvPicPr>
                   <pic:blipFill>
@@ -4878,7 +4905,7 @@
                   <pic:spPr>
                     <a:xfrm>
                       <a:off x="0" y="0"/>
-                      <a:ext cx="5580000" cy="3580025"/>
+                      <a:ext cx="5940000" cy="3810994"/>
                     </a:xfrm>
                     <a:prstGeom prst="rect"/>
                   </pic:spPr>
@@ -4965,14 +4992,14 @@
           <w:rFonts w:ascii="맑은 고딕" w:hAnsi="맑은 고딕" w:eastAsia="맑은 고딕" w:cs="맑은 고딕"/>
           <w:b/>
         </w:rPr>
-        <w:t>`ObjectReview` 6,752</w:t>
+        <w:t>`ObjectReview` 6,753</w:t>
       </w:r>
       <w:r>
         <w:rPr>
           <w:rFonts w:ascii="맑은 고딕" w:hAnsi="맑은 고딕" w:eastAsia="맑은 고딕" w:cs="맑은 고딕"/>
           <w:b w:val="0"/>
         </w:rPr>
-        <w:t xml:space="preserve"> — 삭제 5,466 · 되살림 637 · 분류 지정 1,253 · 메모 2. 바인딩은 전부 </w:t>
+        <w:t xml:space="preserve"> — 삭제 5,467 · 되살림 637 · 분류 지정 1,254 · 메모 2. 바인딩은 전부 </w:t>
       </w:r>
       <w:r>
         <w:rPr>
@@ -5180,8 +5207,8 @@
       </w:r>
     </w:p>
     <w:sectPr>
-      <w:pgSz w:w="12240" w:h="15840"/>
-      <w:pgMar w:top="1440" w:right="1800" w:bottom="1440" w:left="1800" w:header="720" w:footer="720" w:gutter="0"/>
+      <w:pgSz w:w="11906" w:h="16838"/>
+      <w:pgMar w:top="1134" w:right="1134" w:bottom="1134" w:left="1134" w:header="720" w:footer="720" w:gutter="0"/>
       <w:cols w:space="720"/>
       <w:docGrid w:linePitch="360"/>
     </w:sectPr>

--- a/docs/20260804_db-erd.docx
+++ b/docs/20260804_db-erd.docx
@@ -12,7 +12,7 @@
           <w:b w:val="0"/>
           <w:color w:val="1A1D23"/>
         </w:rPr>
-        <w:t>diatom DB ERD</w:t>
+        <w:t>DiaRUGA DB ERD</w:t>
       </w:r>
     </w:p>
     <w:p>
@@ -26,6 +26,28 @@
         </w:rPr>
         <w:t>2026-08-04</w:t>
       </w:r>
+      <w:r>
+        <w:rPr>
+          <w:rFonts w:ascii="맑은 고딕" w:hAnsi="맑은 고딕" w:eastAsia="맑은 고딕" w:cs="맑은 고딕"/>
+          <w:b w:val="0"/>
+        </w:rPr>
+        <w:t xml:space="preserve"> (</w:t>
+      </w:r>
+      <w:r>
+        <w:rPr>
+          <w:rFonts w:ascii="D2Coding" w:hAnsi="D2Coding" w:eastAsia="D2Coding" w:cs="D2Coding"/>
+          <w:color w:val="C0362C"/>
+          <w:sz w:val="19"/>
+        </w:rPr>
+        <w:t>Image</w:t>
+      </w:r>
+      <w:r>
+        <w:rPr>
+          <w:rFonts w:ascii="맑은 고딕" w:hAnsi="맑은 고딕" w:eastAsia="맑은 고딕" w:cs="맑은 고딕"/>
+          <w:b w:val="0"/>
+        </w:rPr>
+        <w:t xml:space="preserve"> 반영 2026-08-05 — P06 · devlog 055)</w:t>
+      </w:r>
     </w:p>
     <w:p>
       <w:pPr>
@@ -36,7 +58,7 @@
           <w:rFonts w:ascii="맑은 고딕" w:hAnsi="맑은 고딕" w:eastAsia="맑은 고딕" w:cs="맑은 고딕"/>
           <w:b w:val="0"/>
         </w:rPr>
-        <w:t xml:space="preserve">표 15개와 그 사이의 관계 21개를 그린다. 각 칸의 뜻과 근거는 </w:t>
+        <w:t xml:space="preserve">테이블 16개와 그 사이의 관계 25개를 그린다. 각 칸의 뜻과 근거는 </w:t>
       </w:r>
       <w:r>
         <w:rPr>
@@ -353,41 +375,136 @@
     </w:p>
     <w:p>
       <w:pPr>
-        <w:jc w:val="center"/>
+        <w:spacing w:before="80" w:after="160"/>
+        <w:ind w:left="280"/>
+        <w:shd w:val="clear" w:fill="F4F5F7"/>
       </w:pPr>
       <w:r>
-        <w:drawing>
-          <wp:inline xmlns:a="http://schemas.openxmlformats.org/drawingml/2006/main" xmlns:pic="http://schemas.openxmlformats.org/drawingml/2006/picture">
-            <wp:extent cx="5360727" cy="9072000"/>
-            <wp:docPr id="2" name="Picture 2"/>
-            <wp:cNvGraphicFramePr>
-              <a:graphicFrameLocks noChangeAspect="1"/>
-            </wp:cNvGraphicFramePr>
-            <a:graphic>
-              <a:graphicData uri="http://schemas.openxmlformats.org/drawingml/2006/picture">
-                <pic:pic>
-                  <pic:nvPicPr>
-                    <pic:cNvPr id="0" name="mermaid-4fe952fe01ca.png"/>
-                    <pic:cNvPicPr/>
-                  </pic:nvPicPr>
-                  <pic:blipFill>
-                    <a:blip r:embed="rId10"/>
-                    <a:stretch>
-                      <a:fillRect/>
-                    </a:stretch>
-                  </pic:blipFill>
-                  <pic:spPr>
-                    <a:xfrm>
-                      <a:off x="0" y="0"/>
-                      <a:ext cx="5360727" cy="9072000"/>
-                    </a:xfrm>
-                    <a:prstGeom prst="rect"/>
-                  </pic:spPr>
-                </pic:pic>
-              </a:graphicData>
-            </a:graphic>
-          </wp:inline>
-        </w:drawing>
+        <w:rPr>
+          <w:rFonts w:ascii="D2Coding" w:hAnsi="D2Coding" w:eastAsia="D2Coding" w:cs="D2Coding"/>
+          <w:sz w:val="18"/>
+        </w:rPr>
+        <w:t>erDiagram</w:t>
+        <w:br/>
+      </w:r>
+      <w:r>
+        <w:rPr>
+          <w:rFonts w:ascii="D2Coding" w:hAnsi="D2Coding" w:eastAsia="D2Coding" w:cs="D2Coding"/>
+          <w:sz w:val="18"/>
+        </w:rPr>
+        <w:t xml:space="preserve">    Site ||--o{ Core : cores</w:t>
+        <w:br/>
+      </w:r>
+      <w:r>
+        <w:rPr>
+          <w:rFonts w:ascii="D2Coding" w:hAnsi="D2Coding" w:eastAsia="D2Coding" w:cs="D2Coding"/>
+          <w:sz w:val="18"/>
+        </w:rPr>
+        <w:t xml:space="preserve">    Core ||--o{ Slide : slides</w:t>
+        <w:br/>
+      </w:r>
+      <w:r>
+        <w:rPr>
+          <w:rFonts w:ascii="D2Coding" w:hAnsi="D2Coding" w:eastAsia="D2Coding" w:cs="D2Coding"/>
+          <w:sz w:val="18"/>
+        </w:rPr>
+        <w:t xml:space="preserve">    Slide ||--o{ Viewpoint : viewpoints</w:t>
+        <w:br/>
+      </w:r>
+      <w:r>
+        <w:rPr>
+          <w:rFonts w:ascii="D2Coding" w:hAnsi="D2Coding" w:eastAsia="D2Coding" w:cs="D2Coding"/>
+          <w:sz w:val="18"/>
+        </w:rPr>
+        <w:t xml:space="preserve">    Slide ||--o{ Frame : frames</w:t>
+        <w:br/>
+      </w:r>
+      <w:r>
+        <w:rPr>
+          <w:rFonts w:ascii="D2Coding" w:hAnsi="D2Coding" w:eastAsia="D2Coding" w:cs="D2Coding"/>
+          <w:sz w:val="18"/>
+        </w:rPr>
+        <w:t xml:space="preserve">    Slide ||--o{ Run : runs</w:t>
+        <w:br/>
+      </w:r>
+      <w:r>
+        <w:rPr>
+          <w:rFonts w:ascii="D2Coding" w:hAnsi="D2Coding" w:eastAsia="D2Coding" w:cs="D2Coding"/>
+          <w:sz w:val="18"/>
+        </w:rPr>
+        <w:t xml:space="preserve">    RunBatch ||--o{ Run : runs</w:t>
+        <w:br/>
+      </w:r>
+      <w:r>
+        <w:rPr>
+          <w:rFonts w:ascii="D2Coding" w:hAnsi="D2Coding" w:eastAsia="D2Coding" w:cs="D2Coding"/>
+          <w:sz w:val="18"/>
+        </w:rPr>
+        <w:t xml:space="preserve">    Viewpoint ||--o{ Frame : frames</w:t>
+        <w:br/>
+      </w:r>
+      <w:r>
+        <w:rPr>
+          <w:rFonts w:ascii="D2Coding" w:hAnsi="D2Coding" w:eastAsia="D2Coding" w:cs="D2Coding"/>
+          <w:sz w:val="18"/>
+        </w:rPr>
+        <w:t xml:space="preserve">    Viewpoint ||--|| Stack : stack</w:t>
+        <w:br/>
+      </w:r>
+      <w:r>
+        <w:rPr>
+          <w:rFonts w:ascii="D2Coding" w:hAnsi="D2Coding" w:eastAsia="D2Coding" w:cs="D2Coding"/>
+          <w:sz w:val="18"/>
+        </w:rPr>
+        <w:t xml:space="preserve">    Viewpoint ||--o{ Image : images</w:t>
+        <w:br/>
+      </w:r>
+      <w:r>
+        <w:rPr>
+          <w:rFonts w:ascii="D2Coding" w:hAnsi="D2Coding" w:eastAsia="D2Coding" w:cs="D2Coding"/>
+          <w:sz w:val="18"/>
+        </w:rPr>
+        <w:t xml:space="preserve">    Frame ||--|| Image : image</w:t>
+        <w:br/>
+      </w:r>
+      <w:r>
+        <w:rPr>
+          <w:rFonts w:ascii="D2Coding" w:hAnsi="D2Coding" w:eastAsia="D2Coding" w:cs="D2Coding"/>
+          <w:sz w:val="18"/>
+        </w:rPr>
+        <w:t xml:space="preserve">    Stack ||--o{ Image : images</w:t>
+        <w:br/>
+      </w:r>
+      <w:r>
+        <w:rPr>
+          <w:rFonts w:ascii="D2Coding" w:hAnsi="D2Coding" w:eastAsia="D2Coding" w:cs="D2Coding"/>
+          <w:sz w:val="18"/>
+        </w:rPr>
+        <w:t xml:space="preserve">    Viewpoint ||--|| ViewpointReview : review</w:t>
+        <w:br/>
+      </w:r>
+      <w:r>
+        <w:rPr>
+          <w:rFonts w:ascii="D2Coding" w:hAnsi="D2Coding" w:eastAsia="D2Coding" w:cs="D2Coding"/>
+          <w:sz w:val="18"/>
+        </w:rPr>
+        <w:t xml:space="preserve">    Run ||--o{ Stack : stacks</w:t>
+        <w:br/>
+      </w:r>
+      <w:r>
+        <w:rPr>
+          <w:rFonts w:ascii="D2Coding" w:hAnsi="D2Coding" w:eastAsia="D2Coding" w:cs="D2Coding"/>
+          <w:sz w:val="18"/>
+        </w:rPr>
+        <w:t xml:space="preserve">    Run ||--o{ Viewpoint : viewpoints</w:t>
+        <w:br/>
+      </w:r>
+      <w:r>
+        <w:rPr>
+          <w:rFonts w:ascii="D2Coding" w:hAnsi="D2Coding" w:eastAsia="D2Coding" w:cs="D2Coding"/>
+          <w:sz w:val="18"/>
+        </w:rPr>
+        <w:t xml:space="preserve">    Frame ||--o{ Stack : ref_of</w:t>
       </w:r>
     </w:p>
     <w:p>
@@ -468,7 +585,7 @@
           <w:rFonts w:ascii="맑은 고딕" w:hAnsi="맑은 고딕" w:eastAsia="맑은 고딕" w:cs="맑은 고딕"/>
           <w:b/>
         </w:rPr>
-        <w:t>이 표들의 성격이 칸 하나에 걸려 있기 때문이다</w:t>
+        <w:t>이 테이블들의 성격이 칸 하나에 걸려 있기 때문이다</w:t>
       </w:r>
       <w:r>
         <w:rPr>
@@ -525,41 +642,279 @@
     </w:p>
     <w:p>
       <w:pPr>
-        <w:jc w:val="center"/>
+        <w:spacing w:before="80" w:after="160"/>
+        <w:ind w:left="280"/>
+        <w:shd w:val="clear" w:fill="F4F5F7"/>
       </w:pPr>
       <w:r>
-        <w:drawing>
-          <wp:inline xmlns:a="http://schemas.openxmlformats.org/drawingml/2006/main" xmlns:pic="http://schemas.openxmlformats.org/drawingml/2006/picture">
-            <wp:extent cx="5940000" cy="4341352"/>
-            <wp:docPr id="3" name="Picture 3"/>
-            <wp:cNvGraphicFramePr>
-              <a:graphicFrameLocks noChangeAspect="1"/>
-            </wp:cNvGraphicFramePr>
-            <a:graphic>
-              <a:graphicData uri="http://schemas.openxmlformats.org/drawingml/2006/picture">
-                <pic:pic>
-                  <pic:nvPicPr>
-                    <pic:cNvPr id="0" name="mermaid-6aa374d2a001.png"/>
-                    <pic:cNvPicPr/>
-                  </pic:nvPicPr>
-                  <pic:blipFill>
-                    <a:blip r:embed="rId11"/>
-                    <a:stretch>
-                      <a:fillRect/>
-                    </a:stretch>
-                  </pic:blipFill>
-                  <pic:spPr>
-                    <a:xfrm>
-                      <a:off x="0" y="0"/>
-                      <a:ext cx="5940000" cy="4341352"/>
-                    </a:xfrm>
-                    <a:prstGeom prst="rect"/>
-                  </pic:spPr>
-                </pic:pic>
-              </a:graphicData>
-            </a:graphic>
-          </wp:inline>
-        </w:drawing>
+        <w:rPr>
+          <w:rFonts w:ascii="D2Coding" w:hAnsi="D2Coding" w:eastAsia="D2Coding" w:cs="D2Coding"/>
+          <w:sz w:val="18"/>
+        </w:rPr>
+        <w:t>erDiagram</w:t>
+        <w:br/>
+      </w:r>
+      <w:r>
+        <w:rPr>
+          <w:rFonts w:ascii="D2Coding" w:hAnsi="D2Coding" w:eastAsia="D2Coding" w:cs="D2Coding"/>
+          <w:sz w:val="18"/>
+        </w:rPr>
+        <w:t xml:space="preserve">    Image ||--o{ Detection : detections</w:t>
+        <w:br/>
+      </w:r>
+      <w:r>
+        <w:rPr>
+          <w:rFonts w:ascii="D2Coding" w:hAnsi="D2Coding" w:eastAsia="D2Coding" w:cs="D2Coding"/>
+          <w:sz w:val="18"/>
+        </w:rPr>
+        <w:t xml:space="preserve">    Image ||--o{ ObjectReview : object_reviews</w:t>
+        <w:br/>
+      </w:r>
+      <w:r>
+        <w:rPr>
+          <w:rFonts w:ascii="D2Coding" w:hAnsi="D2Coding" w:eastAsia="D2Coding" w:cs="D2Coding"/>
+          <w:sz w:val="18"/>
+        </w:rPr>
+        <w:t xml:space="preserve">    Viewpoint ||--o{ Detection : detections</w:t>
+        <w:br/>
+      </w:r>
+      <w:r>
+        <w:rPr>
+          <w:rFonts w:ascii="D2Coding" w:hAnsi="D2Coding" w:eastAsia="D2Coding" w:cs="D2Coding"/>
+          <w:sz w:val="18"/>
+        </w:rPr>
+        <w:t xml:space="preserve">    Viewpoint ||--o{ ObjectReview : object_reviews</w:t>
+        <w:br/>
+      </w:r>
+      <w:r>
+        <w:rPr>
+          <w:rFonts w:ascii="D2Coding" w:hAnsi="D2Coding" w:eastAsia="D2Coding" w:cs="D2Coding"/>
+          <w:sz w:val="18"/>
+        </w:rPr>
+        <w:t xml:space="preserve">    Run ||--o{ Detection : detections</w:t>
+        <w:br/>
+      </w:r>
+      <w:r>
+        <w:rPr>
+          <w:rFonts w:ascii="D2Coding" w:hAnsi="D2Coding" w:eastAsia="D2Coding" w:cs="D2Coding"/>
+          <w:sz w:val="18"/>
+        </w:rPr>
+        <w:t xml:space="preserve">    ThresholdSet ||--o{ Detection : detections</w:t>
+        <w:br/>
+      </w:r>
+      <w:r>
+        <w:rPr>
+          <w:rFonts w:ascii="D2Coding" w:hAnsi="D2Coding" w:eastAsia="D2Coding" w:cs="D2Coding"/>
+          <w:sz w:val="18"/>
+        </w:rPr>
+        <w:t xml:space="preserve">    Detection ||--o{ Candidate : candidates</w:t>
+        <w:br/>
+      </w:r>
+      <w:r>
+        <w:rPr>
+          <w:rFonts w:ascii="D2Coding" w:hAnsi="D2Coding" w:eastAsia="D2Coding" w:cs="D2Coding"/>
+          <w:sz w:val="18"/>
+        </w:rPr>
+        <w:t xml:space="preserve">    Detection ||--o{ Detection : supersedes</w:t>
+        <w:br/>
+      </w:r>
+      <w:r>
+        <w:rPr>
+          <w:rFonts w:ascii="D2Coding" w:hAnsi="D2Coding" w:eastAsia="D2Coding" w:cs="D2Coding"/>
+          <w:sz w:val="18"/>
+        </w:rPr>
+        <w:t xml:space="preserve">    Candidate ||--o{ ObjectReview : reviews</w:t>
+        <w:br/>
+      </w:r>
+      <w:r>
+        <w:rPr>
+          <w:rFonts w:ascii="D2Coding" w:hAnsi="D2Coding" w:eastAsia="D2Coding" w:cs="D2Coding"/>
+          <w:sz w:val="18"/>
+        </w:rPr>
+        <w:br/>
+      </w:r>
+      <w:r>
+        <w:rPr>
+          <w:rFonts w:ascii="D2Coding" w:hAnsi="D2Coding" w:eastAsia="D2Coding" w:cs="D2Coding"/>
+          <w:sz w:val="18"/>
+        </w:rPr>
+        <w:t xml:space="preserve">    Image {</w:t>
+        <w:br/>
+      </w:r>
+      <w:r>
+        <w:rPr>
+          <w:rFonts w:ascii="D2Coding" w:hAnsi="D2Coding" w:eastAsia="D2Coding" w:cs="D2Coding"/>
+          <w:sz w:val="18"/>
+        </w:rPr>
+        <w:t xml:space="preserve">        string path UK "자연 열쇠"</w:t>
+        <w:br/>
+      </w:r>
+      <w:r>
+        <w:rPr>
+          <w:rFonts w:ascii="D2Coding" w:hAnsi="D2Coding" w:eastAsia="D2Coding" w:cs="D2Coding"/>
+          <w:sz w:val="18"/>
+        </w:rPr>
+        <w:t xml:space="preserve">        string kind "stack|frame|depth"</w:t>
+        <w:br/>
+      </w:r>
+      <w:r>
+        <w:rPr>
+          <w:rFonts w:ascii="D2Coding" w:hAnsi="D2Coding" w:eastAsia="D2Coding" w:cs="D2Coding"/>
+          <w:sz w:val="18"/>
+        </w:rPr>
+        <w:t xml:space="preserve">    }</w:t>
+        <w:br/>
+      </w:r>
+      <w:r>
+        <w:rPr>
+          <w:rFonts w:ascii="D2Coding" w:hAnsi="D2Coding" w:eastAsia="D2Coding" w:cs="D2Coding"/>
+          <w:sz w:val="18"/>
+        </w:rPr>
+        <w:t xml:space="preserve">    Detection {</w:t>
+        <w:br/>
+      </w:r>
+      <w:r>
+        <w:rPr>
+          <w:rFonts w:ascii="D2Coding" w:hAnsi="D2Coding" w:eastAsia="D2Coding" w:cs="D2Coding"/>
+          <w:sz w:val="18"/>
+        </w:rPr>
+        <w:t xml:space="preserve">        int image FK "NOT NULL"</w:t>
+        <w:br/>
+      </w:r>
+      <w:r>
+        <w:rPr>
+          <w:rFonts w:ascii="D2Coding" w:hAnsi="D2Coding" w:eastAsia="D2Coding" w:cs="D2Coding"/>
+          <w:sz w:val="18"/>
+        </w:rPr>
+        <w:t xml:space="preserve">        bool is_current "뷰어가 볼 것"</w:t>
+        <w:br/>
+      </w:r>
+      <w:r>
+        <w:rPr>
+          <w:rFonts w:ascii="D2Coding" w:hAnsi="D2Coding" w:eastAsia="D2Coding" w:cs="D2Coding"/>
+          <w:sz w:val="18"/>
+        </w:rPr>
+        <w:t xml:space="preserve">    }</w:t>
+        <w:br/>
+      </w:r>
+      <w:r>
+        <w:rPr>
+          <w:rFonts w:ascii="D2Coding" w:hAnsi="D2Coding" w:eastAsia="D2Coding" w:cs="D2Coding"/>
+          <w:sz w:val="18"/>
+        </w:rPr>
+        <w:t xml:space="preserve">    Candidate {</w:t>
+        <w:br/>
+      </w:r>
+      <w:r>
+        <w:rPr>
+          <w:rFonts w:ascii="D2Coding" w:hAnsi="D2Coding" w:eastAsia="D2Coding" w:cs="D2Coding"/>
+          <w:sz w:val="18"/>
+        </w:rPr>
+        <w:t xml:space="preserve">        string mask_key UK "detection 안에서"</w:t>
+        <w:br/>
+      </w:r>
+      <w:r>
+        <w:rPr>
+          <w:rFonts w:ascii="D2Coding" w:hAnsi="D2Coding" w:eastAsia="D2Coding" w:cs="D2Coding"/>
+          <w:sz w:val="18"/>
+        </w:rPr>
+        <w:t xml:space="preserve">        bool passed "문턱 통과"</w:t>
+        <w:br/>
+      </w:r>
+      <w:r>
+        <w:rPr>
+          <w:rFonts w:ascii="D2Coding" w:hAnsi="D2Coding" w:eastAsia="D2Coding" w:cs="D2Coding"/>
+          <w:sz w:val="18"/>
+        </w:rPr>
+        <w:t xml:space="preserve">        string cls</w:t>
+        <w:br/>
+      </w:r>
+      <w:r>
+        <w:rPr>
+          <w:rFonts w:ascii="D2Coding" w:hAnsi="D2Coding" w:eastAsia="D2Coding" w:cs="D2Coding"/>
+          <w:sz w:val="18"/>
+        </w:rPr>
+        <w:t xml:space="preserve">    }</w:t>
+        <w:br/>
+      </w:r>
+      <w:r>
+        <w:rPr>
+          <w:rFonts w:ascii="D2Coding" w:hAnsi="D2Coding" w:eastAsia="D2Coding" w:cs="D2Coding"/>
+          <w:sz w:val="18"/>
+        </w:rPr>
+        <w:t xml:space="preserve">    ObjectReview {</w:t>
+        <w:br/>
+      </w:r>
+      <w:r>
+        <w:rPr>
+          <w:rFonts w:ascii="D2Coding" w:hAnsi="D2Coding" w:eastAsia="D2Coding" w:cs="D2Coding"/>
+          <w:sz w:val="18"/>
+        </w:rPr>
+        <w:t xml:space="preserve">        string mask_key UK "image 안에서"</w:t>
+        <w:br/>
+      </w:r>
+      <w:r>
+        <w:rPr>
+          <w:rFonts w:ascii="D2Coding" w:hAnsi="D2Coding" w:eastAsia="D2Coding" w:cs="D2Coding"/>
+          <w:sz w:val="18"/>
+        </w:rPr>
+        <w:t xml:space="preserve">        json geom "스스로 든 기하"</w:t>
+        <w:br/>
+      </w:r>
+      <w:r>
+        <w:rPr>
+          <w:rFonts w:ascii="D2Coding" w:hAnsi="D2Coding" w:eastAsia="D2Coding" w:cs="D2Coding"/>
+          <w:sz w:val="18"/>
+        </w:rPr>
+        <w:t xml:space="preserve">        bool removed</w:t>
+        <w:br/>
+      </w:r>
+      <w:r>
+        <w:rPr>
+          <w:rFonts w:ascii="D2Coding" w:hAnsi="D2Coding" w:eastAsia="D2Coding" w:cs="D2Coding"/>
+          <w:sz w:val="18"/>
+        </w:rPr>
+        <w:t xml:space="preserve">        bool accepted</w:t>
+        <w:br/>
+      </w:r>
+      <w:r>
+        <w:rPr>
+          <w:rFonts w:ascii="D2Coding" w:hAnsi="D2Coding" w:eastAsia="D2Coding" w:cs="D2Coding"/>
+          <w:sz w:val="18"/>
+        </w:rPr>
+        <w:t xml:space="preserve">    }</w:t>
+        <w:br/>
+      </w:r>
+      <w:r>
+        <w:rPr>
+          <w:rFonts w:ascii="D2Coding" w:hAnsi="D2Coding" w:eastAsia="D2Coding" w:cs="D2Coding"/>
+          <w:sz w:val="18"/>
+        </w:rPr>
+        <w:t xml:space="preserve">    CD["ClassDef"] {</w:t>
+        <w:br/>
+      </w:r>
+      <w:r>
+        <w:rPr>
+          <w:rFonts w:ascii="D2Coding" w:hAnsi="D2Coding" w:eastAsia="D2Coding" w:cs="D2Coding"/>
+          <w:sz w:val="18"/>
+        </w:rPr>
+        <w:t xml:space="preserve">        string key UK</w:t>
+        <w:br/>
+      </w:r>
+      <w:r>
+        <w:rPr>
+          <w:rFonts w:ascii="D2Coding" w:hAnsi="D2Coding" w:eastAsia="D2Coding" w:cs="D2Coding"/>
+          <w:sz w:val="18"/>
+        </w:rPr>
+        <w:t xml:space="preserve">        bool counted</w:t>
+        <w:br/>
+      </w:r>
+      <w:r>
+        <w:rPr>
+          <w:rFonts w:ascii="D2Coding" w:hAnsi="D2Coding" w:eastAsia="D2Coding" w:cs="D2Coding"/>
+          <w:sz w:val="18"/>
+        </w:rPr>
+        <w:t xml:space="preserve">    }</w:t>
       </w:r>
     </w:p>
     <w:p>
@@ -624,7 +979,7 @@
           <w:rFonts w:ascii="맑은 고딕" w:hAnsi="맑은 고딕" w:eastAsia="맑은 고딕" w:cs="맑은 고딕"/>
           <w:b w:val="0"/>
         </w:rPr>
-        <w:t xml:space="preserve"> 은 어느 표와도 FK 로 매이지 않아 관계선이 없다 — </w:t>
+        <w:t xml:space="preserve"> 은 어느 테이블과도 FK 로 매이지 않아 관계선이 없다 — </w:t>
       </w:r>
       <w:r>
         <w:rPr>
@@ -722,7 +1077,7 @@
         <w:drawing>
           <wp:inline xmlns:a="http://schemas.openxmlformats.org/drawingml/2006/main" xmlns:pic="http://schemas.openxmlformats.org/drawingml/2006/picture">
             <wp:extent cx="5940000" cy="2886445"/>
-            <wp:docPr id="4" name="Picture 4"/>
+            <wp:docPr id="2" name="Picture 2"/>
             <wp:cNvGraphicFramePr>
               <a:graphicFrameLocks noChangeAspect="1"/>
             </wp:cNvGraphicFramePr>
@@ -734,7 +1089,7 @@
                     <pic:cNvPicPr/>
                   </pic:nvPicPr>
                   <pic:blipFill>
-                    <a:blip r:embed="rId12"/>
+                    <a:blip r:embed="rId10"/>
                     <a:stretch>
                       <a:fillRect/>
                     </a:stretch>
@@ -1041,7 +1396,7 @@
           <w:b w:val="0"/>
           <w:color w:val="1A1D23"/>
         </w:rPr>
-        <w:t>2. 관계 21개</w:t>
+        <w:t>2. 관계 25개</w:t>
       </w:r>
     </w:p>
     <w:p>
@@ -2235,6 +2590,339 @@
                 <w:color w:val="C0362C"/>
                 <w:sz w:val="19"/>
               </w:rPr>
+              <w:t>Image</w:t>
+            </w:r>
+          </w:p>
+        </w:tc>
+        <w:tc>
+          <w:tcPr>
+            <w:tcW w:type="dxa" w:w="1377"/>
+          </w:tcPr>
+          <w:p>
+            <w:r/>
+            <w:r>
+              <w:rPr>
+                <w:rFonts w:ascii="D2Coding" w:hAnsi="D2Coding" w:eastAsia="D2Coding" w:cs="D2Coding"/>
+                <w:color w:val="C0362C"/>
+                <w:sz w:val="19"/>
+              </w:rPr>
+              <w:t>viewpoint</w:t>
+            </w:r>
+          </w:p>
+        </w:tc>
+        <w:tc>
+          <w:tcPr>
+            <w:tcW w:type="dxa" w:w="1377"/>
+          </w:tcPr>
+          <w:p>
+            <w:r/>
+            <w:r>
+              <w:rPr>
+                <w:rFonts w:ascii="D2Coding" w:hAnsi="D2Coding" w:eastAsia="D2Coding" w:cs="D2Coding"/>
+                <w:color w:val="C0362C"/>
+                <w:sz w:val="19"/>
+              </w:rPr>
+              <w:t>Viewpoint</w:t>
+            </w:r>
+          </w:p>
+        </w:tc>
+        <w:tc>
+          <w:tcPr>
+            <w:tcW w:type="dxa" w:w="1377"/>
+          </w:tcPr>
+          <w:p>
+            <w:r/>
+            <w:r>
+              <w:rPr>
+                <w:rFonts w:ascii="맑은 고딕" w:hAnsi="맑은 고딕" w:eastAsia="맑은 고딕" w:cs="맑은 고딕"/>
+                <w:b w:val="0"/>
+              </w:rPr>
+              <w:t>N:1</w:t>
+            </w:r>
+          </w:p>
+        </w:tc>
+        <w:tc>
+          <w:tcPr>
+            <w:tcW w:type="dxa" w:w="1377"/>
+          </w:tcPr>
+          <w:p>
+            <w:r/>
+            <w:r>
+              <w:rPr>
+                <w:rFonts w:ascii="맑은 고딕" w:hAnsi="맑은 고딕" w:eastAsia="맑은 고딕" w:cs="맑은 고딕"/>
+                <w:b w:val="0"/>
+              </w:rPr>
+              <w:t>null</w:t>
+            </w:r>
+          </w:p>
+        </w:tc>
+        <w:tc>
+          <w:tcPr>
+            <w:tcW w:type="dxa" w:w="1377"/>
+          </w:tcPr>
+          <w:p>
+            <w:r/>
+            <w:r>
+              <w:rPr>
+                <w:rFonts w:ascii="맑은 고딕" w:hAnsi="맑은 고딕" w:eastAsia="맑은 고딕" w:cs="맑은 고딕"/>
+                <w:b/>
+              </w:rPr>
+              <w:t>SET_NULL</w:t>
+            </w:r>
+          </w:p>
+        </w:tc>
+        <w:tc>
+          <w:tcPr>
+            <w:tcW w:type="dxa" w:w="1377"/>
+          </w:tcPr>
+          <w:p>
+            <w:r/>
+            <w:r>
+              <w:rPr>
+                <w:rFonts w:ascii="D2Coding" w:hAnsi="D2Coding" w:eastAsia="D2Coding" w:cs="D2Coding"/>
+                <w:color w:val="C0362C"/>
+                <w:sz w:val="19"/>
+              </w:rPr>
+              <w:t>images</w:t>
+            </w:r>
+          </w:p>
+        </w:tc>
+      </w:tr>
+      <w:tr>
+        <w:tc>
+          <w:tcPr>
+            <w:tcW w:type="dxa" w:w="1377"/>
+          </w:tcPr>
+          <w:p>
+            <w:r/>
+            <w:r>
+              <w:rPr>
+                <w:rFonts w:ascii="D2Coding" w:hAnsi="D2Coding" w:eastAsia="D2Coding" w:cs="D2Coding"/>
+                <w:color w:val="C0362C"/>
+                <w:sz w:val="19"/>
+              </w:rPr>
+              <w:t>Image</w:t>
+            </w:r>
+          </w:p>
+        </w:tc>
+        <w:tc>
+          <w:tcPr>
+            <w:tcW w:type="dxa" w:w="1377"/>
+          </w:tcPr>
+          <w:p>
+            <w:r/>
+            <w:r>
+              <w:rPr>
+                <w:rFonts w:ascii="D2Coding" w:hAnsi="D2Coding" w:eastAsia="D2Coding" w:cs="D2Coding"/>
+                <w:color w:val="C0362C"/>
+                <w:sz w:val="19"/>
+              </w:rPr>
+              <w:t>frame</w:t>
+            </w:r>
+          </w:p>
+        </w:tc>
+        <w:tc>
+          <w:tcPr>
+            <w:tcW w:type="dxa" w:w="1377"/>
+          </w:tcPr>
+          <w:p>
+            <w:r/>
+            <w:r>
+              <w:rPr>
+                <w:rFonts w:ascii="D2Coding" w:hAnsi="D2Coding" w:eastAsia="D2Coding" w:cs="D2Coding"/>
+                <w:color w:val="C0362C"/>
+                <w:sz w:val="19"/>
+              </w:rPr>
+              <w:t>Frame</w:t>
+            </w:r>
+          </w:p>
+        </w:tc>
+        <w:tc>
+          <w:tcPr>
+            <w:tcW w:type="dxa" w:w="1377"/>
+          </w:tcPr>
+          <w:p>
+            <w:r/>
+            <w:r>
+              <w:rPr>
+                <w:rFonts w:ascii="맑은 고딕" w:hAnsi="맑은 고딕" w:eastAsia="맑은 고딕" w:cs="맑은 고딕"/>
+                <w:b w:val="0"/>
+              </w:rPr>
+              <w:t>1:1</w:t>
+            </w:r>
+          </w:p>
+        </w:tc>
+        <w:tc>
+          <w:tcPr>
+            <w:tcW w:type="dxa" w:w="1377"/>
+          </w:tcPr>
+          <w:p>
+            <w:r/>
+            <w:r>
+              <w:rPr>
+                <w:rFonts w:ascii="맑은 고딕" w:hAnsi="맑은 고딕" w:eastAsia="맑은 고딕" w:cs="맑은 고딕"/>
+                <w:b w:val="0"/>
+              </w:rPr>
+              <w:t>null</w:t>
+            </w:r>
+          </w:p>
+        </w:tc>
+        <w:tc>
+          <w:tcPr>
+            <w:tcW w:type="dxa" w:w="1377"/>
+          </w:tcPr>
+          <w:p>
+            <w:r/>
+            <w:r>
+              <w:rPr>
+                <w:rFonts w:ascii="맑은 고딕" w:hAnsi="맑은 고딕" w:eastAsia="맑은 고딕" w:cs="맑은 고딕"/>
+                <w:b w:val="0"/>
+              </w:rPr>
+              <w:t>SET_NULL</w:t>
+            </w:r>
+          </w:p>
+        </w:tc>
+        <w:tc>
+          <w:tcPr>
+            <w:tcW w:type="dxa" w:w="1377"/>
+          </w:tcPr>
+          <w:p>
+            <w:r/>
+            <w:r>
+              <w:rPr>
+                <w:rFonts w:ascii="D2Coding" w:hAnsi="D2Coding" w:eastAsia="D2Coding" w:cs="D2Coding"/>
+                <w:color w:val="C0362C"/>
+                <w:sz w:val="19"/>
+              </w:rPr>
+              <w:t>image</w:t>
+            </w:r>
+          </w:p>
+        </w:tc>
+      </w:tr>
+      <w:tr>
+        <w:tc>
+          <w:tcPr>
+            <w:tcW w:type="dxa" w:w="1377"/>
+          </w:tcPr>
+          <w:p>
+            <w:r/>
+            <w:r>
+              <w:rPr>
+                <w:rFonts w:ascii="D2Coding" w:hAnsi="D2Coding" w:eastAsia="D2Coding" w:cs="D2Coding"/>
+                <w:color w:val="C0362C"/>
+                <w:sz w:val="19"/>
+              </w:rPr>
+              <w:t>Image</w:t>
+            </w:r>
+          </w:p>
+        </w:tc>
+        <w:tc>
+          <w:tcPr>
+            <w:tcW w:type="dxa" w:w="1377"/>
+          </w:tcPr>
+          <w:p>
+            <w:r/>
+            <w:r>
+              <w:rPr>
+                <w:rFonts w:ascii="D2Coding" w:hAnsi="D2Coding" w:eastAsia="D2Coding" w:cs="D2Coding"/>
+                <w:color w:val="C0362C"/>
+                <w:sz w:val="19"/>
+              </w:rPr>
+              <w:t>stack</w:t>
+            </w:r>
+          </w:p>
+        </w:tc>
+        <w:tc>
+          <w:tcPr>
+            <w:tcW w:type="dxa" w:w="1377"/>
+          </w:tcPr>
+          <w:p>
+            <w:r/>
+            <w:r>
+              <w:rPr>
+                <w:rFonts w:ascii="D2Coding" w:hAnsi="D2Coding" w:eastAsia="D2Coding" w:cs="D2Coding"/>
+                <w:color w:val="C0362C"/>
+                <w:sz w:val="19"/>
+              </w:rPr>
+              <w:t>Stack</w:t>
+            </w:r>
+          </w:p>
+        </w:tc>
+        <w:tc>
+          <w:tcPr>
+            <w:tcW w:type="dxa" w:w="1377"/>
+          </w:tcPr>
+          <w:p>
+            <w:r/>
+            <w:r>
+              <w:rPr>
+                <w:rFonts w:ascii="맑은 고딕" w:hAnsi="맑은 고딕" w:eastAsia="맑은 고딕" w:cs="맑은 고딕"/>
+                <w:b w:val="0"/>
+              </w:rPr>
+              <w:t>N:1</w:t>
+            </w:r>
+          </w:p>
+        </w:tc>
+        <w:tc>
+          <w:tcPr>
+            <w:tcW w:type="dxa" w:w="1377"/>
+          </w:tcPr>
+          <w:p>
+            <w:r/>
+            <w:r>
+              <w:rPr>
+                <w:rFonts w:ascii="맑은 고딕" w:hAnsi="맑은 고딕" w:eastAsia="맑은 고딕" w:cs="맑은 고딕"/>
+                <w:b w:val="0"/>
+              </w:rPr>
+              <w:t>null</w:t>
+            </w:r>
+          </w:p>
+        </w:tc>
+        <w:tc>
+          <w:tcPr>
+            <w:tcW w:type="dxa" w:w="1377"/>
+          </w:tcPr>
+          <w:p>
+            <w:r/>
+            <w:r>
+              <w:rPr>
+                <w:rFonts w:ascii="맑은 고딕" w:hAnsi="맑은 고딕" w:eastAsia="맑은 고딕" w:cs="맑은 고딕"/>
+                <w:b/>
+              </w:rPr>
+              <w:t>CASCADE</w:t>
+            </w:r>
+          </w:p>
+        </w:tc>
+        <w:tc>
+          <w:tcPr>
+            <w:tcW w:type="dxa" w:w="1377"/>
+          </w:tcPr>
+          <w:p>
+            <w:r/>
+            <w:r>
+              <w:rPr>
+                <w:rFonts w:ascii="D2Coding" w:hAnsi="D2Coding" w:eastAsia="D2Coding" w:cs="D2Coding"/>
+                <w:color w:val="C0362C"/>
+                <w:sz w:val="19"/>
+              </w:rPr>
+              <w:t>images</w:t>
+            </w:r>
+          </w:p>
+        </w:tc>
+      </w:tr>
+      <w:tr>
+        <w:tc>
+          <w:tcPr>
+            <w:tcW w:type="dxa" w:w="1377"/>
+          </w:tcPr>
+          <w:p>
+            <w:r/>
+            <w:r>
+              <w:rPr>
+                <w:rFonts w:ascii="D2Coding" w:hAnsi="D2Coding" w:eastAsia="D2Coding" w:cs="D2Coding"/>
+                <w:color w:val="C0362C"/>
+                <w:sz w:val="19"/>
+              </w:rPr>
               <w:t>Stack</w:t>
             </w:r>
           </w:p>
@@ -2473,7 +3161,7 @@
                 <w:color w:val="C0362C"/>
                 <w:sz w:val="19"/>
               </w:rPr>
-              <w:t>frame</w:t>
+              <w:t>image</w:t>
             </w:r>
           </w:p>
         </w:tc>
@@ -2489,7 +3177,7 @@
                 <w:color w:val="C0362C"/>
                 <w:sz w:val="19"/>
               </w:rPr>
-              <w:t>Frame</w:t>
+              <w:t>Image</w:t>
             </w:r>
           </w:p>
         </w:tc>
@@ -2517,9 +3205,9 @@
             <w:r>
               <w:rPr>
                 <w:rFonts w:ascii="맑은 고딕" w:hAnsi="맑은 고딕" w:eastAsia="맑은 고딕" w:cs="맑은 고딕"/>
-                <w:b w:val="0"/>
+                <w:b/>
               </w:rPr>
-              <w:t>null</w:t>
+              <w:t>필수</w:t>
             </w:r>
           </w:p>
         </w:tc>
@@ -2532,9 +3220,9 @@
             <w:r>
               <w:rPr>
                 <w:rFonts w:ascii="맑은 고딕" w:hAnsi="맑은 고딕" w:eastAsia="맑은 고딕" w:cs="맑은 고딕"/>
-                <w:b w:val="0"/>
+                <w:b/>
               </w:rPr>
-              <w:t>SET_NULL</w:t>
+              <w:t>CASCADE</w:t>
             </w:r>
           </w:p>
         </w:tc>
@@ -3073,6 +3761,117 @@
               <w:rPr>
                 <w:rFonts w:ascii="맑은 고딕" w:hAnsi="맑은 고딕" w:eastAsia="맑은 고딕" w:cs="맑은 고딕"/>
                 <w:b w:val="0"/>
+              </w:rPr>
+              <w:t>필수</w:t>
+            </w:r>
+          </w:p>
+        </w:tc>
+        <w:tc>
+          <w:tcPr>
+            <w:tcW w:type="dxa" w:w="1377"/>
+          </w:tcPr>
+          <w:p>
+            <w:r/>
+            <w:r>
+              <w:rPr>
+                <w:rFonts w:ascii="맑은 고딕" w:hAnsi="맑은 고딕" w:eastAsia="맑은 고딕" w:cs="맑은 고딕"/>
+                <w:b/>
+              </w:rPr>
+              <w:t>CASCADE</w:t>
+            </w:r>
+          </w:p>
+        </w:tc>
+        <w:tc>
+          <w:tcPr>
+            <w:tcW w:type="dxa" w:w="1377"/>
+          </w:tcPr>
+          <w:p>
+            <w:r/>
+            <w:r>
+              <w:rPr>
+                <w:rFonts w:ascii="D2Coding" w:hAnsi="D2Coding" w:eastAsia="D2Coding" w:cs="D2Coding"/>
+                <w:color w:val="C0362C"/>
+                <w:sz w:val="19"/>
+              </w:rPr>
+              <w:t>object_reviews</w:t>
+            </w:r>
+          </w:p>
+        </w:tc>
+      </w:tr>
+      <w:tr>
+        <w:tc>
+          <w:tcPr>
+            <w:tcW w:type="dxa" w:w="1377"/>
+          </w:tcPr>
+          <w:p>
+            <w:r/>
+            <w:r>
+              <w:rPr>
+                <w:rFonts w:ascii="D2Coding" w:hAnsi="D2Coding" w:eastAsia="D2Coding" w:cs="D2Coding"/>
+                <w:color w:val="C0362C"/>
+                <w:sz w:val="19"/>
+              </w:rPr>
+              <w:t>ObjectReview</w:t>
+            </w:r>
+          </w:p>
+        </w:tc>
+        <w:tc>
+          <w:tcPr>
+            <w:tcW w:type="dxa" w:w="1377"/>
+          </w:tcPr>
+          <w:p>
+            <w:r/>
+            <w:r>
+              <w:rPr>
+                <w:rFonts w:ascii="D2Coding" w:hAnsi="D2Coding" w:eastAsia="D2Coding" w:cs="D2Coding"/>
+                <w:color w:val="C0362C"/>
+                <w:sz w:val="19"/>
+              </w:rPr>
+              <w:t>image</w:t>
+            </w:r>
+          </w:p>
+        </w:tc>
+        <w:tc>
+          <w:tcPr>
+            <w:tcW w:type="dxa" w:w="1377"/>
+          </w:tcPr>
+          <w:p>
+            <w:r/>
+            <w:r>
+              <w:rPr>
+                <w:rFonts w:ascii="D2Coding" w:hAnsi="D2Coding" w:eastAsia="D2Coding" w:cs="D2Coding"/>
+                <w:color w:val="C0362C"/>
+                <w:sz w:val="19"/>
+              </w:rPr>
+              <w:t>Image</w:t>
+            </w:r>
+          </w:p>
+        </w:tc>
+        <w:tc>
+          <w:tcPr>
+            <w:tcW w:type="dxa" w:w="1377"/>
+          </w:tcPr>
+          <w:p>
+            <w:r/>
+            <w:r>
+              <w:rPr>
+                <w:rFonts w:ascii="맑은 고딕" w:hAnsi="맑은 고딕" w:eastAsia="맑은 고딕" w:cs="맑은 고딕"/>
+                <w:b w:val="0"/>
+              </w:rPr>
+              <w:t>N:1</w:t>
+            </w:r>
+          </w:p>
+        </w:tc>
+        <w:tc>
+          <w:tcPr>
+            <w:tcW w:type="dxa" w:w="1377"/>
+          </w:tcPr>
+          <w:p>
+            <w:r/>
+            <w:r>
+              <w:rPr>
+                <w:rFonts w:ascii="맑은 고딕" w:hAnsi="맑은 고딕" w:eastAsia="맑은 고딕" w:cs="맑은 고딕"/>
+                <w:b/>
               </w:rPr>
               <w:t>필수</w:t>
             </w:r>
@@ -3758,6 +4557,113 @@
       </w:pPr>
       <w:r>
         <w:rPr>
+          <w:rFonts w:ascii="맑은 고딕" w:hAnsi="맑은 고딕" w:eastAsia="맑은 고딕" w:cs="맑은 고딕"/>
+          <w:b/>
+        </w:rPr>
+        <w:t>`Image` 의 두 `on_delete` 는 방향이 반대다.</w:t>
+      </w:r>
+      <w:r>
+        <w:rPr>
+          <w:rFonts w:ascii="맑은 고딕" w:hAnsi="맑은 고딕" w:eastAsia="맑은 고딕" w:cs="맑은 고딕"/>
+          <w:b w:val="0"/>
+        </w:rPr>
+        <w:t xml:space="preserve"> 시야 가르기는 시야를 지우고 다시 만드는데, </w:t>
+      </w:r>
+      <w:r>
+        <w:rPr>
+          <w:rFonts w:ascii="맑은 고딕" w:hAnsi="맑은 고딕" w:eastAsia="맑은 고딕" w:cs="맑은 고딕"/>
+          <w:b/>
+        </w:rPr>
+        <w:t>프레임은 원본 사진이라 살아남고</w:t>
+      </w:r>
+      <w:r>
+        <w:rPr>
+          <w:rFonts w:ascii="맑은 고딕" w:hAnsi="맑은 고딕" w:eastAsia="맑은 고딕" w:cs="맑은 고딕"/>
+          <w:b w:val="0"/>
+        </w:rPr>
+        <w:t>(</w:t>
+      </w:r>
+      <w:r>
+        <w:rPr>
+          <w:rFonts w:ascii="D2Coding" w:hAnsi="D2Coding" w:eastAsia="D2Coding" w:cs="D2Coding"/>
+          <w:color w:val="C0362C"/>
+          <w:sz w:val="19"/>
+        </w:rPr>
+        <w:t>viewpoint</w:t>
+      </w:r>
+      <w:r>
+        <w:rPr>
+          <w:rFonts w:ascii="맑은 고딕" w:hAnsi="맑은 고딕" w:eastAsia="맑은 고딕" w:cs="맑은 고딕"/>
+          <w:b w:val="0"/>
+        </w:rPr>
+        <w:t xml:space="preserve"> 가 </w:t>
+      </w:r>
+      <w:r>
+        <w:rPr>
+          <w:rFonts w:ascii="D2Coding" w:hAnsi="D2Coding" w:eastAsia="D2Coding" w:cs="D2Coding"/>
+          <w:color w:val="C0362C"/>
+          <w:sz w:val="19"/>
+        </w:rPr>
+        <w:t>SET_NULL</w:t>
+      </w:r>
+      <w:r>
+        <w:rPr>
+          <w:rFonts w:ascii="맑은 고딕" w:hAnsi="맑은 고딕" w:eastAsia="맑은 고딕" w:cs="맑은 고딕"/>
+          <w:b w:val="0"/>
+        </w:rPr>
+        <w:t xml:space="preserve">) </w:t>
+      </w:r>
+      <w:r>
+        <w:rPr>
+          <w:rFonts w:ascii="맑은 고딕" w:hAnsi="맑은 고딕" w:eastAsia="맑은 고딕" w:cs="맑은 고딕"/>
+          <w:b/>
+        </w:rPr>
+        <w:t>합성본·깊이맵은 그 묶음에서 나온 것이라 무효다</w:t>
+      </w:r>
+      <w:r>
+        <w:rPr>
+          <w:rFonts w:ascii="맑은 고딕" w:hAnsi="맑은 고딕" w:eastAsia="맑은 고딕" w:cs="맑은 고딕"/>
+          <w:b w:val="0"/>
+        </w:rPr>
+        <w:t>(</w:t>
+      </w:r>
+      <w:r>
+        <w:rPr>
+          <w:rFonts w:ascii="D2Coding" w:hAnsi="D2Coding" w:eastAsia="D2Coding" w:cs="D2Coding"/>
+          <w:color w:val="C0362C"/>
+          <w:sz w:val="19"/>
+        </w:rPr>
+        <w:t>stack</w:t>
+      </w:r>
+      <w:r>
+        <w:rPr>
+          <w:rFonts w:ascii="맑은 고딕" w:hAnsi="맑은 고딕" w:eastAsia="맑은 고딕" w:cs="맑은 고딕"/>
+          <w:b w:val="0"/>
+        </w:rPr>
+        <w:t xml:space="preserve"> 이 </w:t>
+      </w:r>
+      <w:r>
+        <w:rPr>
+          <w:rFonts w:ascii="D2Coding" w:hAnsi="D2Coding" w:eastAsia="D2Coding" w:cs="D2Coding"/>
+          <w:color w:val="C0362C"/>
+          <w:sz w:val="19"/>
+        </w:rPr>
+        <w:t>CASCADE</w:t>
+      </w:r>
+      <w:r>
+        <w:rPr>
+          <w:rFonts w:ascii="맑은 고딕" w:hAnsi="맑은 고딕" w:eastAsia="맑은 고딕" w:cs="맑은 고딕"/>
+          <w:b w:val="0"/>
+        </w:rPr>
+        <w:t>). 이 테이블은 디스크의 파일을 비추고, 시야는 그 파일에 붙는 이름표다.</w:t>
+      </w:r>
+    </w:p>
+    <w:p>
+      <w:pPr>
+        <w:pStyle w:val="ListBullet"/>
+      </w:pPr>
+      <w:r>
+        <w:rPr>
           <w:rFonts w:ascii="D2Coding" w:hAnsi="D2Coding" w:eastAsia="D2Coding" w:cs="D2Coding"/>
           <w:color w:val="C0362C"/>
           <w:sz w:val="19"/>
@@ -3862,7 +4768,7 @@
                 <w:rFonts w:ascii="맑은 고딕" w:hAnsi="맑은 고딕" w:eastAsia="맑은 고딕" w:cs="맑은 고딕"/>
                 <w:b/>
               </w:rPr>
-              <w:t>표</w:t>
+              <w:t>테이블</w:t>
             </w:r>
           </w:p>
         </w:tc>
@@ -4382,6 +5288,62 @@
                 <w:color w:val="C0362C"/>
                 <w:sz w:val="19"/>
               </w:rPr>
+              <w:t>Image</w:t>
+            </w:r>
+          </w:p>
+        </w:tc>
+        <w:tc>
+          <w:tcPr>
+            <w:tcW w:type="dxa" w:w="3213"/>
+          </w:tcPr>
+          <w:p>
+            <w:r/>
+            <w:r>
+              <w:rPr>
+                <w:rFonts w:ascii="D2Coding" w:hAnsi="D2Coding" w:eastAsia="D2Coding" w:cs="D2Coding"/>
+                <w:color w:val="C0362C"/>
+                <w:sz w:val="19"/>
+              </w:rPr>
+              <w:t>path</w:t>
+            </w:r>
+          </w:p>
+        </w:tc>
+        <w:tc>
+          <w:tcPr>
+            <w:tcW w:type="dxa" w:w="3213"/>
+          </w:tcPr>
+          <w:p>
+            <w:r/>
+            <w:r>
+              <w:rPr>
+                <w:rFonts w:ascii="맑은 고딕" w:hAnsi="맑은 고딕" w:eastAsia="맑은 고딕" w:cs="맑은 고딕"/>
+                <w:b/>
+              </w:rPr>
+              <w:t>자연 열쇠</w:t>
+            </w:r>
+            <w:r>
+              <w:rPr>
+                <w:rFonts w:ascii="맑은 고딕" w:hAnsi="맑은 고딕" w:eastAsia="맑은 고딕" w:cs="맑은 고딕"/>
+                <w:b w:val="0"/>
+              </w:rPr>
+              <w:t xml:space="preserve"> — 파일 하나에 행 하나</w:t>
+            </w:r>
+          </w:p>
+        </w:tc>
+      </w:tr>
+      <w:tr>
+        <w:tc>
+          <w:tcPr>
+            <w:tcW w:type="dxa" w:w="3213"/>
+          </w:tcPr>
+          <w:p>
+            <w:r/>
+            <w:r>
+              <w:rPr>
+                <w:rFonts w:ascii="D2Coding" w:hAnsi="D2Coding" w:eastAsia="D2Coding" w:cs="D2Coding"/>
+                <w:color w:val="C0362C"/>
+                <w:sz w:val="19"/>
+              </w:rPr>
               <w:t>ObjectReview</w:t>
             </w:r>
           </w:p>
@@ -4398,7 +5360,7 @@
                 <w:color w:val="C0362C"/>
                 <w:sz w:val="19"/>
               </w:rPr>
-              <w:t>(viewpoint, mask_key)</w:t>
+              <w:t>(image, mask_key)</w:t>
             </w:r>
           </w:p>
         </w:tc>
@@ -4414,6 +5376,43 @@
                 <w:b/>
               </w:rPr>
               <w:t>교정의 진짜 키</w:t>
+            </w:r>
+            <w:r>
+              <w:rPr>
+                <w:rFonts w:ascii="맑은 고딕" w:hAnsi="맑은 고딕" w:eastAsia="맑은 고딕" w:cs="맑은 고딕"/>
+                <w:b w:val="0"/>
+              </w:rPr>
+              <w:t xml:space="preserve"> (P06 5a 에서 </w:t>
+            </w:r>
+            <w:r>
+              <w:rPr>
+                <w:rFonts w:ascii="D2Coding" w:hAnsi="D2Coding" w:eastAsia="D2Coding" w:cs="D2Coding"/>
+                <w:color w:val="C0362C"/>
+                <w:sz w:val="19"/>
+              </w:rPr>
+              <w:t>viewpoint</w:t>
+            </w:r>
+            <w:r>
+              <w:rPr>
+                <w:rFonts w:ascii="맑은 고딕" w:hAnsi="맑은 고딕" w:eastAsia="맑은 고딕" w:cs="맑은 고딕"/>
+                <w:b w:val="0"/>
+              </w:rPr>
+              <w:t xml:space="preserve"> → </w:t>
+            </w:r>
+            <w:r>
+              <w:rPr>
+                <w:rFonts w:ascii="D2Coding" w:hAnsi="D2Coding" w:eastAsia="D2Coding" w:cs="D2Coding"/>
+                <w:color w:val="C0362C"/>
+                <w:sz w:val="19"/>
+              </w:rPr>
+              <w:t>image</w:t>
+            </w:r>
+            <w:r>
+              <w:rPr>
+                <w:rFonts w:ascii="맑은 고딕" w:hAnsi="맑은 고딕" w:eastAsia="맑은 고딕" w:cs="맑은 고딕"/>
+                <w:b w:val="0"/>
+              </w:rPr>
+              <w:t>)</w:t>
             </w:r>
           </w:p>
         </w:tc>
@@ -4461,7 +5460,7 @@
                 <w:rFonts w:ascii="맑은 고딕" w:hAnsi="맑은 고딕" w:eastAsia="맑은 고딕" w:cs="맑은 고딕"/>
                 <w:b/>
               </w:rPr>
-              <w:t>표</w:t>
+              <w:t>테이블</w:t>
             </w:r>
           </w:p>
         </w:tc>
@@ -4862,7 +5861,7 @@
           <w:b w:val="0"/>
           <w:color w:val="1A1D23"/>
         </w:rPr>
-        <w:t>4. 카디널리티 실측 (2026-08-04)</w:t>
+        <w:t>4. 카디널리티 실측 (2026-08-05)</w:t>
       </w:r>
     </w:p>
     <w:p>
@@ -4879,41 +5878,80 @@
     </w:p>
     <w:p>
       <w:pPr>
-        <w:jc w:val="center"/>
+        <w:spacing w:before="80" w:after="160"/>
+        <w:ind w:left="280"/>
+        <w:shd w:val="clear" w:fill="F4F5F7"/>
       </w:pPr>
       <w:r>
-        <w:drawing>
-          <wp:inline xmlns:a="http://schemas.openxmlformats.org/drawingml/2006/main" xmlns:pic="http://schemas.openxmlformats.org/drawingml/2006/picture">
-            <wp:extent cx="5940000" cy="3810994"/>
-            <wp:docPr id="5" name="Picture 5"/>
-            <wp:cNvGraphicFramePr>
-              <a:graphicFrameLocks noChangeAspect="1"/>
-            </wp:cNvGraphicFramePr>
-            <a:graphic>
-              <a:graphicData uri="http://schemas.openxmlformats.org/drawingml/2006/picture">
-                <pic:pic>
-                  <pic:nvPicPr>
-                    <pic:cNvPr id="0" name="mermaid-8d66a4341fc6.png"/>
-                    <pic:cNvPicPr/>
-                  </pic:nvPicPr>
-                  <pic:blipFill>
-                    <a:blip r:embed="rId13"/>
-                    <a:stretch>
-                      <a:fillRect/>
-                    </a:stretch>
-                  </pic:blipFill>
-                  <pic:spPr>
-                    <a:xfrm>
-                      <a:off x="0" y="0"/>
-                      <a:ext cx="5940000" cy="3810994"/>
-                    </a:xfrm>
-                    <a:prstGeom prst="rect"/>
-                  </pic:spPr>
-                </pic:pic>
-              </a:graphicData>
-            </a:graphic>
-          </wp:inline>
-        </w:drawing>
+        <w:rPr>
+          <w:rFonts w:ascii="D2Coding" w:hAnsi="D2Coding" w:eastAsia="D2Coding" w:cs="D2Coding"/>
+          <w:sz w:val="18"/>
+        </w:rPr>
+        <w:t>flowchart LR</w:t>
+        <w:br/>
+      </w:r>
+      <w:r>
+        <w:rPr>
+          <w:rFonts w:ascii="D2Coding" w:hAnsi="D2Coding" w:eastAsia="D2Coding" w:cs="D2Coding"/>
+          <w:sz w:val="18"/>
+        </w:rPr>
+        <w:t xml:space="preserve">    S["Site&lt;br/&gt;5"] --&gt; C["Core&lt;br/&gt;5"] --&gt; SL["Slide&lt;br/&gt;10"] --&gt; VP["Viewpoint&lt;br/&gt;452"]</w:t>
+        <w:br/>
+      </w:r>
+      <w:r>
+        <w:rPr>
+          <w:rFonts w:ascii="D2Coding" w:hAnsi="D2Coding" w:eastAsia="D2Coding" w:cs="D2Coding"/>
+          <w:sz w:val="18"/>
+        </w:rPr>
+        <w:t xml:space="preserve">    VP --&gt; F["Frame&lt;br/&gt;1,318&lt;br/&gt;&lt;small&gt;평균 2.9장/시야&lt;/small&gt;"]</w:t>
+        <w:br/>
+      </w:r>
+      <w:r>
+        <w:rPr>
+          <w:rFonts w:ascii="D2Coding" w:hAnsi="D2Coding" w:eastAsia="D2Coding" w:cs="D2Coding"/>
+          <w:sz w:val="18"/>
+        </w:rPr>
+        <w:t xml:space="preserve">    VP --&gt; ST["Stack&lt;br/&gt;317&lt;br/&gt;&lt;small&gt;싱글턴 135는 없다&lt;/small&gt;"]</w:t>
+        <w:br/>
+      </w:r>
+      <w:r>
+        <w:rPr>
+          <w:rFonts w:ascii="D2Coding" w:hAnsi="D2Coding" w:eastAsia="D2Coding" w:cs="D2Coding"/>
+          <w:sz w:val="18"/>
+        </w:rPr>
+        <w:t xml:space="preserve">    VP --&gt; VR["ViewpointReview&lt;br/&gt;432&lt;br/&gt;&lt;small&gt;완료 395&lt;/small&gt;"]</w:t>
+        <w:br/>
+      </w:r>
+      <w:r>
+        <w:rPr>
+          <w:rFonts w:ascii="D2Coding" w:hAnsi="D2Coding" w:eastAsia="D2Coding" w:cs="D2Coding"/>
+          <w:sz w:val="18"/>
+        </w:rPr>
+        <w:t xml:space="preserve">    VP --&gt; IM["Image&lt;br/&gt;1,952&lt;br/&gt;&lt;small&gt;프레임 1,318 · 합성본 317 · 깊이맵 317&lt;/small&gt;"]</w:t>
+        <w:br/>
+      </w:r>
+      <w:r>
+        <w:rPr>
+          <w:rFonts w:ascii="D2Coding" w:hAnsi="D2Coding" w:eastAsia="D2Coding" w:cs="D2Coding"/>
+          <w:sz w:val="18"/>
+        </w:rPr>
+        <w:t xml:space="preserve">    IM --&gt; OR["ObjectReview&lt;br/&gt;6,738"]</w:t>
+        <w:br/>
+      </w:r>
+      <w:r>
+        <w:rPr>
+          <w:rFonts w:ascii="D2Coding" w:hAnsi="D2Coding" w:eastAsia="D2Coding" w:cs="D2Coding"/>
+          <w:sz w:val="18"/>
+        </w:rPr>
+        <w:t xml:space="preserve">    IM --&gt; D["Detection&lt;br/&gt;2,076"] --&gt; CA["Candidate&lt;br/&gt;91,603&lt;br/&gt;&lt;small&gt;평균 44개/검출&lt;/small&gt;"]</w:t>
+        <w:br/>
+      </w:r>
+      <w:r>
+        <w:rPr>
+          <w:rFonts w:ascii="D2Coding" w:hAnsi="D2Coding" w:eastAsia="D2Coding" w:cs="D2Coding"/>
+          <w:sz w:val="18"/>
+        </w:rPr>
+        <w:t xml:space="preserve">    RB["RunBatch&lt;br/&gt;2"] --&gt; R["Run&lt;br/&gt;171"]</w:t>
       </w:r>
     </w:p>
     <w:p>
@@ -4925,14 +5963,14 @@
           <w:rFonts w:ascii="맑은 고딕" w:hAnsi="맑은 고딕" w:eastAsia="맑은 고딕" w:cs="맑은 고딕"/>
           <w:b/>
         </w:rPr>
-        <w:t>`Viewpoint` 448 대 `Stack` 317</w:t>
+        <w:t>`Viewpoint` 452 대 `Stack` 317</w:t>
       </w:r>
       <w:r>
         <w:rPr>
           <w:rFonts w:ascii="맑은 고딕" w:hAnsi="맑은 고딕" w:eastAsia="맑은 고딕" w:cs="맑은 고딕"/>
           <w:b w:val="0"/>
         </w:rPr>
-        <w:t xml:space="preserve"> — 131개 시야는 사진이 한 장뿐이라(싱글턴) 합성할 것이 없다. 그때는 그 한 장으로 검출을 돌린다.</w:t>
+        <w:t xml:space="preserve"> — 135개 시야는 사진이 한 장뿐이라(싱글턴) 합성할 것이 없다. 그때는 그 한 장으로 검출을 돌린다.</w:t>
       </w:r>
     </w:p>
     <w:p>
@@ -4944,14 +5982,47 @@
           <w:rFonts w:ascii="맑은 고딕" w:hAnsi="맑은 고딕" w:eastAsia="맑은 고딕" w:cs="맑은 고딕"/>
           <w:b/>
         </w:rPr>
-        <w:t>`Detection` 3,705 대 `Viewpoint` 448</w:t>
+        <w:t>`Image` 1,952 = 프레임 1,318 + 합성본 317 + 깊이맵 317.</w:t>
       </w:r>
       <w:r>
         <w:rPr>
           <w:rFonts w:ascii="맑은 고딕" w:hAnsi="맑은 고딕" w:eastAsia="맑은 고딕" w:cs="맑은 고딕"/>
           <w:b w:val="0"/>
         </w:rPr>
-        <w:t xml:space="preserve"> — 한 시야에 여러 묶음(SAM2·YOLO 1차· 2차)의 검출이 쌓여 있다. 그중 </w:t>
+        <w:t xml:space="preserve"> 파일 하나에 행 하나다. </w:t>
+      </w:r>
+      <w:r>
+        <w:rPr>
+          <w:rFonts w:ascii="맑은 고딕" w:hAnsi="맑은 고딕" w:eastAsia="맑은 고딕" w:cs="맑은 고딕"/>
+          <w:b/>
+        </w:rPr>
+        <w:t>깊이맵에는 검출이 붙지 않는다</w:t>
+      </w:r>
+      <w:r>
+        <w:rPr>
+          <w:rFonts w:ascii="맑은 고딕" w:hAnsi="맑은 고딕" w:eastAsia="맑은 고딕" w:cs="맑은 고딕"/>
+          <w:b w:val="0"/>
+        </w:rPr>
+        <w:t xml:space="preserve"> — 종류가 스키마에 적혀 있다.</w:t>
+      </w:r>
+    </w:p>
+    <w:p>
+      <w:pPr>
+        <w:pStyle w:val="ListBullet"/>
+      </w:pPr>
+      <w:r>
+        <w:rPr>
+          <w:rFonts w:ascii="맑은 고딕" w:hAnsi="맑은 고딕" w:eastAsia="맑은 고딕" w:cs="맑은 고딕"/>
+          <w:b/>
+        </w:rPr>
+        <w:t>`Detection` 2,076 대 `Image` 1,952</w:t>
+      </w:r>
+      <w:r>
+        <w:rPr>
+          <w:rFonts w:ascii="맑은 고딕" w:hAnsi="맑은 고딕" w:eastAsia="맑은 고딕" w:cs="맑은 고딕"/>
+          <w:b w:val="0"/>
+        </w:rPr>
+        <w:t xml:space="preserve"> — 한 이미지에 여러 묶음(SAM2·YOLO 3차)의 검출이 쌓인다. </w:t>
       </w:r>
       <w:r>
         <w:rPr>
@@ -4966,21 +6037,21 @@
           <w:rFonts w:ascii="맑은 고딕" w:hAnsi="맑은 고딕" w:eastAsia="맑은 고딕" w:cs="맑은 고딕"/>
           <w:b w:val="0"/>
         </w:rPr>
-        <w:t xml:space="preserve"> 는 시야마다 </w:t>
+        <w:t xml:space="preserve"> 는 </w:t>
       </w:r>
       <w:r>
         <w:rPr>
           <w:rFonts w:ascii="맑은 고딕" w:hAnsi="맑은 고딕" w:eastAsia="맑은 고딕" w:cs="맑은 고딕"/>
           <w:b/>
         </w:rPr>
-        <w:t>정확히 하나</w:t>
+        <w:t>시야마다</w:t>
       </w:r>
       <w:r>
         <w:rPr>
           <w:rFonts w:ascii="맑은 고딕" w:hAnsi="맑은 고딕" w:eastAsia="맑은 고딕" w:cs="맑은 고딕"/>
           <w:b w:val="0"/>
         </w:rPr>
-        <w:t>다.</w:t>
+        <w:t xml:space="preserve"> 정확히 하나다.</w:t>
       </w:r>
     </w:p>
     <w:p>
@@ -4992,14 +6063,14 @@
           <w:rFonts w:ascii="맑은 고딕" w:hAnsi="맑은 고딕" w:eastAsia="맑은 고딕" w:cs="맑은 고딕"/>
           <w:b/>
         </w:rPr>
-        <w:t>`ObjectReview` 6,753</w:t>
+        <w:t>`ObjectReview` 6,738</w:t>
       </w:r>
       <w:r>
         <w:rPr>
           <w:rFonts w:ascii="맑은 고딕" w:hAnsi="맑은 고딕" w:eastAsia="맑은 고딕" w:cs="맑은 고딕"/>
           <w:b w:val="0"/>
         </w:rPr>
-        <w:t xml:space="preserve"> — 삭제 5,467 · 되살림 637 · 분류 지정 1,254 · 메모 2. 바인딩은 전부 </w:t>
+        <w:t xml:space="preserve"> — 삭제 5,452 · 되살림 640 · 분류 지정 1,255 · 메모 2. 바인딩은 전부 </w:t>
       </w:r>
       <w:r>
         <w:rPr>

--- a/docs/20260804_db-erd.docx
+++ b/docs/20260804_db-erd.docx
@@ -375,136 +375,41 @@
     </w:p>
     <w:p>
       <w:pPr>
-        <w:spacing w:before="80" w:after="160"/>
-        <w:ind w:left="280"/>
-        <w:shd w:val="clear" w:fill="F4F5F7"/>
+        <w:jc w:val="center"/>
       </w:pPr>
       <w:r>
-        <w:rPr>
-          <w:rFonts w:ascii="D2Coding" w:hAnsi="D2Coding" w:eastAsia="D2Coding" w:cs="D2Coding"/>
-          <w:sz w:val="18"/>
-        </w:rPr>
-        <w:t>erDiagram</w:t>
-        <w:br/>
-      </w:r>
-      <w:r>
-        <w:rPr>
-          <w:rFonts w:ascii="D2Coding" w:hAnsi="D2Coding" w:eastAsia="D2Coding" w:cs="D2Coding"/>
-          <w:sz w:val="18"/>
-        </w:rPr>
-        <w:t xml:space="preserve">    Site ||--o{ Core : cores</w:t>
-        <w:br/>
-      </w:r>
-      <w:r>
-        <w:rPr>
-          <w:rFonts w:ascii="D2Coding" w:hAnsi="D2Coding" w:eastAsia="D2Coding" w:cs="D2Coding"/>
-          <w:sz w:val="18"/>
-        </w:rPr>
-        <w:t xml:space="preserve">    Core ||--o{ Slide : slides</w:t>
-        <w:br/>
-      </w:r>
-      <w:r>
-        <w:rPr>
-          <w:rFonts w:ascii="D2Coding" w:hAnsi="D2Coding" w:eastAsia="D2Coding" w:cs="D2Coding"/>
-          <w:sz w:val="18"/>
-        </w:rPr>
-        <w:t xml:space="preserve">    Slide ||--o{ Viewpoint : viewpoints</w:t>
-        <w:br/>
-      </w:r>
-      <w:r>
-        <w:rPr>
-          <w:rFonts w:ascii="D2Coding" w:hAnsi="D2Coding" w:eastAsia="D2Coding" w:cs="D2Coding"/>
-          <w:sz w:val="18"/>
-        </w:rPr>
-        <w:t xml:space="preserve">    Slide ||--o{ Frame : frames</w:t>
-        <w:br/>
-      </w:r>
-      <w:r>
-        <w:rPr>
-          <w:rFonts w:ascii="D2Coding" w:hAnsi="D2Coding" w:eastAsia="D2Coding" w:cs="D2Coding"/>
-          <w:sz w:val="18"/>
-        </w:rPr>
-        <w:t xml:space="preserve">    Slide ||--o{ Run : runs</w:t>
-        <w:br/>
-      </w:r>
-      <w:r>
-        <w:rPr>
-          <w:rFonts w:ascii="D2Coding" w:hAnsi="D2Coding" w:eastAsia="D2Coding" w:cs="D2Coding"/>
-          <w:sz w:val="18"/>
-        </w:rPr>
-        <w:t xml:space="preserve">    RunBatch ||--o{ Run : runs</w:t>
-        <w:br/>
-      </w:r>
-      <w:r>
-        <w:rPr>
-          <w:rFonts w:ascii="D2Coding" w:hAnsi="D2Coding" w:eastAsia="D2Coding" w:cs="D2Coding"/>
-          <w:sz w:val="18"/>
-        </w:rPr>
-        <w:t xml:space="preserve">    Viewpoint ||--o{ Frame : frames</w:t>
-        <w:br/>
-      </w:r>
-      <w:r>
-        <w:rPr>
-          <w:rFonts w:ascii="D2Coding" w:hAnsi="D2Coding" w:eastAsia="D2Coding" w:cs="D2Coding"/>
-          <w:sz w:val="18"/>
-        </w:rPr>
-        <w:t xml:space="preserve">    Viewpoint ||--|| Stack : stack</w:t>
-        <w:br/>
-      </w:r>
-      <w:r>
-        <w:rPr>
-          <w:rFonts w:ascii="D2Coding" w:hAnsi="D2Coding" w:eastAsia="D2Coding" w:cs="D2Coding"/>
-          <w:sz w:val="18"/>
-        </w:rPr>
-        <w:t xml:space="preserve">    Viewpoint ||--o{ Image : images</w:t>
-        <w:br/>
-      </w:r>
-      <w:r>
-        <w:rPr>
-          <w:rFonts w:ascii="D2Coding" w:hAnsi="D2Coding" w:eastAsia="D2Coding" w:cs="D2Coding"/>
-          <w:sz w:val="18"/>
-        </w:rPr>
-        <w:t xml:space="preserve">    Frame ||--|| Image : image</w:t>
-        <w:br/>
-      </w:r>
-      <w:r>
-        <w:rPr>
-          <w:rFonts w:ascii="D2Coding" w:hAnsi="D2Coding" w:eastAsia="D2Coding" w:cs="D2Coding"/>
-          <w:sz w:val="18"/>
-        </w:rPr>
-        <w:t xml:space="preserve">    Stack ||--o{ Image : images</w:t>
-        <w:br/>
-      </w:r>
-      <w:r>
-        <w:rPr>
-          <w:rFonts w:ascii="D2Coding" w:hAnsi="D2Coding" w:eastAsia="D2Coding" w:cs="D2Coding"/>
-          <w:sz w:val="18"/>
-        </w:rPr>
-        <w:t xml:space="preserve">    Viewpoint ||--|| ViewpointReview : review</w:t>
-        <w:br/>
-      </w:r>
-      <w:r>
-        <w:rPr>
-          <w:rFonts w:ascii="D2Coding" w:hAnsi="D2Coding" w:eastAsia="D2Coding" w:cs="D2Coding"/>
-          <w:sz w:val="18"/>
-        </w:rPr>
-        <w:t xml:space="preserve">    Run ||--o{ Stack : stacks</w:t>
-        <w:br/>
-      </w:r>
-      <w:r>
-        <w:rPr>
-          <w:rFonts w:ascii="D2Coding" w:hAnsi="D2Coding" w:eastAsia="D2Coding" w:cs="D2Coding"/>
-          <w:sz w:val="18"/>
-        </w:rPr>
-        <w:t xml:space="preserve">    Run ||--o{ Viewpoint : viewpoints</w:t>
-        <w:br/>
-      </w:r>
-      <w:r>
-        <w:rPr>
-          <w:rFonts w:ascii="D2Coding" w:hAnsi="D2Coding" w:eastAsia="D2Coding" w:cs="D2Coding"/>
-          <w:sz w:val="18"/>
-        </w:rPr>
-        <w:t xml:space="preserve">    Frame ||--o{ Stack : ref_of</w:t>
+        <w:drawing>
+          <wp:inline xmlns:a="http://schemas.openxmlformats.org/drawingml/2006/main" xmlns:pic="http://schemas.openxmlformats.org/drawingml/2006/picture">
+            <wp:extent cx="5388218" cy="9072000"/>
+            <wp:docPr id="2" name="Picture 2"/>
+            <wp:cNvGraphicFramePr>
+              <a:graphicFrameLocks noChangeAspect="1"/>
+            </wp:cNvGraphicFramePr>
+            <a:graphic>
+              <a:graphicData uri="http://schemas.openxmlformats.org/drawingml/2006/picture">
+                <pic:pic>
+                  <pic:nvPicPr>
+                    <pic:cNvPr id="0" name="mermaid-c163a68c7a7e.png"/>
+                    <pic:cNvPicPr/>
+                  </pic:nvPicPr>
+                  <pic:blipFill>
+                    <a:blip r:embed="rId10"/>
+                    <a:stretch>
+                      <a:fillRect/>
+                    </a:stretch>
+                  </pic:blipFill>
+                  <pic:spPr>
+                    <a:xfrm>
+                      <a:off x="0" y="0"/>
+                      <a:ext cx="5388218" cy="9072000"/>
+                    </a:xfrm>
+                    <a:prstGeom prst="rect"/>
+                  </pic:spPr>
+                </pic:pic>
+              </a:graphicData>
+            </a:graphic>
+          </wp:inline>
+        </w:drawing>
       </w:r>
     </w:p>
     <w:p>
@@ -642,279 +547,41 @@
     </w:p>
     <w:p>
       <w:pPr>
-        <w:spacing w:before="80" w:after="160"/>
-        <w:ind w:left="280"/>
-        <w:shd w:val="clear" w:fill="F4F5F7"/>
+        <w:jc w:val="center"/>
       </w:pPr>
       <w:r>
-        <w:rPr>
-          <w:rFonts w:ascii="D2Coding" w:hAnsi="D2Coding" w:eastAsia="D2Coding" w:cs="D2Coding"/>
-          <w:sz w:val="18"/>
-        </w:rPr>
-        <w:t>erDiagram</w:t>
-        <w:br/>
-      </w:r>
-      <w:r>
-        <w:rPr>
-          <w:rFonts w:ascii="D2Coding" w:hAnsi="D2Coding" w:eastAsia="D2Coding" w:cs="D2Coding"/>
-          <w:sz w:val="18"/>
-        </w:rPr>
-        <w:t xml:space="preserve">    Image ||--o{ Detection : detections</w:t>
-        <w:br/>
-      </w:r>
-      <w:r>
-        <w:rPr>
-          <w:rFonts w:ascii="D2Coding" w:hAnsi="D2Coding" w:eastAsia="D2Coding" w:cs="D2Coding"/>
-          <w:sz w:val="18"/>
-        </w:rPr>
-        <w:t xml:space="preserve">    Image ||--o{ ObjectReview : object_reviews</w:t>
-        <w:br/>
-      </w:r>
-      <w:r>
-        <w:rPr>
-          <w:rFonts w:ascii="D2Coding" w:hAnsi="D2Coding" w:eastAsia="D2Coding" w:cs="D2Coding"/>
-          <w:sz w:val="18"/>
-        </w:rPr>
-        <w:t xml:space="preserve">    Viewpoint ||--o{ Detection : detections</w:t>
-        <w:br/>
-      </w:r>
-      <w:r>
-        <w:rPr>
-          <w:rFonts w:ascii="D2Coding" w:hAnsi="D2Coding" w:eastAsia="D2Coding" w:cs="D2Coding"/>
-          <w:sz w:val="18"/>
-        </w:rPr>
-        <w:t xml:space="preserve">    Viewpoint ||--o{ ObjectReview : object_reviews</w:t>
-        <w:br/>
-      </w:r>
-      <w:r>
-        <w:rPr>
-          <w:rFonts w:ascii="D2Coding" w:hAnsi="D2Coding" w:eastAsia="D2Coding" w:cs="D2Coding"/>
-          <w:sz w:val="18"/>
-        </w:rPr>
-        <w:t xml:space="preserve">    Run ||--o{ Detection : detections</w:t>
-        <w:br/>
-      </w:r>
-      <w:r>
-        <w:rPr>
-          <w:rFonts w:ascii="D2Coding" w:hAnsi="D2Coding" w:eastAsia="D2Coding" w:cs="D2Coding"/>
-          <w:sz w:val="18"/>
-        </w:rPr>
-        <w:t xml:space="preserve">    ThresholdSet ||--o{ Detection : detections</w:t>
-        <w:br/>
-      </w:r>
-      <w:r>
-        <w:rPr>
-          <w:rFonts w:ascii="D2Coding" w:hAnsi="D2Coding" w:eastAsia="D2Coding" w:cs="D2Coding"/>
-          <w:sz w:val="18"/>
-        </w:rPr>
-        <w:t xml:space="preserve">    Detection ||--o{ Candidate : candidates</w:t>
-        <w:br/>
-      </w:r>
-      <w:r>
-        <w:rPr>
-          <w:rFonts w:ascii="D2Coding" w:hAnsi="D2Coding" w:eastAsia="D2Coding" w:cs="D2Coding"/>
-          <w:sz w:val="18"/>
-        </w:rPr>
-        <w:t xml:space="preserve">    Detection ||--o{ Detection : supersedes</w:t>
-        <w:br/>
-      </w:r>
-      <w:r>
-        <w:rPr>
-          <w:rFonts w:ascii="D2Coding" w:hAnsi="D2Coding" w:eastAsia="D2Coding" w:cs="D2Coding"/>
-          <w:sz w:val="18"/>
-        </w:rPr>
-        <w:t xml:space="preserve">    Candidate ||--o{ ObjectReview : reviews</w:t>
-        <w:br/>
-      </w:r>
-      <w:r>
-        <w:rPr>
-          <w:rFonts w:ascii="D2Coding" w:hAnsi="D2Coding" w:eastAsia="D2Coding" w:cs="D2Coding"/>
-          <w:sz w:val="18"/>
-        </w:rPr>
-        <w:br/>
-      </w:r>
-      <w:r>
-        <w:rPr>
-          <w:rFonts w:ascii="D2Coding" w:hAnsi="D2Coding" w:eastAsia="D2Coding" w:cs="D2Coding"/>
-          <w:sz w:val="18"/>
-        </w:rPr>
-        <w:t xml:space="preserve">    Image {</w:t>
-        <w:br/>
-      </w:r>
-      <w:r>
-        <w:rPr>
-          <w:rFonts w:ascii="D2Coding" w:hAnsi="D2Coding" w:eastAsia="D2Coding" w:cs="D2Coding"/>
-          <w:sz w:val="18"/>
-        </w:rPr>
-        <w:t xml:space="preserve">        string path UK "자연 열쇠"</w:t>
-        <w:br/>
-      </w:r>
-      <w:r>
-        <w:rPr>
-          <w:rFonts w:ascii="D2Coding" w:hAnsi="D2Coding" w:eastAsia="D2Coding" w:cs="D2Coding"/>
-          <w:sz w:val="18"/>
-        </w:rPr>
-        <w:t xml:space="preserve">        string kind "stack|frame|depth"</w:t>
-        <w:br/>
-      </w:r>
-      <w:r>
-        <w:rPr>
-          <w:rFonts w:ascii="D2Coding" w:hAnsi="D2Coding" w:eastAsia="D2Coding" w:cs="D2Coding"/>
-          <w:sz w:val="18"/>
-        </w:rPr>
-        <w:t xml:space="preserve">    }</w:t>
-        <w:br/>
-      </w:r>
-      <w:r>
-        <w:rPr>
-          <w:rFonts w:ascii="D2Coding" w:hAnsi="D2Coding" w:eastAsia="D2Coding" w:cs="D2Coding"/>
-          <w:sz w:val="18"/>
-        </w:rPr>
-        <w:t xml:space="preserve">    Detection {</w:t>
-        <w:br/>
-      </w:r>
-      <w:r>
-        <w:rPr>
-          <w:rFonts w:ascii="D2Coding" w:hAnsi="D2Coding" w:eastAsia="D2Coding" w:cs="D2Coding"/>
-          <w:sz w:val="18"/>
-        </w:rPr>
-        <w:t xml:space="preserve">        int image FK "NOT NULL"</w:t>
-        <w:br/>
-      </w:r>
-      <w:r>
-        <w:rPr>
-          <w:rFonts w:ascii="D2Coding" w:hAnsi="D2Coding" w:eastAsia="D2Coding" w:cs="D2Coding"/>
-          <w:sz w:val="18"/>
-        </w:rPr>
-        <w:t xml:space="preserve">        bool is_current "뷰어가 볼 것"</w:t>
-        <w:br/>
-      </w:r>
-      <w:r>
-        <w:rPr>
-          <w:rFonts w:ascii="D2Coding" w:hAnsi="D2Coding" w:eastAsia="D2Coding" w:cs="D2Coding"/>
-          <w:sz w:val="18"/>
-        </w:rPr>
-        <w:t xml:space="preserve">    }</w:t>
-        <w:br/>
-      </w:r>
-      <w:r>
-        <w:rPr>
-          <w:rFonts w:ascii="D2Coding" w:hAnsi="D2Coding" w:eastAsia="D2Coding" w:cs="D2Coding"/>
-          <w:sz w:val="18"/>
-        </w:rPr>
-        <w:t xml:space="preserve">    Candidate {</w:t>
-        <w:br/>
-      </w:r>
-      <w:r>
-        <w:rPr>
-          <w:rFonts w:ascii="D2Coding" w:hAnsi="D2Coding" w:eastAsia="D2Coding" w:cs="D2Coding"/>
-          <w:sz w:val="18"/>
-        </w:rPr>
-        <w:t xml:space="preserve">        string mask_key UK "detection 안에서"</w:t>
-        <w:br/>
-      </w:r>
-      <w:r>
-        <w:rPr>
-          <w:rFonts w:ascii="D2Coding" w:hAnsi="D2Coding" w:eastAsia="D2Coding" w:cs="D2Coding"/>
-          <w:sz w:val="18"/>
-        </w:rPr>
-        <w:t xml:space="preserve">        bool passed "문턱 통과"</w:t>
-        <w:br/>
-      </w:r>
-      <w:r>
-        <w:rPr>
-          <w:rFonts w:ascii="D2Coding" w:hAnsi="D2Coding" w:eastAsia="D2Coding" w:cs="D2Coding"/>
-          <w:sz w:val="18"/>
-        </w:rPr>
-        <w:t xml:space="preserve">        string cls</w:t>
-        <w:br/>
-      </w:r>
-      <w:r>
-        <w:rPr>
-          <w:rFonts w:ascii="D2Coding" w:hAnsi="D2Coding" w:eastAsia="D2Coding" w:cs="D2Coding"/>
-          <w:sz w:val="18"/>
-        </w:rPr>
-        <w:t xml:space="preserve">    }</w:t>
-        <w:br/>
-      </w:r>
-      <w:r>
-        <w:rPr>
-          <w:rFonts w:ascii="D2Coding" w:hAnsi="D2Coding" w:eastAsia="D2Coding" w:cs="D2Coding"/>
-          <w:sz w:val="18"/>
-        </w:rPr>
-        <w:t xml:space="preserve">    ObjectReview {</w:t>
-        <w:br/>
-      </w:r>
-      <w:r>
-        <w:rPr>
-          <w:rFonts w:ascii="D2Coding" w:hAnsi="D2Coding" w:eastAsia="D2Coding" w:cs="D2Coding"/>
-          <w:sz w:val="18"/>
-        </w:rPr>
-        <w:t xml:space="preserve">        string mask_key UK "image 안에서"</w:t>
-        <w:br/>
-      </w:r>
-      <w:r>
-        <w:rPr>
-          <w:rFonts w:ascii="D2Coding" w:hAnsi="D2Coding" w:eastAsia="D2Coding" w:cs="D2Coding"/>
-          <w:sz w:val="18"/>
-        </w:rPr>
-        <w:t xml:space="preserve">        json geom "스스로 든 기하"</w:t>
-        <w:br/>
-      </w:r>
-      <w:r>
-        <w:rPr>
-          <w:rFonts w:ascii="D2Coding" w:hAnsi="D2Coding" w:eastAsia="D2Coding" w:cs="D2Coding"/>
-          <w:sz w:val="18"/>
-        </w:rPr>
-        <w:t xml:space="preserve">        bool removed</w:t>
-        <w:br/>
-      </w:r>
-      <w:r>
-        <w:rPr>
-          <w:rFonts w:ascii="D2Coding" w:hAnsi="D2Coding" w:eastAsia="D2Coding" w:cs="D2Coding"/>
-          <w:sz w:val="18"/>
-        </w:rPr>
-        <w:t xml:space="preserve">        bool accepted</w:t>
-        <w:br/>
-      </w:r>
-      <w:r>
-        <w:rPr>
-          <w:rFonts w:ascii="D2Coding" w:hAnsi="D2Coding" w:eastAsia="D2Coding" w:cs="D2Coding"/>
-          <w:sz w:val="18"/>
-        </w:rPr>
-        <w:t xml:space="preserve">    }</w:t>
-        <w:br/>
-      </w:r>
-      <w:r>
-        <w:rPr>
-          <w:rFonts w:ascii="D2Coding" w:hAnsi="D2Coding" w:eastAsia="D2Coding" w:cs="D2Coding"/>
-          <w:sz w:val="18"/>
-        </w:rPr>
-        <w:t xml:space="preserve">    CD["ClassDef"] {</w:t>
-        <w:br/>
-      </w:r>
-      <w:r>
-        <w:rPr>
-          <w:rFonts w:ascii="D2Coding" w:hAnsi="D2Coding" w:eastAsia="D2Coding" w:cs="D2Coding"/>
-          <w:sz w:val="18"/>
-        </w:rPr>
-        <w:t xml:space="preserve">        string key UK</w:t>
-        <w:br/>
-      </w:r>
-      <w:r>
-        <w:rPr>
-          <w:rFonts w:ascii="D2Coding" w:hAnsi="D2Coding" w:eastAsia="D2Coding" w:cs="D2Coding"/>
-          <w:sz w:val="18"/>
-        </w:rPr>
-        <w:t xml:space="preserve">        bool counted</w:t>
-        <w:br/>
-      </w:r>
-      <w:r>
-        <w:rPr>
-          <w:rFonts w:ascii="D2Coding" w:hAnsi="D2Coding" w:eastAsia="D2Coding" w:cs="D2Coding"/>
-          <w:sz w:val="18"/>
-        </w:rPr>
-        <w:t xml:space="preserve">    }</w:t>
+        <w:drawing>
+          <wp:inline xmlns:a="http://schemas.openxmlformats.org/drawingml/2006/main" xmlns:pic="http://schemas.openxmlformats.org/drawingml/2006/picture">
+            <wp:extent cx="5940000" cy="3765535"/>
+            <wp:docPr id="3" name="Picture 3"/>
+            <wp:cNvGraphicFramePr>
+              <a:graphicFrameLocks noChangeAspect="1"/>
+            </wp:cNvGraphicFramePr>
+            <a:graphic>
+              <a:graphicData uri="http://schemas.openxmlformats.org/drawingml/2006/picture">
+                <pic:pic>
+                  <pic:nvPicPr>
+                    <pic:cNvPr id="0" name="mermaid-5ea0a70ff2f2.png"/>
+                    <pic:cNvPicPr/>
+                  </pic:nvPicPr>
+                  <pic:blipFill>
+                    <a:blip r:embed="rId11"/>
+                    <a:stretch>
+                      <a:fillRect/>
+                    </a:stretch>
+                  </pic:blipFill>
+                  <pic:spPr>
+                    <a:xfrm>
+                      <a:off x="0" y="0"/>
+                      <a:ext cx="5940000" cy="3765535"/>
+                    </a:xfrm>
+                    <a:prstGeom prst="rect"/>
+                  </pic:spPr>
+                </pic:pic>
+              </a:graphicData>
+            </a:graphic>
+          </wp:inline>
+        </w:drawing>
       </w:r>
     </w:p>
     <w:p>
@@ -1077,7 +744,7 @@
         <w:drawing>
           <wp:inline xmlns:a="http://schemas.openxmlformats.org/drawingml/2006/main" xmlns:pic="http://schemas.openxmlformats.org/drawingml/2006/picture">
             <wp:extent cx="5940000" cy="2886445"/>
-            <wp:docPr id="2" name="Picture 2"/>
+            <wp:docPr id="4" name="Picture 4"/>
             <wp:cNvGraphicFramePr>
               <a:graphicFrameLocks noChangeAspect="1"/>
             </wp:cNvGraphicFramePr>
@@ -1089,7 +756,7 @@
                     <pic:cNvPicPr/>
                   </pic:nvPicPr>
                   <pic:blipFill>
-                    <a:blip r:embed="rId10"/>
+                    <a:blip r:embed="rId12"/>
                     <a:stretch>
                       <a:fillRect/>
                     </a:stretch>
@@ -5878,80 +5545,41 @@
     </w:p>
     <w:p>
       <w:pPr>
-        <w:spacing w:before="80" w:after="160"/>
-        <w:ind w:left="280"/>
-        <w:shd w:val="clear" w:fill="F4F5F7"/>
+        <w:jc w:val="center"/>
       </w:pPr>
       <w:r>
-        <w:rPr>
-          <w:rFonts w:ascii="D2Coding" w:hAnsi="D2Coding" w:eastAsia="D2Coding" w:cs="D2Coding"/>
-          <w:sz w:val="18"/>
-        </w:rPr>
-        <w:t>flowchart LR</w:t>
-        <w:br/>
-      </w:r>
-      <w:r>
-        <w:rPr>
-          <w:rFonts w:ascii="D2Coding" w:hAnsi="D2Coding" w:eastAsia="D2Coding" w:cs="D2Coding"/>
-          <w:sz w:val="18"/>
-        </w:rPr>
-        <w:t xml:space="preserve">    S["Site&lt;br/&gt;5"] --&gt; C["Core&lt;br/&gt;5"] --&gt; SL["Slide&lt;br/&gt;10"] --&gt; VP["Viewpoint&lt;br/&gt;452"]</w:t>
-        <w:br/>
-      </w:r>
-      <w:r>
-        <w:rPr>
-          <w:rFonts w:ascii="D2Coding" w:hAnsi="D2Coding" w:eastAsia="D2Coding" w:cs="D2Coding"/>
-          <w:sz w:val="18"/>
-        </w:rPr>
-        <w:t xml:space="preserve">    VP --&gt; F["Frame&lt;br/&gt;1,318&lt;br/&gt;&lt;small&gt;평균 2.9장/시야&lt;/small&gt;"]</w:t>
-        <w:br/>
-      </w:r>
-      <w:r>
-        <w:rPr>
-          <w:rFonts w:ascii="D2Coding" w:hAnsi="D2Coding" w:eastAsia="D2Coding" w:cs="D2Coding"/>
-          <w:sz w:val="18"/>
-        </w:rPr>
-        <w:t xml:space="preserve">    VP --&gt; ST["Stack&lt;br/&gt;317&lt;br/&gt;&lt;small&gt;싱글턴 135는 없다&lt;/small&gt;"]</w:t>
-        <w:br/>
-      </w:r>
-      <w:r>
-        <w:rPr>
-          <w:rFonts w:ascii="D2Coding" w:hAnsi="D2Coding" w:eastAsia="D2Coding" w:cs="D2Coding"/>
-          <w:sz w:val="18"/>
-        </w:rPr>
-        <w:t xml:space="preserve">    VP --&gt; VR["ViewpointReview&lt;br/&gt;432&lt;br/&gt;&lt;small&gt;완료 395&lt;/small&gt;"]</w:t>
-        <w:br/>
-      </w:r>
-      <w:r>
-        <w:rPr>
-          <w:rFonts w:ascii="D2Coding" w:hAnsi="D2Coding" w:eastAsia="D2Coding" w:cs="D2Coding"/>
-          <w:sz w:val="18"/>
-        </w:rPr>
-        <w:t xml:space="preserve">    VP --&gt; IM["Image&lt;br/&gt;1,952&lt;br/&gt;&lt;small&gt;프레임 1,318 · 합성본 317 · 깊이맵 317&lt;/small&gt;"]</w:t>
-        <w:br/>
-      </w:r>
-      <w:r>
-        <w:rPr>
-          <w:rFonts w:ascii="D2Coding" w:hAnsi="D2Coding" w:eastAsia="D2Coding" w:cs="D2Coding"/>
-          <w:sz w:val="18"/>
-        </w:rPr>
-        <w:t xml:space="preserve">    IM --&gt; OR["ObjectReview&lt;br/&gt;6,738"]</w:t>
-        <w:br/>
-      </w:r>
-      <w:r>
-        <w:rPr>
-          <w:rFonts w:ascii="D2Coding" w:hAnsi="D2Coding" w:eastAsia="D2Coding" w:cs="D2Coding"/>
-          <w:sz w:val="18"/>
-        </w:rPr>
-        <w:t xml:space="preserve">    IM --&gt; D["Detection&lt;br/&gt;2,076"] --&gt; CA["Candidate&lt;br/&gt;91,603&lt;br/&gt;&lt;small&gt;평균 44개/검출&lt;/small&gt;"]</w:t>
-        <w:br/>
-      </w:r>
-      <w:r>
-        <w:rPr>
-          <w:rFonts w:ascii="D2Coding" w:hAnsi="D2Coding" w:eastAsia="D2Coding" w:cs="D2Coding"/>
-          <w:sz w:val="18"/>
-        </w:rPr>
-        <w:t xml:space="preserve">    RB["RunBatch&lt;br/&gt;2"] --&gt; R["Run&lt;br/&gt;171"]</w:t>
+        <w:drawing>
+          <wp:inline xmlns:a="http://schemas.openxmlformats.org/drawingml/2006/main" xmlns:pic="http://schemas.openxmlformats.org/drawingml/2006/picture">
+            <wp:extent cx="5940000" cy="2916964"/>
+            <wp:docPr id="5" name="Picture 5"/>
+            <wp:cNvGraphicFramePr>
+              <a:graphicFrameLocks noChangeAspect="1"/>
+            </wp:cNvGraphicFramePr>
+            <a:graphic>
+              <a:graphicData uri="http://schemas.openxmlformats.org/drawingml/2006/picture">
+                <pic:pic>
+                  <pic:nvPicPr>
+                    <pic:cNvPr id="0" name="mermaid-42bc8cfb90b8.png"/>
+                    <pic:cNvPicPr/>
+                  </pic:nvPicPr>
+                  <pic:blipFill>
+                    <a:blip r:embed="rId13"/>
+                    <a:stretch>
+                      <a:fillRect/>
+                    </a:stretch>
+                  </pic:blipFill>
+                  <pic:spPr>
+                    <a:xfrm>
+                      <a:off x="0" y="0"/>
+                      <a:ext cx="5940000" cy="2916964"/>
+                    </a:xfrm>
+                    <a:prstGeom prst="rect"/>
+                  </pic:spPr>
+                </pic:pic>
+              </a:graphicData>
+            </a:graphic>
+          </wp:inline>
+        </w:drawing>
       </w:r>
     </w:p>
     <w:p>

--- a/docs/20260804_db-erd.docx
+++ b/docs/20260804_db-erd.docx
@@ -46,7 +46,21 @@
           <w:rFonts w:ascii="맑은 고딕" w:hAnsi="맑은 고딕" w:eastAsia="맑은 고딕" w:cs="맑은 고딕"/>
           <w:b w:val="0"/>
         </w:rPr>
-        <w:t xml:space="preserve"> 반영 2026-08-05 — P06 · devlog 055)</w:t>
+        <w:t xml:space="preserve"> 반영 2026-08-05 — P06 · devlog 055 · </w:t>
+      </w:r>
+      <w:r>
+        <w:rPr>
+          <w:rFonts w:ascii="맑은 고딕" w:hAnsi="맑은 고딕" w:eastAsia="맑은 고딕" w:cs="맑은 고딕"/>
+          <w:b/>
+        </w:rPr>
+        <w:t>층 개편 2026-08-06 — `Locality`·`Sample`, devlog 063</w:t>
+      </w:r>
+      <w:r>
+        <w:rPr>
+          <w:rFonts w:ascii="맑은 고딕" w:hAnsi="맑은 고딕" w:eastAsia="맑은 고딕" w:cs="맑은 고딕"/>
+          <w:b w:val="0"/>
+        </w:rPr>
+        <w:t>)</w:t>
       </w:r>
     </w:p>
     <w:p>
@@ -58,7 +72,7 @@
           <w:rFonts w:ascii="맑은 고딕" w:hAnsi="맑은 고딕" w:eastAsia="맑은 고딕" w:cs="맑은 고딕"/>
           <w:b w:val="0"/>
         </w:rPr>
-        <w:t xml:space="preserve">테이블 16개와 그 사이의 관계 25개를 그린다. 각 칸의 뜻과 근거는 </w:t>
+        <w:t xml:space="preserve">테이블 18개와 그 사이의 관계를 그린다. 각 칸의 뜻과 근거는 </w:t>
       </w:r>
       <w:r>
         <w:rPr>
@@ -168,7 +182,7 @@
           <w:rFonts w:ascii="맑은 고딕" w:hAnsi="맑은 고딕" w:eastAsia="맑은 고딕" w:cs="맑은 고딕"/>
           <w:b/>
         </w:rPr>
-        <w:t>지역 → 코어 → 슬라이드 → 시야 → 사진.</w:t>
+        <w:t>지역 → 지점 → 시료 → 관찰 → 시야 → 사진.</w:t>
       </w:r>
       <w:r>
         <w:rPr>
@@ -190,7 +204,41 @@
           <w:rFonts w:ascii="맑은 고딕" w:hAnsi="맑은 고딕" w:eastAsia="맑은 고딕" w:cs="맑은 고딕"/>
           <w:b w:val="0"/>
         </w:rPr>
-        <w:t xml:space="preserve"> 을 통짜 문자열로 두지 않고 갈라 담은 결과이고, 그래야 "같은 코어에서 깊이에 따른 군집 변화" 나 "지역별 차이" 를 질의할 수 있다.</w:t>
+        <w:t xml:space="preserve"> 을 통짜 문자열로 두지 않고 갈라 담은 결과이고, 그래야 "같은 지점에서 위치에 따른 군집 변화" 나 "지역별 차이" 를 질의할 수 있다.</w:t>
+      </w:r>
+    </w:p>
+    <w:p>
+      <w:pPr>
+        <w:spacing w:after="140"/>
+      </w:pPr>
+      <w:r>
+        <w:rPr>
+          <w:rFonts w:ascii="맑은 고딕" w:hAnsi="맑은 고딕" w:eastAsia="맑은 고딕" w:cs="맑은 고딕"/>
+          <w:b/>
+        </w:rPr>
+        <w:t>지점(`Locality`)의 예전 이름이 `Core` 였고, 시료(`Sample`)는 2026-08-06 에 생겼다</w:t>
+      </w:r>
+      <w:r>
+        <w:rPr>
+          <w:rFonts w:ascii="맑은 고딕" w:hAnsi="맑은 고딕" w:eastAsia="맑은 고딕" w:cs="맑은 고딕"/>
+          <w:b w:val="0"/>
+        </w:rPr>
+        <w:t xml:space="preserve"> (devlog 063). 그전에는 </w:t>
+      </w:r>
+      <w:r>
+        <w:rPr>
+          <w:rFonts w:ascii="D2Coding" w:hAnsi="D2Coding" w:eastAsia="D2Coding" w:cs="D2Coding"/>
+          <w:color w:val="C0362C"/>
+          <w:sz w:val="19"/>
+        </w:rPr>
+        <w:t>Slide</w:t>
+      </w:r>
+      <w:r>
+        <w:rPr>
+          <w:rFonts w:ascii="맑은 고딕" w:hAnsi="맑은 고딕" w:eastAsia="맑은 고딕" w:cs="맑은 고딕"/>
+          <w:b w:val="0"/>
+        </w:rPr>
+        <w:t xml:space="preserve"> 하나가 시료와 관찰을 겸했다.</w:t>
       </w:r>
     </w:p>
     <w:p>
@@ -200,7 +248,7 @@
       <w:r>
         <w:drawing>
           <wp:inline xmlns:a="http://schemas.openxmlformats.org/drawingml/2006/main" xmlns:pic="http://schemas.openxmlformats.org/drawingml/2006/picture">
-            <wp:extent cx="5940000" cy="2363877"/>
+            <wp:extent cx="5940000" cy="2159311"/>
             <wp:docPr id="1" name="Picture 1"/>
             <wp:cNvGraphicFramePr>
               <a:graphicFrameLocks noChangeAspect="1"/>
@@ -209,7 +257,7 @@
               <a:graphicData uri="http://schemas.openxmlformats.org/drawingml/2006/picture">
                 <pic:pic>
                   <pic:nvPicPr>
-                    <pic:cNvPr id="0" name="mermaid-0d0a2772278e.png"/>
+                    <pic:cNvPr id="0" name="mermaid-0084b1dd002d.png"/>
                     <pic:cNvPicPr/>
                   </pic:nvPicPr>
                   <pic:blipFill>
@@ -221,7 +269,7 @@
                   <pic:spPr>
                     <a:xfrm>
                       <a:off x="0" y="0"/>
-                      <a:ext cx="5940000" cy="2363877"/>
+                      <a:ext cx="5940000" cy="2159311"/>
                     </a:xfrm>
                     <a:prstGeom prst="rect"/>
                   </pic:spPr>
@@ -380,7 +428,7 @@
       <w:r>
         <w:drawing>
           <wp:inline xmlns:a="http://schemas.openxmlformats.org/drawingml/2006/main" xmlns:pic="http://schemas.openxmlformats.org/drawingml/2006/picture">
-            <wp:extent cx="5388218" cy="9072000"/>
+            <wp:extent cx="4760674" cy="9072000"/>
             <wp:docPr id="2" name="Picture 2"/>
             <wp:cNvGraphicFramePr>
               <a:graphicFrameLocks noChangeAspect="1"/>
@@ -389,7 +437,7 @@
               <a:graphicData uri="http://schemas.openxmlformats.org/drawingml/2006/picture">
                 <pic:pic>
                   <pic:nvPicPr>
-                    <pic:cNvPr id="0" name="mermaid-c163a68c7a7e.png"/>
+                    <pic:cNvPr id="0" name="mermaid-78ca4f5612ed.png"/>
                     <pic:cNvPicPr/>
                   </pic:nvPicPr>
                   <pic:blipFill>
@@ -401,7 +449,7 @@
                   <pic:spPr>
                     <a:xfrm>
                       <a:off x="0" y="0"/>
-                      <a:ext cx="5388218" cy="9072000"/>
+                      <a:ext cx="4760674" cy="9072000"/>
                     </a:xfrm>
                     <a:prstGeom prst="rect"/>
                   </pic:spPr>
@@ -1258,7 +1306,7 @@
                 <w:color w:val="C0362C"/>
                 <w:sz w:val="19"/>
               </w:rPr>
-              <w:t>Core</w:t>
+              <w:t>Locality</w:t>
             </w:r>
           </w:p>
         </w:tc>
@@ -1351,7 +1399,118 @@
                 <w:color w:val="C0362C"/>
                 <w:sz w:val="19"/>
               </w:rPr>
-              <w:t>cores</w:t>
+              <w:t>localities</w:t>
+            </w:r>
+          </w:p>
+        </w:tc>
+      </w:tr>
+      <w:tr>
+        <w:tc>
+          <w:tcPr>
+            <w:tcW w:type="dxa" w:w="1377"/>
+          </w:tcPr>
+          <w:p>
+            <w:r/>
+            <w:r>
+              <w:rPr>
+                <w:rFonts w:ascii="D2Coding" w:hAnsi="D2Coding" w:eastAsia="D2Coding" w:cs="D2Coding"/>
+                <w:color w:val="C0362C"/>
+                <w:sz w:val="19"/>
+              </w:rPr>
+              <w:t>Sample</w:t>
+            </w:r>
+          </w:p>
+        </w:tc>
+        <w:tc>
+          <w:tcPr>
+            <w:tcW w:type="dxa" w:w="1377"/>
+          </w:tcPr>
+          <w:p>
+            <w:r/>
+            <w:r>
+              <w:rPr>
+                <w:rFonts w:ascii="D2Coding" w:hAnsi="D2Coding" w:eastAsia="D2Coding" w:cs="D2Coding"/>
+                <w:color w:val="C0362C"/>
+                <w:sz w:val="19"/>
+              </w:rPr>
+              <w:t>locality</w:t>
+            </w:r>
+          </w:p>
+        </w:tc>
+        <w:tc>
+          <w:tcPr>
+            <w:tcW w:type="dxa" w:w="1377"/>
+          </w:tcPr>
+          <w:p>
+            <w:r/>
+            <w:r>
+              <w:rPr>
+                <w:rFonts w:ascii="D2Coding" w:hAnsi="D2Coding" w:eastAsia="D2Coding" w:cs="D2Coding"/>
+                <w:color w:val="C0362C"/>
+                <w:sz w:val="19"/>
+              </w:rPr>
+              <w:t>Locality</w:t>
+            </w:r>
+          </w:p>
+        </w:tc>
+        <w:tc>
+          <w:tcPr>
+            <w:tcW w:type="dxa" w:w="1377"/>
+          </w:tcPr>
+          <w:p>
+            <w:r/>
+            <w:r>
+              <w:rPr>
+                <w:rFonts w:ascii="맑은 고딕" w:hAnsi="맑은 고딕" w:eastAsia="맑은 고딕" w:cs="맑은 고딕"/>
+                <w:b w:val="0"/>
+              </w:rPr>
+              <w:t>N:1</w:t>
+            </w:r>
+          </w:p>
+        </w:tc>
+        <w:tc>
+          <w:tcPr>
+            <w:tcW w:type="dxa" w:w="1377"/>
+          </w:tcPr>
+          <w:p>
+            <w:r/>
+            <w:r>
+              <w:rPr>
+                <w:rFonts w:ascii="맑은 고딕" w:hAnsi="맑은 고딕" w:eastAsia="맑은 고딕" w:cs="맑은 고딕"/>
+                <w:b w:val="0"/>
+              </w:rPr>
+              <w:t>필수</w:t>
+            </w:r>
+          </w:p>
+        </w:tc>
+        <w:tc>
+          <w:tcPr>
+            <w:tcW w:type="dxa" w:w="1377"/>
+          </w:tcPr>
+          <w:p>
+            <w:r/>
+            <w:r>
+              <w:rPr>
+                <w:rFonts w:ascii="맑은 고딕" w:hAnsi="맑은 고딕" w:eastAsia="맑은 고딕" w:cs="맑은 고딕"/>
+                <w:b/>
+              </w:rPr>
+              <w:t>CASCADE</w:t>
+            </w:r>
+          </w:p>
+        </w:tc>
+        <w:tc>
+          <w:tcPr>
+            <w:tcW w:type="dxa" w:w="1377"/>
+          </w:tcPr>
+          <w:p>
+            <w:r/>
+            <w:r>
+              <w:rPr>
+                <w:rFonts w:ascii="D2Coding" w:hAnsi="D2Coding" w:eastAsia="D2Coding" w:cs="D2Coding"/>
+                <w:color w:val="C0362C"/>
+                <w:sz w:val="19"/>
+              </w:rPr>
+              <w:t>samples</w:t>
             </w:r>
           </w:p>
         </w:tc>
@@ -1385,7 +1544,7 @@
                 <w:color w:val="C0362C"/>
                 <w:sz w:val="19"/>
               </w:rPr>
-              <w:t>core</w:t>
+              <w:t>sample</w:t>
             </w:r>
           </w:p>
         </w:tc>
@@ -1401,7 +1560,7 @@
                 <w:color w:val="C0362C"/>
                 <w:sz w:val="19"/>
               </w:rPr>
-              <w:t>Core</w:t>
+              <w:t>Sample</w:t>
             </w:r>
           </w:p>
         </w:tc>
@@ -1444,7 +1603,7 @@
             <w:r>
               <w:rPr>
                 <w:rFonts w:ascii="맑은 고딕" w:hAnsi="맑은 고딕" w:eastAsia="맑은 고딕" w:cs="맑은 고딕"/>
-                <w:b w:val="0"/>
+                <w:b/>
               </w:rPr>
               <w:t>SET_NULL</w:t>
             </w:r>
@@ -4729,7 +4888,7 @@
                 <w:color w:val="C0362C"/>
                 <w:sz w:val="19"/>
               </w:rPr>
-              <w:t>Core</w:t>
+              <w:t>Locality</w:t>
             </w:r>
           </w:p>
         </w:tc>
@@ -4769,6 +4928,70 @@
                 <w:sz w:val="19"/>
               </w:rPr>
               <w:t>GC03</w:t>
+            </w:r>
+            <w:r>
+              <w:rPr>
+                <w:rFonts w:ascii="맑은 고딕" w:hAnsi="맑은 고딕" w:eastAsia="맑은 고딕" w:cs="맑은 고딕"/>
+                <w:b w:val="0"/>
+              </w:rPr>
+              <w:t xml:space="preserve"> 이 겹쳐도 된다</w:t>
+            </w:r>
+          </w:p>
+        </w:tc>
+      </w:tr>
+      <w:tr>
+        <w:tc>
+          <w:tcPr>
+            <w:tcW w:type="dxa" w:w="3213"/>
+          </w:tcPr>
+          <w:p>
+            <w:r/>
+            <w:r>
+              <w:rPr>
+                <w:rFonts w:ascii="D2Coding" w:hAnsi="D2Coding" w:eastAsia="D2Coding" w:cs="D2Coding"/>
+                <w:color w:val="C0362C"/>
+                <w:sz w:val="19"/>
+              </w:rPr>
+              <w:t>Sample</w:t>
+            </w:r>
+          </w:p>
+        </w:tc>
+        <w:tc>
+          <w:tcPr>
+            <w:tcW w:type="dxa" w:w="3213"/>
+          </w:tcPr>
+          <w:p>
+            <w:r/>
+            <w:r>
+              <w:rPr>
+                <w:rFonts w:ascii="D2Coding" w:hAnsi="D2Coding" w:eastAsia="D2Coding" w:cs="D2Coding"/>
+                <w:color w:val="C0362C"/>
+                <w:sz w:val="19"/>
+              </w:rPr>
+              <w:t>(locality, code)</w:t>
+            </w:r>
+          </w:p>
+        </w:tc>
+        <w:tc>
+          <w:tcPr>
+            <w:tcW w:type="dxa" w:w="3213"/>
+          </w:tcPr>
+          <w:p>
+            <w:r/>
+            <w:r>
+              <w:rPr>
+                <w:rFonts w:ascii="맑은 고딕" w:hAnsi="맑은 고딕" w:eastAsia="맑은 고딕" w:cs="맑은 고딕"/>
+                <w:b w:val="0"/>
+              </w:rPr>
+              <w:t xml:space="preserve">지점이 다르면 </w:t>
+            </w:r>
+            <w:r>
+              <w:rPr>
+                <w:rFonts w:ascii="D2Coding" w:hAnsi="D2Coding" w:eastAsia="D2Coding" w:cs="D2Coding"/>
+                <w:color w:val="C0362C"/>
+                <w:sz w:val="19"/>
+              </w:rPr>
+              <w:t>71cm</w:t>
             </w:r>
             <w:r>
               <w:rPr>
@@ -5183,6 +5406,55 @@
                 <w:color w:val="C0362C"/>
                 <w:sz w:val="19"/>
               </w:rPr>
+              <w:t>Sample</w:t>
+            </w:r>
+          </w:p>
+        </w:tc>
+        <w:tc>
+          <w:tcPr>
+            <w:tcW w:type="dxa" w:w="3213"/>
+          </w:tcPr>
+          <w:p>
+            <w:r/>
+            <w:r>
+              <w:rPr>
+                <w:rFonts w:ascii="D2Coding" w:hAnsi="D2Coding" w:eastAsia="D2Coding" w:cs="D2Coding"/>
+                <w:color w:val="C0362C"/>
+                <w:sz w:val="19"/>
+              </w:rPr>
+              <w:t>(locality, depth_cm)</w:t>
+            </w:r>
+          </w:p>
+        </w:tc>
+        <w:tc>
+          <w:tcPr>
+            <w:tcW w:type="dxa" w:w="3213"/>
+          </w:tcPr>
+          <w:p>
+            <w:r/>
+            <w:r>
+              <w:rPr>
+                <w:rFonts w:ascii="맑은 고딕" w:hAnsi="맑은 고딕" w:eastAsia="맑은 고딕" w:cs="맑은 고딕"/>
+                <w:b w:val="0"/>
+              </w:rPr>
+              <w:t>지점 안에서 깊이순</w:t>
+            </w:r>
+          </w:p>
+        </w:tc>
+      </w:tr>
+      <w:tr>
+        <w:tc>
+          <w:tcPr>
+            <w:tcW w:type="dxa" w:w="3213"/>
+          </w:tcPr>
+          <w:p>
+            <w:r/>
+            <w:r>
+              <w:rPr>
+                <w:rFonts w:ascii="D2Coding" w:hAnsi="D2Coding" w:eastAsia="D2Coding" w:cs="D2Coding"/>
+                <w:color w:val="C0362C"/>
+                <w:sz w:val="19"/>
+              </w:rPr>
               <w:t>Slide</w:t>
             </w:r>
           </w:p>
@@ -5199,7 +5471,7 @@
                 <w:color w:val="C0362C"/>
                 <w:sz w:val="19"/>
               </w:rPr>
-              <w:t>(core, depth_cm)</w:t>
+              <w:t>(sample, obs_no)</w:t>
             </w:r>
           </w:p>
         </w:tc>
@@ -5214,7 +5486,7 @@
                 <w:rFonts w:ascii="맑은 고딕" w:hAnsi="맑은 고딕" w:eastAsia="맑은 고딕" w:cs="맑은 고딕"/>
                 <w:b w:val="0"/>
               </w:rPr>
-              <w:t>코어 안에서 깊이순</w:t>
+              <w:t>시료 안에서 관찰 번호순</w:t>
             </w:r>
           </w:p>
         </w:tc>
@@ -5528,7 +5800,7 @@
           <w:b w:val="0"/>
           <w:color w:val="1A1D23"/>
         </w:rPr>
-        <w:t>4. 카디널리티 실측 (2026-08-05)</w:t>
+        <w:t>4. 카디널리티 실측 (2026-08-06)</w:t>
       </w:r>
     </w:p>
     <w:p>
@@ -5550,7 +5822,7 @@
       <w:r>
         <w:drawing>
           <wp:inline xmlns:a="http://schemas.openxmlformats.org/drawingml/2006/main" xmlns:pic="http://schemas.openxmlformats.org/drawingml/2006/picture">
-            <wp:extent cx="5940000" cy="2916964"/>
+            <wp:extent cx="5940000" cy="2560867"/>
             <wp:docPr id="5" name="Picture 5"/>
             <wp:cNvGraphicFramePr>
               <a:graphicFrameLocks noChangeAspect="1"/>
@@ -5559,7 +5831,7 @@
               <a:graphicData uri="http://schemas.openxmlformats.org/drawingml/2006/picture">
                 <pic:pic>
                   <pic:nvPicPr>
-                    <pic:cNvPr id="0" name="mermaid-42bc8cfb90b8.png"/>
+                    <pic:cNvPr id="0" name="mermaid-752c44c7e444.png"/>
                     <pic:cNvPicPr/>
                   </pic:nvPicPr>
                   <pic:blipFill>
@@ -5571,7 +5843,7 @@
                   <pic:spPr>
                     <a:xfrm>
                       <a:off x="0" y="0"/>
-                      <a:ext cx="5940000" cy="2916964"/>
+                      <a:ext cx="5940000" cy="2560867"/>
                     </a:xfrm>
                     <a:prstGeom prst="rect"/>
                   </pic:spPr>
